--- a/exercises/Bài tập 036 - Câu hỏi đuôi.docx
+++ b/exercises/Bài tập 036 - Câu hỏi đuôi.docx
@@ -4,1297 +4,7139 @@
   <w:body>
     <w:p>
       <w:pPr>
-        <w:pStyle w:val="Title"/>
+        <w:keepNext/>
+        <w:shd w:val="clear" w:color="000000" w:fill="auto"/>
+        <w:spacing w:after="240"/>
         <w:jc w:val="center"/>
         <w:rPr>
-          <w:rFonts w:ascii="Arial" w:hAnsi="Arial" w:cs="Arial"/>
+          <w:rFonts w:eastAsiaTheme="majorEastAsia"/>
           <w:b/>
+          <w:color w:val="000000"/>
+          <w:spacing w:val="-10"/>
+          <w:kern w:val="28"/>
           <w:sz w:val="32"/>
-        </w:rPr>
-      </w:pPr>
-      <w:r>
-        <w:rPr>
-          <w:rFonts w:ascii="Arial" w:hAnsi="Arial" w:cs="Arial"/>
+          <w:szCs w:val="56"/>
+        </w:rPr>
+      </w:pPr>
+      <w:r>
+        <w:rPr>
+          <w:rFonts w:eastAsiaTheme="majorEastAsia"/>
           <w:b/>
+          <w:color w:val="000000"/>
+          <w:spacing w:val="-10"/>
+          <w:kern w:val="28"/>
           <w:sz w:val="32"/>
+          <w:szCs w:val="56"/>
         </w:rPr>
         <w:t>BÀI TẬP NGÀY 36</w:t>
       </w:r>
     </w:p>
     <w:p>
       <w:pPr>
-        <w:pStyle w:val="Title"/>
+        <w:keepNext/>
+        <w:shd w:val="clear" w:color="000000" w:fill="auto"/>
+        <w:spacing w:after="200"/>
         <w:jc w:val="center"/>
         <w:rPr>
-          <w:rFonts w:ascii="Arial" w:hAnsi="Arial" w:cs="Arial"/>
+          <w:rFonts w:eastAsiaTheme="majorEastAsia"/>
           <w:b/>
-          <w:sz w:val="36"/>
-        </w:rPr>
-      </w:pPr>
-      <w:r>
-        <w:rPr>
-          <w:rFonts w:ascii="Arial" w:hAnsi="Arial" w:cs="Arial"/>
+          <w:color w:val="000000"/>
+          <w:spacing w:val="-10"/>
+          <w:kern w:val="28"/>
+          <w:sz w:val="26"/>
+          <w:szCs w:val="56"/>
+        </w:rPr>
+      </w:pPr>
+      <w:r>
+        <w:rPr>
+          <w:rFonts w:eastAsiaTheme="majorEastAsia"/>
           <w:b/>
-          <w:sz w:val="36"/>
+          <w:color w:val="000000"/>
+          <w:spacing w:val="-10"/>
+          <w:kern w:val="28"/>
+          <w:sz w:val="26"/>
+          <w:szCs w:val="56"/>
         </w:rPr>
         <w:t>CÂU HỎI ĐUÔI</w:t>
       </w:r>
     </w:p>
     <w:p>
-      <w:r>
-        <w:t>Họ và tên: __________________________                         Điểm: ________/100</w:t>
-      </w:r>
-    </w:p>
-    <w:p>
-      <w:pPr>
-        <w:pStyle w:val="Heading1"/>
-      </w:pPr>
-      <w:r>
+      <w:pPr>
+        <w:keepNext/>
+        <w:shd w:val="clear" w:color="000000" w:fill="auto"/>
+        <w:spacing w:after="60"/>
+        <w:rPr>
+          <w:rFonts w:eastAsiaTheme="majorEastAsia"/>
+          <w:color w:val="000000"/>
+          <w:spacing w:val="-10"/>
+          <w:kern w:val="28"/>
+          <w:sz w:val="22"/>
+          <w:szCs w:val="56"/>
+        </w:rPr>
+      </w:pPr>
+      <w:r>
+        <w:rPr>
+          <w:rFonts w:eastAsiaTheme="majorEastAsia"/>
+          <w:color w:val="000000"/>
+          <w:spacing w:val="-10"/>
+          <w:kern w:val="28"/>
+          <w:sz w:val="22"/>
+          <w:szCs w:val="56"/>
+        </w:rPr>
+        <w:t>Họ và tên: __________________________    Điểm: ________/100</w:t>
+      </w:r>
+    </w:p>
+    <w:p>
+      <w:pPr>
+        <w:keepNext/>
+        <w:shd w:val="clear" w:color="000000" w:fill="auto"/>
+        <w:spacing w:after="60"/>
+        <w:rPr>
+          <w:rFonts w:eastAsiaTheme="majorEastAsia"/>
+          <w:color w:val="000000"/>
+          <w:spacing w:val="-10"/>
+          <w:kern w:val="28"/>
+          <w:sz w:val="22"/>
+          <w:szCs w:val="56"/>
+        </w:rPr>
+      </w:pPr>
+      <w:r>
+        <w:rPr>
+          <w:rFonts w:eastAsiaTheme="majorEastAsia"/>
+          <w:color w:val="000000"/>
+          <w:spacing w:val="-10"/>
+          <w:kern w:val="28"/>
+          <w:sz w:val="22"/>
+          <w:szCs w:val="56"/>
+        </w:rPr>
+        <w:t>Phạm vi kiến thức: Bài học ngày 36.</w:t>
+      </w:r>
+    </w:p>
+    <w:p>
+      <w:pPr>
+        <w:keepNext/>
+        <w:shd w:val="clear" w:color="000000" w:fill="auto"/>
+        <w:spacing w:after="60"/>
+        <w:rPr>
+          <w:rFonts w:eastAsiaTheme="majorEastAsia"/>
+          <w:color w:val="000000"/>
+          <w:spacing w:val="-10"/>
+          <w:kern w:val="28"/>
+          <w:sz w:val="22"/>
+          <w:szCs w:val="56"/>
+        </w:rPr>
+      </w:pPr>
+      <w:r>
+        <w:rPr>
+          <w:rFonts w:eastAsiaTheme="majorEastAsia"/>
+          <w:color w:val="000000"/>
+          <w:spacing w:val="-10"/>
+          <w:kern w:val="28"/>
+          <w:sz w:val="22"/>
+          <w:szCs w:val="56"/>
+        </w:rPr>
+        <w:t>Thời gian làm bài dự kiến: 75 phút. Tổng số: 100 câu/ý — 100 điểm.</w:t>
+      </w:r>
+    </w:p>
+    <w:p>
+      <w:pPr>
+        <w:keepNext/>
+        <w:shd w:val="clear" w:color="000000" w:fill="auto"/>
+        <w:spacing w:after="60"/>
+        <w:rPr>
+          <w:rFonts w:eastAsiaTheme="majorEastAsia"/>
+          <w:i/>
+          <w:color w:val="000000"/>
+          <w:spacing w:val="-10"/>
+          <w:kern w:val="28"/>
+          <w:sz w:val="22"/>
+          <w:szCs w:val="56"/>
+        </w:rPr>
+      </w:pPr>
+      <w:r>
+        <w:rPr>
+          <w:rFonts w:eastAsiaTheme="majorEastAsia"/>
+          <w:i/>
+          <w:color w:val="000000"/>
+          <w:spacing w:val="-10"/>
+          <w:kern w:val="28"/>
+          <w:sz w:val="22"/>
+          <w:szCs w:val="56"/>
+        </w:rPr>
+        <w:t>Hướng dẫn chung: Làm lần lượt từng phần, viết rõ ràng và kiểm tra lại đáp án trước khi nộp.</w:t>
+      </w:r>
+    </w:p>
+    <w:p>
+      <w:pPr>
+        <w:keepNext/>
+        <w:shd w:val="clear" w:color="000000" w:fill="auto"/>
+        <w:spacing w:before="80" w:after="80"/>
+        <w:rPr>
+          <w:rFonts w:eastAsiaTheme="majorEastAsia"/>
+          <w:b/>
+          <w:color w:val="000000"/>
+          <w:spacing w:val="-10"/>
+          <w:kern w:val="28"/>
+          <w:szCs w:val="56"/>
+        </w:rPr>
+      </w:pPr>
+      <w:r>
+        <w:rPr>
+          <w:rFonts w:eastAsiaTheme="majorEastAsia"/>
+          <w:b/>
+          <w:color w:val="000000"/>
+          <w:spacing w:val="-10"/>
+          <w:kern w:val="28"/>
+          <w:szCs w:val="56"/>
+        </w:rPr>
         <w:t>PHẦN 1. CHỌN ĐÁP ÁN ĐÚNG (10 điểm)</w:t>
       </w:r>
     </w:p>
     <w:p>
-      <w:r>
-        <w:t>1. She is a teacher, ______?   A. is she   B. isn't she   C. doesn't she</w:t>
-      </w:r>
-    </w:p>
-    <w:p>
-      <w:r>
-        <w:t>2. They don't live here, ______?   A. do they   B. don't they   C. are they</w:t>
-      </w:r>
-    </w:p>
-    <w:p>
-      <w:r>
-        <w:t>3. Nam likes football, ______?   A. isn't he   B. doesn't he   C. didn't he</w:t>
-      </w:r>
-    </w:p>
-    <w:p>
-      <w:r>
-        <w:t>4. You went out yesterday, ______?   A. don't you   B. weren't you   C. didn't you</w:t>
-      </w:r>
-    </w:p>
-    <w:p>
-      <w:r>
-        <w:t>5. Lan can swim, ______?   A. can't she   B. doesn't she   C. isn't she</w:t>
-      </w:r>
-    </w:p>
-    <w:p>
-      <w:r>
-        <w:t>6. He hasn't finished, ______?   A. hasn't he   B. has he   C. does he</w:t>
-      </w:r>
-    </w:p>
-    <w:p>
-      <w:r>
-        <w:t>7. I am late, ______?   A. am I   B. amn't I   C. aren't I</w:t>
-      </w:r>
-    </w:p>
-    <w:p>
-      <w:r>
-        <w:t>8. Let's go home, ______?   A. will we   B. shall we   C. do we</w:t>
-      </w:r>
-    </w:p>
-    <w:p>
-      <w:r>
-        <w:t>9. Open the window, ______?   A. will you   B. do you   C. shall we</w:t>
-      </w:r>
-    </w:p>
-    <w:p>
-      <w:r>
-        <w:t>10. There is a problem, ______?   A. is it   B. isn't there   C. doesn't there</w:t>
-      </w:r>
-    </w:p>
-    <w:p>
-      <w:pPr>
-        <w:pStyle w:val="Heading1"/>
-      </w:pPr>
-      <w:r>
+      <w:pPr>
+        <w:keepNext/>
+        <w:shd w:val="clear" w:color="000000" w:fill="auto"/>
+        <w:spacing w:after="80"/>
+        <w:rPr>
+          <w:rFonts w:eastAsiaTheme="majorEastAsia"/>
+          <w:i/>
+          <w:color w:val="000000"/>
+          <w:spacing w:val="-10"/>
+          <w:kern w:val="28"/>
+          <w:sz w:val="22"/>
+          <w:szCs w:val="56"/>
+        </w:rPr>
+      </w:pPr>
+      <w:r>
+        <w:rPr>
+          <w:rFonts w:eastAsiaTheme="majorEastAsia"/>
+          <w:i/>
+          <w:color w:val="000000"/>
+          <w:spacing w:val="-10"/>
+          <w:kern w:val="28"/>
+          <w:sz w:val="22"/>
+          <w:szCs w:val="56"/>
+        </w:rPr>
+        <w:t>Hướng dẫn: Chọn phương án đúng nhất cho mỗi câu.</w:t>
+      </w:r>
+    </w:p>
+    <w:p>
+      <w:pPr>
+        <w:keepNext/>
+        <w:shd w:val="clear" w:color="000000" w:fill="auto"/>
+        <w:spacing w:before="120" w:after="60"/>
+        <w:rPr>
+          <w:rFonts w:eastAsiaTheme="majorEastAsia"/>
+          <w:color w:val="000000"/>
+          <w:spacing w:val="-10"/>
+          <w:kern w:val="28"/>
+          <w:sz w:val="22"/>
+          <w:szCs w:val="56"/>
+        </w:rPr>
+      </w:pPr>
+      <w:r>
+        <w:rPr>
+          <w:rFonts w:eastAsiaTheme="majorEastAsia"/>
+          <w:color w:val="000000"/>
+          <w:spacing w:val="-10"/>
+          <w:kern w:val="28"/>
+          <w:sz w:val="22"/>
+          <w:szCs w:val="56"/>
+        </w:rPr>
+        <w:t>1. She is a teacher, ______?</w:t>
+      </w:r>
+    </w:p>
+    <w:p>
+      <w:pPr>
+        <w:keepNext/>
+        <w:shd w:val="clear" w:color="000000" w:fill="auto"/>
+        <w:spacing w:after="40"/>
+        <w:ind w:left="340"/>
+        <w:rPr>
+          <w:rFonts w:eastAsiaTheme="majorEastAsia"/>
+          <w:color w:val="000000"/>
+          <w:spacing w:val="-10"/>
+          <w:kern w:val="28"/>
+          <w:sz w:val="22"/>
+          <w:szCs w:val="56"/>
+        </w:rPr>
+      </w:pPr>
+      <w:r>
+        <w:rPr>
+          <w:rFonts w:eastAsiaTheme="majorEastAsia"/>
+          <w:color w:val="000000"/>
+          <w:spacing w:val="-10"/>
+          <w:kern w:val="28"/>
+          <w:sz w:val="22"/>
+          <w:szCs w:val="56"/>
+        </w:rPr>
+        <w:t>A. is she</w:t>
+      </w:r>
+    </w:p>
+    <w:p>
+      <w:pPr>
+        <w:keepNext/>
+        <w:shd w:val="clear" w:color="000000" w:fill="auto"/>
+        <w:spacing w:after="40"/>
+        <w:ind w:left="340"/>
+        <w:rPr>
+          <w:rFonts w:eastAsiaTheme="majorEastAsia"/>
+          <w:color w:val="000000"/>
+          <w:spacing w:val="-10"/>
+          <w:kern w:val="28"/>
+          <w:sz w:val="22"/>
+          <w:szCs w:val="56"/>
+        </w:rPr>
+      </w:pPr>
+      <w:r>
+        <w:rPr>
+          <w:rFonts w:eastAsiaTheme="majorEastAsia"/>
+          <w:color w:val="000000"/>
+          <w:spacing w:val="-10"/>
+          <w:kern w:val="28"/>
+          <w:sz w:val="22"/>
+          <w:szCs w:val="56"/>
+        </w:rPr>
+        <w:t>B. isn't she</w:t>
+      </w:r>
+    </w:p>
+    <w:p>
+      <w:pPr>
+        <w:keepNext/>
+        <w:shd w:val="clear" w:color="000000" w:fill="auto"/>
+        <w:spacing w:after="40"/>
+        <w:ind w:left="340"/>
+        <w:rPr>
+          <w:rFonts w:eastAsiaTheme="majorEastAsia"/>
+          <w:color w:val="000000"/>
+          <w:spacing w:val="-10"/>
+          <w:kern w:val="28"/>
+          <w:sz w:val="22"/>
+          <w:szCs w:val="56"/>
+        </w:rPr>
+      </w:pPr>
+      <w:r>
+        <w:rPr>
+          <w:rFonts w:eastAsiaTheme="majorEastAsia"/>
+          <w:color w:val="000000"/>
+          <w:spacing w:val="-10"/>
+          <w:kern w:val="28"/>
+          <w:sz w:val="22"/>
+          <w:szCs w:val="56"/>
+        </w:rPr>
+        <w:t>C. doesn't she</w:t>
+      </w:r>
+    </w:p>
+    <w:p>
+      <w:pPr>
+        <w:keepNext/>
+        <w:shd w:val="clear" w:color="000000" w:fill="auto"/>
+        <w:spacing w:before="120" w:after="60"/>
+        <w:rPr>
+          <w:rFonts w:eastAsiaTheme="majorEastAsia"/>
+          <w:color w:val="000000"/>
+          <w:spacing w:val="-10"/>
+          <w:kern w:val="28"/>
+          <w:sz w:val="22"/>
+          <w:szCs w:val="56"/>
+        </w:rPr>
+      </w:pPr>
+      <w:r>
+        <w:rPr>
+          <w:rFonts w:eastAsiaTheme="majorEastAsia"/>
+          <w:color w:val="000000"/>
+          <w:spacing w:val="-10"/>
+          <w:kern w:val="28"/>
+          <w:sz w:val="22"/>
+          <w:szCs w:val="56"/>
+        </w:rPr>
+        <w:t>2. They don't live here, ______?</w:t>
+      </w:r>
+    </w:p>
+    <w:p>
+      <w:pPr>
+        <w:keepNext/>
+        <w:shd w:val="clear" w:color="000000" w:fill="auto"/>
+        <w:spacing w:after="40"/>
+        <w:ind w:left="340"/>
+        <w:rPr>
+          <w:rFonts w:eastAsiaTheme="majorEastAsia"/>
+          <w:color w:val="000000"/>
+          <w:spacing w:val="-10"/>
+          <w:kern w:val="28"/>
+          <w:sz w:val="22"/>
+          <w:szCs w:val="56"/>
+        </w:rPr>
+      </w:pPr>
+      <w:r>
+        <w:rPr>
+          <w:rFonts w:eastAsiaTheme="majorEastAsia"/>
+          <w:color w:val="000000"/>
+          <w:spacing w:val="-10"/>
+          <w:kern w:val="28"/>
+          <w:sz w:val="22"/>
+          <w:szCs w:val="56"/>
+        </w:rPr>
+        <w:t>A. do they</w:t>
+      </w:r>
+    </w:p>
+    <w:p>
+      <w:pPr>
+        <w:keepNext/>
+        <w:shd w:val="clear" w:color="000000" w:fill="auto"/>
+        <w:spacing w:after="40"/>
+        <w:ind w:left="340"/>
+        <w:rPr>
+          <w:rFonts w:eastAsiaTheme="majorEastAsia"/>
+          <w:color w:val="000000"/>
+          <w:spacing w:val="-10"/>
+          <w:kern w:val="28"/>
+          <w:sz w:val="22"/>
+          <w:szCs w:val="56"/>
+        </w:rPr>
+      </w:pPr>
+      <w:r>
+        <w:rPr>
+          <w:rFonts w:eastAsiaTheme="majorEastAsia"/>
+          <w:color w:val="000000"/>
+          <w:spacing w:val="-10"/>
+          <w:kern w:val="28"/>
+          <w:sz w:val="22"/>
+          <w:szCs w:val="56"/>
+        </w:rPr>
+        <w:t>B. don't they</w:t>
+      </w:r>
+    </w:p>
+    <w:p>
+      <w:pPr>
+        <w:keepNext/>
+        <w:shd w:val="clear" w:color="000000" w:fill="auto"/>
+        <w:spacing w:after="40"/>
+        <w:ind w:left="340"/>
+        <w:rPr>
+          <w:rFonts w:eastAsiaTheme="majorEastAsia"/>
+          <w:color w:val="000000"/>
+          <w:spacing w:val="-10"/>
+          <w:kern w:val="28"/>
+          <w:sz w:val="22"/>
+          <w:szCs w:val="56"/>
+        </w:rPr>
+      </w:pPr>
+      <w:r>
+        <w:rPr>
+          <w:rFonts w:eastAsiaTheme="majorEastAsia"/>
+          <w:color w:val="000000"/>
+          <w:spacing w:val="-10"/>
+          <w:kern w:val="28"/>
+          <w:sz w:val="22"/>
+          <w:szCs w:val="56"/>
+        </w:rPr>
+        <w:t>C. are they</w:t>
+      </w:r>
+    </w:p>
+    <w:p>
+      <w:pPr>
+        <w:keepNext/>
+        <w:shd w:val="clear" w:color="000000" w:fill="auto"/>
+        <w:spacing w:before="120" w:after="60"/>
+        <w:rPr>
+          <w:rFonts w:eastAsiaTheme="majorEastAsia"/>
+          <w:color w:val="000000"/>
+          <w:spacing w:val="-10"/>
+          <w:kern w:val="28"/>
+          <w:sz w:val="22"/>
+          <w:szCs w:val="56"/>
+        </w:rPr>
+      </w:pPr>
+      <w:r>
+        <w:rPr>
+          <w:rFonts w:eastAsiaTheme="majorEastAsia"/>
+          <w:color w:val="000000"/>
+          <w:spacing w:val="-10"/>
+          <w:kern w:val="28"/>
+          <w:sz w:val="22"/>
+          <w:szCs w:val="56"/>
+        </w:rPr>
+        <w:t>3. Nam likes football, ______?</w:t>
+      </w:r>
+    </w:p>
+    <w:p>
+      <w:pPr>
+        <w:keepNext/>
+        <w:shd w:val="clear" w:color="000000" w:fill="auto"/>
+        <w:spacing w:after="40"/>
+        <w:ind w:left="340"/>
+        <w:rPr>
+          <w:rFonts w:eastAsiaTheme="majorEastAsia"/>
+          <w:color w:val="000000"/>
+          <w:spacing w:val="-10"/>
+          <w:kern w:val="28"/>
+          <w:sz w:val="22"/>
+          <w:szCs w:val="56"/>
+        </w:rPr>
+      </w:pPr>
+      <w:r>
+        <w:rPr>
+          <w:rFonts w:eastAsiaTheme="majorEastAsia"/>
+          <w:color w:val="000000"/>
+          <w:spacing w:val="-10"/>
+          <w:kern w:val="28"/>
+          <w:sz w:val="22"/>
+          <w:szCs w:val="56"/>
+        </w:rPr>
+        <w:t>A. isn't he</w:t>
+      </w:r>
+    </w:p>
+    <w:p>
+      <w:pPr>
+        <w:keepNext/>
+        <w:shd w:val="clear" w:color="000000" w:fill="auto"/>
+        <w:spacing w:after="40"/>
+        <w:ind w:left="340"/>
+        <w:rPr>
+          <w:rFonts w:eastAsiaTheme="majorEastAsia"/>
+          <w:color w:val="000000"/>
+          <w:spacing w:val="-10"/>
+          <w:kern w:val="28"/>
+          <w:sz w:val="22"/>
+          <w:szCs w:val="56"/>
+        </w:rPr>
+      </w:pPr>
+      <w:r>
+        <w:rPr>
+          <w:rFonts w:eastAsiaTheme="majorEastAsia"/>
+          <w:color w:val="000000"/>
+          <w:spacing w:val="-10"/>
+          <w:kern w:val="28"/>
+          <w:sz w:val="22"/>
+          <w:szCs w:val="56"/>
+        </w:rPr>
+        <w:t>B. doesn't he</w:t>
+      </w:r>
+    </w:p>
+    <w:p>
+      <w:pPr>
+        <w:keepNext/>
+        <w:shd w:val="clear" w:color="000000" w:fill="auto"/>
+        <w:spacing w:after="40"/>
+        <w:ind w:left="340"/>
+        <w:rPr>
+          <w:rFonts w:eastAsiaTheme="majorEastAsia"/>
+          <w:color w:val="000000"/>
+          <w:spacing w:val="-10"/>
+          <w:kern w:val="28"/>
+          <w:sz w:val="22"/>
+          <w:szCs w:val="56"/>
+        </w:rPr>
+      </w:pPr>
+      <w:r>
+        <w:rPr>
+          <w:rFonts w:eastAsiaTheme="majorEastAsia"/>
+          <w:color w:val="000000"/>
+          <w:spacing w:val="-10"/>
+          <w:kern w:val="28"/>
+          <w:sz w:val="22"/>
+          <w:szCs w:val="56"/>
+        </w:rPr>
+        <w:t>C. didn't he</w:t>
+      </w:r>
+    </w:p>
+    <w:p>
+      <w:pPr>
+        <w:keepNext/>
+        <w:shd w:val="clear" w:color="000000" w:fill="auto"/>
+        <w:spacing w:before="120" w:after="60"/>
+        <w:rPr>
+          <w:rFonts w:eastAsiaTheme="majorEastAsia"/>
+          <w:color w:val="000000"/>
+          <w:spacing w:val="-10"/>
+          <w:kern w:val="28"/>
+          <w:sz w:val="22"/>
+          <w:szCs w:val="56"/>
+        </w:rPr>
+      </w:pPr>
+      <w:r>
+        <w:rPr>
+          <w:rFonts w:eastAsiaTheme="majorEastAsia"/>
+          <w:color w:val="000000"/>
+          <w:spacing w:val="-10"/>
+          <w:kern w:val="28"/>
+          <w:sz w:val="22"/>
+          <w:szCs w:val="56"/>
+        </w:rPr>
+        <w:t>4. You went out yesterday, ______?</w:t>
+      </w:r>
+    </w:p>
+    <w:p>
+      <w:pPr>
+        <w:keepNext/>
+        <w:shd w:val="clear" w:color="000000" w:fill="auto"/>
+        <w:spacing w:after="40"/>
+        <w:ind w:left="340"/>
+        <w:rPr>
+          <w:rFonts w:eastAsiaTheme="majorEastAsia"/>
+          <w:color w:val="000000"/>
+          <w:spacing w:val="-10"/>
+          <w:kern w:val="28"/>
+          <w:sz w:val="22"/>
+          <w:szCs w:val="56"/>
+        </w:rPr>
+      </w:pPr>
+      <w:r>
+        <w:rPr>
+          <w:rFonts w:eastAsiaTheme="majorEastAsia"/>
+          <w:color w:val="000000"/>
+          <w:spacing w:val="-10"/>
+          <w:kern w:val="28"/>
+          <w:sz w:val="22"/>
+          <w:szCs w:val="56"/>
+        </w:rPr>
+        <w:t>A. don't you</w:t>
+      </w:r>
+    </w:p>
+    <w:p>
+      <w:pPr>
+        <w:keepNext/>
+        <w:shd w:val="clear" w:color="000000" w:fill="auto"/>
+        <w:spacing w:after="40"/>
+        <w:ind w:left="340"/>
+        <w:rPr>
+          <w:rFonts w:eastAsiaTheme="majorEastAsia"/>
+          <w:color w:val="000000"/>
+          <w:spacing w:val="-10"/>
+          <w:kern w:val="28"/>
+          <w:sz w:val="22"/>
+          <w:szCs w:val="56"/>
+        </w:rPr>
+      </w:pPr>
+      <w:r>
+        <w:rPr>
+          <w:rFonts w:eastAsiaTheme="majorEastAsia"/>
+          <w:color w:val="000000"/>
+          <w:spacing w:val="-10"/>
+          <w:kern w:val="28"/>
+          <w:sz w:val="22"/>
+          <w:szCs w:val="56"/>
+        </w:rPr>
+        <w:t>B. weren't you</w:t>
+      </w:r>
+    </w:p>
+    <w:p>
+      <w:pPr>
+        <w:keepNext/>
+        <w:shd w:val="clear" w:color="000000" w:fill="auto"/>
+        <w:spacing w:after="40"/>
+        <w:ind w:left="340"/>
+        <w:rPr>
+          <w:rFonts w:eastAsiaTheme="majorEastAsia"/>
+          <w:color w:val="000000"/>
+          <w:spacing w:val="-10"/>
+          <w:kern w:val="28"/>
+          <w:sz w:val="22"/>
+          <w:szCs w:val="56"/>
+        </w:rPr>
+      </w:pPr>
+      <w:r>
+        <w:rPr>
+          <w:rFonts w:eastAsiaTheme="majorEastAsia"/>
+          <w:color w:val="000000"/>
+          <w:spacing w:val="-10"/>
+          <w:kern w:val="28"/>
+          <w:sz w:val="22"/>
+          <w:szCs w:val="56"/>
+        </w:rPr>
+        <w:t>C. didn't you</w:t>
+      </w:r>
+    </w:p>
+    <w:p>
+      <w:pPr>
+        <w:keepNext/>
+        <w:shd w:val="clear" w:color="000000" w:fill="auto"/>
+        <w:spacing w:before="120" w:after="60"/>
+        <w:rPr>
+          <w:rFonts w:eastAsiaTheme="majorEastAsia"/>
+          <w:color w:val="000000"/>
+          <w:spacing w:val="-10"/>
+          <w:kern w:val="28"/>
+          <w:sz w:val="22"/>
+          <w:szCs w:val="56"/>
+        </w:rPr>
+      </w:pPr>
+      <w:r>
+        <w:rPr>
+          <w:rFonts w:eastAsiaTheme="majorEastAsia"/>
+          <w:color w:val="000000"/>
+          <w:spacing w:val="-10"/>
+          <w:kern w:val="28"/>
+          <w:sz w:val="22"/>
+          <w:szCs w:val="56"/>
+        </w:rPr>
+        <w:t>5. Lan can swim, ______?</w:t>
+      </w:r>
+    </w:p>
+    <w:p>
+      <w:pPr>
+        <w:keepNext/>
+        <w:shd w:val="clear" w:color="000000" w:fill="auto"/>
+        <w:spacing w:after="40"/>
+        <w:ind w:left="340"/>
+        <w:rPr>
+          <w:rFonts w:eastAsiaTheme="majorEastAsia"/>
+          <w:color w:val="000000"/>
+          <w:spacing w:val="-10"/>
+          <w:kern w:val="28"/>
+          <w:sz w:val="22"/>
+          <w:szCs w:val="56"/>
+        </w:rPr>
+      </w:pPr>
+      <w:r>
+        <w:rPr>
+          <w:rFonts w:eastAsiaTheme="majorEastAsia"/>
+          <w:color w:val="000000"/>
+          <w:spacing w:val="-10"/>
+          <w:kern w:val="28"/>
+          <w:sz w:val="22"/>
+          <w:szCs w:val="56"/>
+        </w:rPr>
+        <w:t>A. can't she</w:t>
+      </w:r>
+    </w:p>
+    <w:p>
+      <w:pPr>
+        <w:keepNext/>
+        <w:shd w:val="clear" w:color="000000" w:fill="auto"/>
+        <w:spacing w:after="40"/>
+        <w:ind w:left="340"/>
+        <w:rPr>
+          <w:rFonts w:eastAsiaTheme="majorEastAsia"/>
+          <w:color w:val="000000"/>
+          <w:spacing w:val="-10"/>
+          <w:kern w:val="28"/>
+          <w:sz w:val="22"/>
+          <w:szCs w:val="56"/>
+        </w:rPr>
+      </w:pPr>
+      <w:r>
+        <w:rPr>
+          <w:rFonts w:eastAsiaTheme="majorEastAsia"/>
+          <w:color w:val="000000"/>
+          <w:spacing w:val="-10"/>
+          <w:kern w:val="28"/>
+          <w:sz w:val="22"/>
+          <w:szCs w:val="56"/>
+        </w:rPr>
+        <w:t>B. doesn't she</w:t>
+      </w:r>
+    </w:p>
+    <w:p>
+      <w:pPr>
+        <w:keepNext/>
+        <w:shd w:val="clear" w:color="000000" w:fill="auto"/>
+        <w:spacing w:after="40"/>
+        <w:ind w:left="340"/>
+        <w:rPr>
+          <w:rFonts w:eastAsiaTheme="majorEastAsia"/>
+          <w:color w:val="000000"/>
+          <w:spacing w:val="-10"/>
+          <w:kern w:val="28"/>
+          <w:sz w:val="22"/>
+          <w:szCs w:val="56"/>
+        </w:rPr>
+      </w:pPr>
+      <w:r>
+        <w:rPr>
+          <w:rFonts w:eastAsiaTheme="majorEastAsia"/>
+          <w:color w:val="000000"/>
+          <w:spacing w:val="-10"/>
+          <w:kern w:val="28"/>
+          <w:sz w:val="22"/>
+          <w:szCs w:val="56"/>
+        </w:rPr>
+        <w:t>C. isn't she</w:t>
+      </w:r>
+    </w:p>
+    <w:p>
+      <w:pPr>
+        <w:keepNext/>
+        <w:shd w:val="clear" w:color="000000" w:fill="auto"/>
+        <w:spacing w:before="120" w:after="60"/>
+        <w:rPr>
+          <w:rFonts w:eastAsiaTheme="majorEastAsia"/>
+          <w:color w:val="000000"/>
+          <w:spacing w:val="-10"/>
+          <w:kern w:val="28"/>
+          <w:sz w:val="22"/>
+          <w:szCs w:val="56"/>
+        </w:rPr>
+      </w:pPr>
+      <w:r>
+        <w:rPr>
+          <w:rFonts w:eastAsiaTheme="majorEastAsia"/>
+          <w:color w:val="000000"/>
+          <w:spacing w:val="-10"/>
+          <w:kern w:val="28"/>
+          <w:sz w:val="22"/>
+          <w:szCs w:val="56"/>
+        </w:rPr>
+        <w:t>6. He hasn't finished, ______?</w:t>
+      </w:r>
+    </w:p>
+    <w:p>
+      <w:pPr>
+        <w:keepNext/>
+        <w:shd w:val="clear" w:color="000000" w:fill="auto"/>
+        <w:spacing w:after="40"/>
+        <w:ind w:left="340"/>
+        <w:rPr>
+          <w:rFonts w:eastAsiaTheme="majorEastAsia"/>
+          <w:color w:val="000000"/>
+          <w:spacing w:val="-10"/>
+          <w:kern w:val="28"/>
+          <w:sz w:val="22"/>
+          <w:szCs w:val="56"/>
+        </w:rPr>
+      </w:pPr>
+      <w:r>
+        <w:rPr>
+          <w:rFonts w:eastAsiaTheme="majorEastAsia"/>
+          <w:color w:val="000000"/>
+          <w:spacing w:val="-10"/>
+          <w:kern w:val="28"/>
+          <w:sz w:val="22"/>
+          <w:szCs w:val="56"/>
+        </w:rPr>
+        <w:t>A. hasn't he</w:t>
+      </w:r>
+    </w:p>
+    <w:p>
+      <w:pPr>
+        <w:keepNext/>
+        <w:shd w:val="clear" w:color="000000" w:fill="auto"/>
+        <w:spacing w:after="40"/>
+        <w:ind w:left="340"/>
+        <w:rPr>
+          <w:rFonts w:eastAsiaTheme="majorEastAsia"/>
+          <w:color w:val="000000"/>
+          <w:spacing w:val="-10"/>
+          <w:kern w:val="28"/>
+          <w:sz w:val="22"/>
+          <w:szCs w:val="56"/>
+        </w:rPr>
+      </w:pPr>
+      <w:r>
+        <w:rPr>
+          <w:rFonts w:eastAsiaTheme="majorEastAsia"/>
+          <w:color w:val="000000"/>
+          <w:spacing w:val="-10"/>
+          <w:kern w:val="28"/>
+          <w:sz w:val="22"/>
+          <w:szCs w:val="56"/>
+        </w:rPr>
+        <w:t>B. has he</w:t>
+      </w:r>
+    </w:p>
+    <w:p>
+      <w:pPr>
+        <w:keepNext/>
+        <w:shd w:val="clear" w:color="000000" w:fill="auto"/>
+        <w:spacing w:after="40"/>
+        <w:ind w:left="340"/>
+        <w:rPr>
+          <w:rFonts w:eastAsiaTheme="majorEastAsia"/>
+          <w:color w:val="000000"/>
+          <w:spacing w:val="-10"/>
+          <w:kern w:val="28"/>
+          <w:sz w:val="22"/>
+          <w:szCs w:val="56"/>
+        </w:rPr>
+      </w:pPr>
+      <w:r>
+        <w:rPr>
+          <w:rFonts w:eastAsiaTheme="majorEastAsia"/>
+          <w:color w:val="000000"/>
+          <w:spacing w:val="-10"/>
+          <w:kern w:val="28"/>
+          <w:sz w:val="22"/>
+          <w:szCs w:val="56"/>
+        </w:rPr>
+        <w:t>C. does he</w:t>
+      </w:r>
+    </w:p>
+    <w:p>
+      <w:pPr>
+        <w:keepNext/>
+        <w:shd w:val="clear" w:color="000000" w:fill="auto"/>
+        <w:spacing w:before="120" w:after="60"/>
+        <w:rPr>
+          <w:rFonts w:eastAsiaTheme="majorEastAsia"/>
+          <w:color w:val="000000"/>
+          <w:spacing w:val="-10"/>
+          <w:kern w:val="28"/>
+          <w:sz w:val="22"/>
+          <w:szCs w:val="56"/>
+        </w:rPr>
+      </w:pPr>
+      <w:r>
+        <w:rPr>
+          <w:rFonts w:eastAsiaTheme="majorEastAsia"/>
+          <w:color w:val="000000"/>
+          <w:spacing w:val="-10"/>
+          <w:kern w:val="28"/>
+          <w:sz w:val="22"/>
+          <w:szCs w:val="56"/>
+        </w:rPr>
+        <w:t>7. I am late, ______?</w:t>
+      </w:r>
+    </w:p>
+    <w:p>
+      <w:pPr>
+        <w:keepNext/>
+        <w:shd w:val="clear" w:color="000000" w:fill="auto"/>
+        <w:spacing w:after="40"/>
+        <w:ind w:left="340"/>
+        <w:rPr>
+          <w:rFonts w:eastAsiaTheme="majorEastAsia"/>
+          <w:color w:val="000000"/>
+          <w:spacing w:val="-10"/>
+          <w:kern w:val="28"/>
+          <w:sz w:val="22"/>
+          <w:szCs w:val="56"/>
+        </w:rPr>
+      </w:pPr>
+      <w:r>
+        <w:rPr>
+          <w:rFonts w:eastAsiaTheme="majorEastAsia"/>
+          <w:color w:val="000000"/>
+          <w:spacing w:val="-10"/>
+          <w:kern w:val="28"/>
+          <w:sz w:val="22"/>
+          <w:szCs w:val="56"/>
+        </w:rPr>
+        <w:t>A. am I</w:t>
+      </w:r>
+    </w:p>
+    <w:p>
+      <w:pPr>
+        <w:keepNext/>
+        <w:shd w:val="clear" w:color="000000" w:fill="auto"/>
+        <w:spacing w:after="40"/>
+        <w:ind w:left="340"/>
+        <w:rPr>
+          <w:rFonts w:eastAsiaTheme="majorEastAsia"/>
+          <w:color w:val="000000"/>
+          <w:spacing w:val="-10"/>
+          <w:kern w:val="28"/>
+          <w:sz w:val="22"/>
+          <w:szCs w:val="56"/>
+        </w:rPr>
+      </w:pPr>
+      <w:r>
+        <w:rPr>
+          <w:rFonts w:eastAsiaTheme="majorEastAsia"/>
+          <w:color w:val="000000"/>
+          <w:spacing w:val="-10"/>
+          <w:kern w:val="28"/>
+          <w:sz w:val="22"/>
+          <w:szCs w:val="56"/>
+        </w:rPr>
+        <w:t>B. amn't I</w:t>
+      </w:r>
+    </w:p>
+    <w:p>
+      <w:pPr>
+        <w:keepNext/>
+        <w:shd w:val="clear" w:color="000000" w:fill="auto"/>
+        <w:spacing w:after="40"/>
+        <w:ind w:left="340"/>
+        <w:rPr>
+          <w:rFonts w:eastAsiaTheme="majorEastAsia"/>
+          <w:color w:val="000000"/>
+          <w:spacing w:val="-10"/>
+          <w:kern w:val="28"/>
+          <w:sz w:val="22"/>
+          <w:szCs w:val="56"/>
+        </w:rPr>
+      </w:pPr>
+      <w:r>
+        <w:rPr>
+          <w:rFonts w:eastAsiaTheme="majorEastAsia"/>
+          <w:color w:val="000000"/>
+          <w:spacing w:val="-10"/>
+          <w:kern w:val="28"/>
+          <w:sz w:val="22"/>
+          <w:szCs w:val="56"/>
+        </w:rPr>
+        <w:t>C. aren't I</w:t>
+      </w:r>
+    </w:p>
+    <w:p>
+      <w:pPr>
+        <w:keepNext/>
+        <w:shd w:val="clear" w:color="000000" w:fill="auto"/>
+        <w:spacing w:before="120" w:after="60"/>
+        <w:rPr>
+          <w:rFonts w:eastAsiaTheme="majorEastAsia"/>
+          <w:color w:val="000000"/>
+          <w:spacing w:val="-10"/>
+          <w:kern w:val="28"/>
+          <w:sz w:val="22"/>
+          <w:szCs w:val="56"/>
+        </w:rPr>
+      </w:pPr>
+      <w:r>
+        <w:rPr>
+          <w:rFonts w:eastAsiaTheme="majorEastAsia"/>
+          <w:color w:val="000000"/>
+          <w:spacing w:val="-10"/>
+          <w:kern w:val="28"/>
+          <w:sz w:val="22"/>
+          <w:szCs w:val="56"/>
+        </w:rPr>
+        <w:lastRenderedPageBreak/>
+        <w:t>8. Let's go home, ______?</w:t>
+      </w:r>
+    </w:p>
+    <w:p>
+      <w:pPr>
+        <w:keepNext/>
+        <w:shd w:val="clear" w:color="000000" w:fill="auto"/>
+        <w:spacing w:after="40"/>
+        <w:ind w:left="340"/>
+        <w:rPr>
+          <w:rFonts w:eastAsiaTheme="majorEastAsia"/>
+          <w:color w:val="000000"/>
+          <w:spacing w:val="-10"/>
+          <w:kern w:val="28"/>
+          <w:sz w:val="22"/>
+          <w:szCs w:val="56"/>
+        </w:rPr>
+      </w:pPr>
+      <w:r>
+        <w:rPr>
+          <w:rFonts w:eastAsiaTheme="majorEastAsia"/>
+          <w:color w:val="000000"/>
+          <w:spacing w:val="-10"/>
+          <w:kern w:val="28"/>
+          <w:sz w:val="22"/>
+          <w:szCs w:val="56"/>
+        </w:rPr>
+        <w:t>A. will we</w:t>
+      </w:r>
+    </w:p>
+    <w:p>
+      <w:pPr>
+        <w:keepNext/>
+        <w:shd w:val="clear" w:color="000000" w:fill="auto"/>
+        <w:spacing w:after="40"/>
+        <w:ind w:left="340"/>
+        <w:rPr>
+          <w:rFonts w:eastAsiaTheme="majorEastAsia"/>
+          <w:color w:val="000000"/>
+          <w:spacing w:val="-10"/>
+          <w:kern w:val="28"/>
+          <w:sz w:val="22"/>
+          <w:szCs w:val="56"/>
+        </w:rPr>
+      </w:pPr>
+      <w:r>
+        <w:rPr>
+          <w:rFonts w:eastAsiaTheme="majorEastAsia"/>
+          <w:color w:val="000000"/>
+          <w:spacing w:val="-10"/>
+          <w:kern w:val="28"/>
+          <w:sz w:val="22"/>
+          <w:szCs w:val="56"/>
+        </w:rPr>
+        <w:t>B. shall we</w:t>
+      </w:r>
+    </w:p>
+    <w:p>
+      <w:pPr>
+        <w:keepNext/>
+        <w:shd w:val="clear" w:color="000000" w:fill="auto"/>
+        <w:spacing w:after="40"/>
+        <w:ind w:left="340"/>
+        <w:rPr>
+          <w:rFonts w:eastAsiaTheme="majorEastAsia"/>
+          <w:color w:val="000000"/>
+          <w:spacing w:val="-10"/>
+          <w:kern w:val="28"/>
+          <w:sz w:val="22"/>
+          <w:szCs w:val="56"/>
+        </w:rPr>
+      </w:pPr>
+      <w:r>
+        <w:rPr>
+          <w:rFonts w:eastAsiaTheme="majorEastAsia"/>
+          <w:color w:val="000000"/>
+          <w:spacing w:val="-10"/>
+          <w:kern w:val="28"/>
+          <w:sz w:val="22"/>
+          <w:szCs w:val="56"/>
+        </w:rPr>
+        <w:t>C. do we</w:t>
+      </w:r>
+    </w:p>
+    <w:p>
+      <w:pPr>
+        <w:keepNext/>
+        <w:shd w:val="clear" w:color="000000" w:fill="auto"/>
+        <w:spacing w:before="120" w:after="60"/>
+        <w:rPr>
+          <w:rFonts w:eastAsiaTheme="majorEastAsia"/>
+          <w:color w:val="000000"/>
+          <w:spacing w:val="-10"/>
+          <w:kern w:val="28"/>
+          <w:sz w:val="22"/>
+          <w:szCs w:val="56"/>
+        </w:rPr>
+      </w:pPr>
+      <w:r>
+        <w:rPr>
+          <w:rFonts w:eastAsiaTheme="majorEastAsia"/>
+          <w:color w:val="000000"/>
+          <w:spacing w:val="-10"/>
+          <w:kern w:val="28"/>
+          <w:sz w:val="22"/>
+          <w:szCs w:val="56"/>
+        </w:rPr>
+        <w:t>9. Open the window, ______?</w:t>
+      </w:r>
+    </w:p>
+    <w:p>
+      <w:pPr>
+        <w:keepNext/>
+        <w:shd w:val="clear" w:color="000000" w:fill="auto"/>
+        <w:spacing w:after="40"/>
+        <w:ind w:left="340"/>
+        <w:rPr>
+          <w:rFonts w:eastAsiaTheme="majorEastAsia"/>
+          <w:color w:val="000000"/>
+          <w:spacing w:val="-10"/>
+          <w:kern w:val="28"/>
+          <w:sz w:val="22"/>
+          <w:szCs w:val="56"/>
+        </w:rPr>
+      </w:pPr>
+      <w:r>
+        <w:rPr>
+          <w:rFonts w:eastAsiaTheme="majorEastAsia"/>
+          <w:color w:val="000000"/>
+          <w:spacing w:val="-10"/>
+          <w:kern w:val="28"/>
+          <w:sz w:val="22"/>
+          <w:szCs w:val="56"/>
+        </w:rPr>
+        <w:t>A. will you</w:t>
+      </w:r>
+    </w:p>
+    <w:p>
+      <w:pPr>
+        <w:keepNext/>
+        <w:shd w:val="clear" w:color="000000" w:fill="auto"/>
+        <w:spacing w:after="40"/>
+        <w:ind w:left="340"/>
+        <w:rPr>
+          <w:rFonts w:eastAsiaTheme="majorEastAsia"/>
+          <w:color w:val="000000"/>
+          <w:spacing w:val="-10"/>
+          <w:kern w:val="28"/>
+          <w:sz w:val="22"/>
+          <w:szCs w:val="56"/>
+        </w:rPr>
+      </w:pPr>
+      <w:r>
+        <w:rPr>
+          <w:rFonts w:eastAsiaTheme="majorEastAsia"/>
+          <w:color w:val="000000"/>
+          <w:spacing w:val="-10"/>
+          <w:kern w:val="28"/>
+          <w:sz w:val="22"/>
+          <w:szCs w:val="56"/>
+        </w:rPr>
+        <w:t>B. do you</w:t>
+      </w:r>
+    </w:p>
+    <w:p>
+      <w:pPr>
+        <w:keepNext/>
+        <w:shd w:val="clear" w:color="000000" w:fill="auto"/>
+        <w:spacing w:after="40"/>
+        <w:ind w:left="340"/>
+        <w:rPr>
+          <w:rFonts w:eastAsiaTheme="majorEastAsia"/>
+          <w:color w:val="000000"/>
+          <w:spacing w:val="-10"/>
+          <w:kern w:val="28"/>
+          <w:sz w:val="22"/>
+          <w:szCs w:val="56"/>
+        </w:rPr>
+      </w:pPr>
+      <w:r>
+        <w:rPr>
+          <w:rFonts w:eastAsiaTheme="majorEastAsia"/>
+          <w:color w:val="000000"/>
+          <w:spacing w:val="-10"/>
+          <w:kern w:val="28"/>
+          <w:sz w:val="22"/>
+          <w:szCs w:val="56"/>
+        </w:rPr>
+        <w:t>C. shall we</w:t>
+      </w:r>
+    </w:p>
+    <w:p>
+      <w:pPr>
+        <w:keepNext/>
+        <w:shd w:val="clear" w:color="000000" w:fill="auto"/>
+        <w:spacing w:before="120" w:after="60"/>
+        <w:rPr>
+          <w:rFonts w:eastAsiaTheme="majorEastAsia"/>
+          <w:color w:val="000000"/>
+          <w:spacing w:val="-10"/>
+          <w:kern w:val="28"/>
+          <w:sz w:val="22"/>
+          <w:szCs w:val="56"/>
+        </w:rPr>
+      </w:pPr>
+      <w:r>
+        <w:rPr>
+          <w:rFonts w:eastAsiaTheme="majorEastAsia"/>
+          <w:color w:val="000000"/>
+          <w:spacing w:val="-10"/>
+          <w:kern w:val="28"/>
+          <w:sz w:val="22"/>
+          <w:szCs w:val="56"/>
+        </w:rPr>
+        <w:t>10. There is a problem, ______?</w:t>
+      </w:r>
+    </w:p>
+    <w:p>
+      <w:pPr>
+        <w:keepNext/>
+        <w:shd w:val="clear" w:color="000000" w:fill="auto"/>
+        <w:spacing w:after="40"/>
+        <w:ind w:left="340"/>
+        <w:rPr>
+          <w:rFonts w:eastAsiaTheme="majorEastAsia"/>
+          <w:color w:val="000000"/>
+          <w:spacing w:val="-10"/>
+          <w:kern w:val="28"/>
+          <w:sz w:val="22"/>
+          <w:szCs w:val="56"/>
+        </w:rPr>
+      </w:pPr>
+      <w:r>
+        <w:rPr>
+          <w:rFonts w:eastAsiaTheme="majorEastAsia"/>
+          <w:color w:val="000000"/>
+          <w:spacing w:val="-10"/>
+          <w:kern w:val="28"/>
+          <w:sz w:val="22"/>
+          <w:szCs w:val="56"/>
+        </w:rPr>
+        <w:t>A. is it</w:t>
+      </w:r>
+    </w:p>
+    <w:p>
+      <w:pPr>
+        <w:keepNext/>
+        <w:shd w:val="clear" w:color="000000" w:fill="auto"/>
+        <w:spacing w:after="40"/>
+        <w:ind w:left="340"/>
+        <w:rPr>
+          <w:rFonts w:eastAsiaTheme="majorEastAsia"/>
+          <w:color w:val="000000"/>
+          <w:spacing w:val="-10"/>
+          <w:kern w:val="28"/>
+          <w:sz w:val="22"/>
+          <w:szCs w:val="56"/>
+        </w:rPr>
+      </w:pPr>
+      <w:r>
+        <w:rPr>
+          <w:rFonts w:eastAsiaTheme="majorEastAsia"/>
+          <w:color w:val="000000"/>
+          <w:spacing w:val="-10"/>
+          <w:kern w:val="28"/>
+          <w:sz w:val="22"/>
+          <w:szCs w:val="56"/>
+        </w:rPr>
+        <w:t>B. isn't there</w:t>
+      </w:r>
+    </w:p>
+    <w:p>
+      <w:pPr>
+        <w:keepNext/>
+        <w:shd w:val="clear" w:color="000000" w:fill="auto"/>
+        <w:spacing w:after="40"/>
+        <w:ind w:left="340"/>
+        <w:rPr>
+          <w:rFonts w:eastAsiaTheme="majorEastAsia"/>
+          <w:color w:val="000000"/>
+          <w:spacing w:val="-10"/>
+          <w:kern w:val="28"/>
+          <w:sz w:val="22"/>
+          <w:szCs w:val="56"/>
+        </w:rPr>
+      </w:pPr>
+      <w:r>
+        <w:rPr>
+          <w:rFonts w:eastAsiaTheme="majorEastAsia"/>
+          <w:color w:val="000000"/>
+          <w:spacing w:val="-10"/>
+          <w:kern w:val="28"/>
+          <w:sz w:val="22"/>
+          <w:szCs w:val="56"/>
+        </w:rPr>
+        <w:t>C. doesn't there</w:t>
+      </w:r>
+    </w:p>
+    <w:p>
+      <w:pPr>
+        <w:keepNext/>
+        <w:shd w:val="clear" w:color="000000" w:fill="auto"/>
+        <w:spacing w:before="280" w:after="80"/>
+        <w:rPr>
+          <w:rFonts w:eastAsiaTheme="majorEastAsia"/>
+          <w:b/>
+          <w:color w:val="000000"/>
+          <w:spacing w:val="-10"/>
+          <w:kern w:val="28"/>
+          <w:szCs w:val="56"/>
+        </w:rPr>
+      </w:pPr>
+      <w:r>
+        <w:rPr>
+          <w:rFonts w:eastAsiaTheme="majorEastAsia"/>
+          <w:b/>
+          <w:color w:val="000000"/>
+          <w:spacing w:val="-10"/>
+          <w:kern w:val="28"/>
+          <w:szCs w:val="56"/>
+        </w:rPr>
         <w:t>PHẦN 2. ĐIỀN CÂU HỎI ĐUÔI PHÙ HỢP (10 điểm)</w:t>
       </w:r>
     </w:p>
     <w:p>
-      <w:r>
+      <w:pPr>
+        <w:keepNext/>
+        <w:shd w:val="clear" w:color="000000" w:fill="auto"/>
+        <w:spacing w:after="80"/>
+        <w:rPr>
+          <w:rFonts w:eastAsiaTheme="majorEastAsia"/>
+          <w:i/>
+          <w:color w:val="000000"/>
+          <w:spacing w:val="-10"/>
+          <w:kern w:val="28"/>
+          <w:sz w:val="22"/>
+          <w:szCs w:val="56"/>
+        </w:rPr>
+      </w:pPr>
+      <w:r>
+        <w:rPr>
+          <w:rFonts w:eastAsiaTheme="majorEastAsia"/>
+          <w:i/>
+          <w:color w:val="000000"/>
+          <w:spacing w:val="-10"/>
+          <w:kern w:val="28"/>
+          <w:sz w:val="22"/>
+          <w:szCs w:val="56"/>
+        </w:rPr>
+        <w:t>Hướng dẫn: Điền từ, trợ động từ hoặc cấu trúc phù hợp.</w:t>
+      </w:r>
+    </w:p>
+    <w:p>
+      <w:pPr>
+        <w:keepNext/>
+        <w:shd w:val="clear" w:color="000000" w:fill="auto"/>
+        <w:spacing w:before="120" w:after="60"/>
+        <w:rPr>
+          <w:rFonts w:eastAsiaTheme="majorEastAsia"/>
+          <w:color w:val="000000"/>
+          <w:spacing w:val="-10"/>
+          <w:kern w:val="28"/>
+          <w:sz w:val="22"/>
+          <w:szCs w:val="56"/>
+        </w:rPr>
+      </w:pPr>
+      <w:r>
+        <w:rPr>
+          <w:rFonts w:eastAsiaTheme="majorEastAsia"/>
+          <w:color w:val="000000"/>
+          <w:spacing w:val="-10"/>
+          <w:kern w:val="28"/>
+          <w:sz w:val="22"/>
+          <w:szCs w:val="56"/>
+        </w:rPr>
         <w:t>1. You are tired, ______?</w:t>
       </w:r>
     </w:p>
     <w:p>
-      <w:r>
+      <w:pPr>
+        <w:keepNext/>
+        <w:shd w:val="clear" w:color="000000" w:fill="auto"/>
+        <w:spacing w:before="120" w:after="60"/>
+        <w:rPr>
+          <w:rFonts w:eastAsiaTheme="majorEastAsia"/>
+          <w:color w:val="000000"/>
+          <w:spacing w:val="-10"/>
+          <w:kern w:val="28"/>
+          <w:sz w:val="22"/>
+          <w:szCs w:val="56"/>
+        </w:rPr>
+      </w:pPr>
+      <w:r>
+        <w:rPr>
+          <w:rFonts w:eastAsiaTheme="majorEastAsia"/>
+          <w:color w:val="000000"/>
+          <w:spacing w:val="-10"/>
+          <w:kern w:val="28"/>
+          <w:sz w:val="22"/>
+          <w:szCs w:val="56"/>
+        </w:rPr>
         <w:t>2. She isn't at home, ______?</w:t>
       </w:r>
     </w:p>
     <w:p>
-      <w:r>
+      <w:pPr>
+        <w:keepNext/>
+        <w:shd w:val="clear" w:color="000000" w:fill="auto"/>
+        <w:spacing w:before="120" w:after="60"/>
+        <w:rPr>
+          <w:rFonts w:eastAsiaTheme="majorEastAsia"/>
+          <w:color w:val="000000"/>
+          <w:spacing w:val="-10"/>
+          <w:kern w:val="28"/>
+          <w:sz w:val="22"/>
+          <w:szCs w:val="56"/>
+        </w:rPr>
+      </w:pPr>
+      <w:r>
+        <w:rPr>
+          <w:rFonts w:eastAsiaTheme="majorEastAsia"/>
+          <w:color w:val="000000"/>
+          <w:spacing w:val="-10"/>
+          <w:kern w:val="28"/>
+          <w:sz w:val="22"/>
+          <w:szCs w:val="56"/>
+        </w:rPr>
         <w:t>3. They work here, ______?</w:t>
       </w:r>
     </w:p>
     <w:p>
-      <w:r>
+      <w:pPr>
+        <w:keepNext/>
+        <w:shd w:val="clear" w:color="000000" w:fill="auto"/>
+        <w:spacing w:before="120" w:after="60"/>
+        <w:rPr>
+          <w:rFonts w:eastAsiaTheme="majorEastAsia"/>
+          <w:color w:val="000000"/>
+          <w:spacing w:val="-10"/>
+          <w:kern w:val="28"/>
+          <w:sz w:val="22"/>
+          <w:szCs w:val="56"/>
+        </w:rPr>
+      </w:pPr>
+      <w:r>
+        <w:rPr>
+          <w:rFonts w:eastAsiaTheme="majorEastAsia"/>
+          <w:color w:val="000000"/>
+          <w:spacing w:val="-10"/>
+          <w:kern w:val="28"/>
+          <w:sz w:val="22"/>
+          <w:szCs w:val="56"/>
+        </w:rPr>
         <w:t>4. Nam doesn't drink coffee, ______?</w:t>
       </w:r>
     </w:p>
     <w:p>
-      <w:r>
+      <w:pPr>
+        <w:keepNext/>
+        <w:shd w:val="clear" w:color="000000" w:fill="auto"/>
+        <w:spacing w:before="120" w:after="60"/>
+        <w:rPr>
+          <w:rFonts w:eastAsiaTheme="majorEastAsia"/>
+          <w:color w:val="000000"/>
+          <w:spacing w:val="-10"/>
+          <w:kern w:val="28"/>
+          <w:sz w:val="22"/>
+          <w:szCs w:val="56"/>
+        </w:rPr>
+      </w:pPr>
+      <w:r>
+        <w:rPr>
+          <w:rFonts w:eastAsiaTheme="majorEastAsia"/>
+          <w:color w:val="000000"/>
+          <w:spacing w:val="-10"/>
+          <w:kern w:val="28"/>
+          <w:sz w:val="22"/>
+          <w:szCs w:val="56"/>
+        </w:rPr>
         <w:t>5. Mai called you, ______?</w:t>
       </w:r>
     </w:p>
     <w:p>
-      <w:r>
+      <w:pPr>
+        <w:keepNext/>
+        <w:shd w:val="clear" w:color="000000" w:fill="auto"/>
+        <w:spacing w:before="120" w:after="60"/>
+        <w:rPr>
+          <w:rFonts w:eastAsiaTheme="majorEastAsia"/>
+          <w:color w:val="000000"/>
+          <w:spacing w:val="-10"/>
+          <w:kern w:val="28"/>
+          <w:sz w:val="22"/>
+          <w:szCs w:val="56"/>
+        </w:rPr>
+      </w:pPr>
+      <w:r>
+        <w:rPr>
+          <w:rFonts w:eastAsiaTheme="majorEastAsia"/>
+          <w:color w:val="000000"/>
+          <w:spacing w:val="-10"/>
+          <w:kern w:val="28"/>
+          <w:sz w:val="22"/>
+          <w:szCs w:val="56"/>
+        </w:rPr>
         <w:t>6. The children weren't late, ______?</w:t>
       </w:r>
     </w:p>
     <w:p>
-      <w:r>
+      <w:pPr>
+        <w:keepNext/>
+        <w:shd w:val="clear" w:color="000000" w:fill="auto"/>
+        <w:spacing w:before="120" w:after="60"/>
+        <w:rPr>
+          <w:rFonts w:eastAsiaTheme="majorEastAsia"/>
+          <w:color w:val="000000"/>
+          <w:spacing w:val="-10"/>
+          <w:kern w:val="28"/>
+          <w:sz w:val="22"/>
+          <w:szCs w:val="56"/>
+        </w:rPr>
+      </w:pPr>
+      <w:r>
+        <w:rPr>
+          <w:rFonts w:eastAsiaTheme="majorEastAsia"/>
+          <w:color w:val="000000"/>
+          <w:spacing w:val="-10"/>
+          <w:kern w:val="28"/>
+          <w:sz w:val="22"/>
+          <w:szCs w:val="56"/>
+        </w:rPr>
         <w:t>7. He will come tomorrow, ______?</w:t>
       </w:r>
     </w:p>
     <w:p>
-      <w:r>
+      <w:pPr>
+        <w:keepNext/>
+        <w:shd w:val="clear" w:color="000000" w:fill="auto"/>
+        <w:spacing w:before="120" w:after="60"/>
+        <w:rPr>
+          <w:rFonts w:eastAsiaTheme="majorEastAsia"/>
+          <w:color w:val="000000"/>
+          <w:spacing w:val="-10"/>
+          <w:kern w:val="28"/>
+          <w:sz w:val="22"/>
+          <w:szCs w:val="56"/>
+        </w:rPr>
+      </w:pPr>
+      <w:r>
+        <w:rPr>
+          <w:rFonts w:eastAsiaTheme="majorEastAsia"/>
+          <w:color w:val="000000"/>
+          <w:spacing w:val="-10"/>
+          <w:kern w:val="28"/>
+          <w:sz w:val="22"/>
+          <w:szCs w:val="56"/>
+        </w:rPr>
         <w:t>8. You have seen this film, ______?</w:t>
       </w:r>
     </w:p>
     <w:p>
-      <w:r>
+      <w:pPr>
+        <w:keepNext/>
+        <w:shd w:val="clear" w:color="000000" w:fill="auto"/>
+        <w:spacing w:before="120" w:after="60"/>
+        <w:rPr>
+          <w:rFonts w:eastAsiaTheme="majorEastAsia"/>
+          <w:color w:val="000000"/>
+          <w:spacing w:val="-10"/>
+          <w:kern w:val="28"/>
+          <w:sz w:val="22"/>
+          <w:szCs w:val="56"/>
+        </w:rPr>
+      </w:pPr>
+      <w:r>
+        <w:rPr>
+          <w:rFonts w:eastAsiaTheme="majorEastAsia"/>
+          <w:color w:val="000000"/>
+          <w:spacing w:val="-10"/>
+          <w:kern w:val="28"/>
+          <w:sz w:val="22"/>
+          <w:szCs w:val="56"/>
+        </w:rPr>
         <w:t>9. Lan should study harder, ______?</w:t>
       </w:r>
     </w:p>
     <w:p>
-      <w:r>
+      <w:pPr>
+        <w:keepNext/>
+        <w:shd w:val="clear" w:color="000000" w:fill="auto"/>
+        <w:spacing w:before="120" w:after="60"/>
+        <w:rPr>
+          <w:rFonts w:eastAsiaTheme="majorEastAsia"/>
+          <w:color w:val="000000"/>
+          <w:spacing w:val="-10"/>
+          <w:kern w:val="28"/>
+          <w:sz w:val="22"/>
+          <w:szCs w:val="56"/>
+        </w:rPr>
+      </w:pPr>
+      <w:r>
+        <w:rPr>
+          <w:rFonts w:eastAsiaTheme="majorEastAsia"/>
+          <w:color w:val="000000"/>
+          <w:spacing w:val="-10"/>
+          <w:kern w:val="28"/>
+          <w:sz w:val="22"/>
+          <w:szCs w:val="56"/>
+        </w:rPr>
         <w:t>10. We can't park here, ______?</w:t>
       </w:r>
     </w:p>
     <w:p>
       <w:pPr>
-        <w:pStyle w:val="Heading1"/>
-      </w:pPr>
-      <w:r>
+        <w:keepNext/>
+        <w:shd w:val="clear" w:color="000000" w:fill="auto"/>
+        <w:spacing w:before="280" w:after="80"/>
+        <w:rPr>
+          <w:rFonts w:eastAsiaTheme="majorEastAsia"/>
+          <w:b/>
+          <w:color w:val="000000"/>
+          <w:spacing w:val="-10"/>
+          <w:kern w:val="28"/>
+          <w:szCs w:val="56"/>
+        </w:rPr>
+      </w:pPr>
+      <w:r>
+        <w:rPr>
+          <w:rFonts w:eastAsiaTheme="majorEastAsia"/>
+          <w:b/>
+          <w:color w:val="000000"/>
+          <w:spacing w:val="-10"/>
+          <w:kern w:val="28"/>
+          <w:szCs w:val="56"/>
+        </w:rPr>
         <w:t>PHẦN 3. CHỌN ĐÚNG ĐẠI TỪ Ở PHẦN ĐUÔI (10 điểm)</w:t>
       </w:r>
     </w:p>
     <w:p>
-      <w:r>
+      <w:pPr>
+        <w:keepNext/>
+        <w:shd w:val="clear" w:color="000000" w:fill="auto"/>
+        <w:spacing w:after="80"/>
+        <w:rPr>
+          <w:rFonts w:eastAsiaTheme="majorEastAsia"/>
+          <w:i/>
+          <w:color w:val="000000"/>
+          <w:spacing w:val="-10"/>
+          <w:kern w:val="28"/>
+          <w:sz w:val="22"/>
+          <w:szCs w:val="56"/>
+        </w:rPr>
+      </w:pPr>
+      <w:r>
+        <w:rPr>
+          <w:rFonts w:eastAsiaTheme="majorEastAsia"/>
+          <w:i/>
+          <w:color w:val="000000"/>
+          <w:spacing w:val="-10"/>
+          <w:kern w:val="28"/>
+          <w:sz w:val="22"/>
+          <w:szCs w:val="56"/>
+        </w:rPr>
+        <w:t>Hướng dẫn: Chuyển đổi hoặc hoàn thành từng câu theo yêu cầu.</w:t>
+      </w:r>
+    </w:p>
+    <w:p>
+      <w:pPr>
+        <w:keepNext/>
+        <w:shd w:val="clear" w:color="000000" w:fill="auto"/>
+        <w:spacing w:before="120" w:after="60"/>
+        <w:rPr>
+          <w:rFonts w:eastAsiaTheme="majorEastAsia"/>
+          <w:color w:val="000000"/>
+          <w:spacing w:val="-10"/>
+          <w:kern w:val="28"/>
+          <w:sz w:val="22"/>
+          <w:szCs w:val="56"/>
+        </w:rPr>
+      </w:pPr>
+      <w:r>
+        <w:rPr>
+          <w:rFonts w:eastAsiaTheme="majorEastAsia"/>
+          <w:color w:val="000000"/>
+          <w:spacing w:val="-10"/>
+          <w:kern w:val="28"/>
+          <w:sz w:val="22"/>
+          <w:szCs w:val="56"/>
+        </w:rPr>
         <w:t>1. Hoa is friendly, isn't ______?</w:t>
       </w:r>
     </w:p>
     <w:p>
-      <w:r>
+      <w:pPr>
+        <w:keepNext/>
+        <w:shd w:val="clear" w:color="000000" w:fill="auto"/>
+        <w:spacing w:before="120" w:after="60"/>
+        <w:rPr>
+          <w:rFonts w:eastAsiaTheme="majorEastAsia"/>
+          <w:color w:val="000000"/>
+          <w:spacing w:val="-10"/>
+          <w:kern w:val="28"/>
+          <w:sz w:val="22"/>
+          <w:szCs w:val="56"/>
+        </w:rPr>
+      </w:pPr>
+      <w:r>
+        <w:rPr>
+          <w:rFonts w:eastAsiaTheme="majorEastAsia"/>
+          <w:color w:val="000000"/>
+          <w:spacing w:val="-10"/>
+          <w:kern w:val="28"/>
+          <w:sz w:val="22"/>
+          <w:szCs w:val="56"/>
+        </w:rPr>
         <w:t>2. Mr. Nam works here, doesn't ______?</w:t>
       </w:r>
     </w:p>
     <w:p>
-      <w:r>
+      <w:pPr>
+        <w:keepNext/>
+        <w:shd w:val="clear" w:color="000000" w:fill="auto"/>
+        <w:spacing w:before="120" w:after="60"/>
+        <w:rPr>
+          <w:rFonts w:eastAsiaTheme="majorEastAsia"/>
+          <w:color w:val="000000"/>
+          <w:spacing w:val="-10"/>
+          <w:kern w:val="28"/>
+          <w:sz w:val="22"/>
+          <w:szCs w:val="56"/>
+        </w:rPr>
+      </w:pPr>
+      <w:r>
+        <w:rPr>
+          <w:rFonts w:eastAsiaTheme="majorEastAsia"/>
+          <w:color w:val="000000"/>
+          <w:spacing w:val="-10"/>
+          <w:kern w:val="28"/>
+          <w:sz w:val="22"/>
+          <w:szCs w:val="56"/>
+        </w:rPr>
         <w:t>3. The books are new, aren't ______?</w:t>
       </w:r>
     </w:p>
     <w:p>
-      <w:r>
+      <w:pPr>
+        <w:keepNext/>
+        <w:shd w:val="clear" w:color="000000" w:fill="auto"/>
+        <w:spacing w:before="120" w:after="60"/>
+        <w:rPr>
+          <w:rFonts w:eastAsiaTheme="majorEastAsia"/>
+          <w:color w:val="000000"/>
+          <w:spacing w:val="-10"/>
+          <w:kern w:val="28"/>
+          <w:sz w:val="22"/>
+          <w:szCs w:val="56"/>
+        </w:rPr>
+      </w:pPr>
+      <w:r>
+        <w:rPr>
+          <w:rFonts w:eastAsiaTheme="majorEastAsia"/>
+          <w:color w:val="000000"/>
+          <w:spacing w:val="-10"/>
+          <w:kern w:val="28"/>
+          <w:sz w:val="22"/>
+          <w:szCs w:val="56"/>
+        </w:rPr>
         <w:t>4. This is your bag, isn't ______?</w:t>
       </w:r>
     </w:p>
     <w:p>
-      <w:r>
+      <w:pPr>
+        <w:keepNext/>
+        <w:shd w:val="clear" w:color="000000" w:fill="auto"/>
+        <w:spacing w:before="120" w:after="60"/>
+        <w:rPr>
+          <w:rFonts w:eastAsiaTheme="majorEastAsia"/>
+          <w:color w:val="000000"/>
+          <w:spacing w:val="-10"/>
+          <w:kern w:val="28"/>
+          <w:sz w:val="22"/>
+          <w:szCs w:val="56"/>
+        </w:rPr>
+      </w:pPr>
+      <w:r>
+        <w:rPr>
+          <w:rFonts w:eastAsiaTheme="majorEastAsia"/>
+          <w:color w:val="000000"/>
+          <w:spacing w:val="-10"/>
+          <w:kern w:val="28"/>
+          <w:sz w:val="22"/>
+          <w:szCs w:val="56"/>
+        </w:rPr>
         <w:t>5. Those are expensive, aren't ______?</w:t>
       </w:r>
     </w:p>
     <w:p>
-      <w:r>
+      <w:pPr>
+        <w:keepNext/>
+        <w:shd w:val="clear" w:color="000000" w:fill="auto"/>
+        <w:spacing w:before="120" w:after="60"/>
+        <w:rPr>
+          <w:rFonts w:eastAsiaTheme="majorEastAsia"/>
+          <w:color w:val="000000"/>
+          <w:spacing w:val="-10"/>
+          <w:kern w:val="28"/>
+          <w:sz w:val="22"/>
+          <w:szCs w:val="56"/>
+        </w:rPr>
+      </w:pPr>
+      <w:r>
+        <w:rPr>
+          <w:rFonts w:eastAsiaTheme="majorEastAsia"/>
+          <w:color w:val="000000"/>
+          <w:spacing w:val="-10"/>
+          <w:kern w:val="28"/>
+          <w:sz w:val="22"/>
+          <w:szCs w:val="56"/>
+        </w:rPr>
         <w:t>6. Your parents came, didn't ______?</w:t>
       </w:r>
     </w:p>
     <w:p>
-      <w:r>
+      <w:pPr>
+        <w:keepNext/>
+        <w:shd w:val="clear" w:color="000000" w:fill="auto"/>
+        <w:spacing w:before="120" w:after="60"/>
+        <w:rPr>
+          <w:rFonts w:eastAsiaTheme="majorEastAsia"/>
+          <w:color w:val="000000"/>
+          <w:spacing w:val="-10"/>
+          <w:kern w:val="28"/>
+          <w:sz w:val="22"/>
+          <w:szCs w:val="56"/>
+        </w:rPr>
+      </w:pPr>
+      <w:r>
+        <w:rPr>
+          <w:rFonts w:eastAsiaTheme="majorEastAsia"/>
+          <w:color w:val="000000"/>
+          <w:spacing w:val="-10"/>
+          <w:kern w:val="28"/>
+          <w:sz w:val="22"/>
+          <w:szCs w:val="56"/>
+        </w:rPr>
         <w:t>7. The dog is hungry, isn't ______?</w:t>
       </w:r>
     </w:p>
     <w:p>
-      <w:r>
+      <w:pPr>
+        <w:keepNext/>
+        <w:shd w:val="clear" w:color="000000" w:fill="auto"/>
+        <w:spacing w:before="120" w:after="60"/>
+        <w:rPr>
+          <w:rFonts w:eastAsiaTheme="majorEastAsia"/>
+          <w:color w:val="000000"/>
+          <w:spacing w:val="-10"/>
+          <w:kern w:val="28"/>
+          <w:sz w:val="22"/>
+          <w:szCs w:val="56"/>
+        </w:rPr>
+      </w:pPr>
+      <w:r>
+        <w:rPr>
+          <w:rFonts w:eastAsiaTheme="majorEastAsia"/>
+          <w:color w:val="000000"/>
+          <w:spacing w:val="-10"/>
+          <w:kern w:val="28"/>
+          <w:sz w:val="22"/>
+          <w:szCs w:val="56"/>
+        </w:rPr>
         <w:t>8. Mai and Lan can swim, can't ______?</w:t>
       </w:r>
     </w:p>
     <w:p>
-      <w:r>
+      <w:pPr>
+        <w:keepNext/>
+        <w:shd w:val="clear" w:color="000000" w:fill="auto"/>
+        <w:spacing w:before="120" w:after="60"/>
+        <w:rPr>
+          <w:rFonts w:eastAsiaTheme="majorEastAsia"/>
+          <w:color w:val="000000"/>
+          <w:spacing w:val="-10"/>
+          <w:kern w:val="28"/>
+          <w:sz w:val="22"/>
+          <w:szCs w:val="56"/>
+        </w:rPr>
+      </w:pPr>
+      <w:r>
+        <w:rPr>
+          <w:rFonts w:eastAsiaTheme="majorEastAsia"/>
+          <w:color w:val="000000"/>
+          <w:spacing w:val="-10"/>
+          <w:kern w:val="28"/>
+          <w:sz w:val="22"/>
+          <w:szCs w:val="56"/>
+        </w:rPr>
+        <w:lastRenderedPageBreak/>
         <w:t>9. Everyone is ready, aren't ______?</w:t>
       </w:r>
     </w:p>
     <w:p>
-      <w:r>
+      <w:pPr>
+        <w:keepNext/>
+        <w:shd w:val="clear" w:color="000000" w:fill="auto"/>
+        <w:spacing w:before="120" w:after="60"/>
+        <w:rPr>
+          <w:rFonts w:eastAsiaTheme="majorEastAsia"/>
+          <w:color w:val="000000"/>
+          <w:spacing w:val="-10"/>
+          <w:kern w:val="28"/>
+          <w:sz w:val="22"/>
+          <w:szCs w:val="56"/>
+        </w:rPr>
+      </w:pPr>
+      <w:r>
+        <w:rPr>
+          <w:rFonts w:eastAsiaTheme="majorEastAsia"/>
+          <w:color w:val="000000"/>
+          <w:spacing w:val="-10"/>
+          <w:kern w:val="28"/>
+          <w:sz w:val="22"/>
+          <w:szCs w:val="56"/>
+        </w:rPr>
         <w:t>10. Nobody called, did ______?</w:t>
       </w:r>
     </w:p>
     <w:p>
       <w:pPr>
-        <w:pStyle w:val="Heading1"/>
-      </w:pPr>
-      <w:r>
+        <w:keepNext/>
+        <w:shd w:val="clear" w:color="000000" w:fill="auto"/>
+        <w:spacing w:before="280" w:after="80"/>
+        <w:rPr>
+          <w:rFonts w:eastAsiaTheme="majorEastAsia"/>
+          <w:b/>
+          <w:color w:val="000000"/>
+          <w:spacing w:val="-10"/>
+          <w:kern w:val="28"/>
+          <w:szCs w:val="56"/>
+        </w:rPr>
+      </w:pPr>
+      <w:r>
+        <w:rPr>
+          <w:rFonts w:eastAsiaTheme="majorEastAsia"/>
+          <w:b/>
+          <w:color w:val="000000"/>
+          <w:spacing w:val="-10"/>
+          <w:kern w:val="28"/>
+          <w:szCs w:val="56"/>
+        </w:rPr>
         <w:t>PHẦN 4. HOÀN THÀNH VỚI TRỢ ĐỘNG TỪ ĐÚNG (10 điểm)</w:t>
       </w:r>
     </w:p>
     <w:p>
-      <w:r>
+      <w:pPr>
+        <w:keepNext/>
+        <w:shd w:val="clear" w:color="000000" w:fill="auto"/>
+        <w:spacing w:after="80"/>
+        <w:rPr>
+          <w:rFonts w:eastAsiaTheme="majorEastAsia"/>
+          <w:i/>
+          <w:color w:val="000000"/>
+          <w:spacing w:val="-10"/>
+          <w:kern w:val="28"/>
+          <w:sz w:val="22"/>
+          <w:szCs w:val="56"/>
+        </w:rPr>
+      </w:pPr>
+      <w:r>
+        <w:rPr>
+          <w:rFonts w:eastAsiaTheme="majorEastAsia"/>
+          <w:i/>
+          <w:color w:val="000000"/>
+          <w:spacing w:val="-10"/>
+          <w:kern w:val="28"/>
+          <w:sz w:val="22"/>
+          <w:szCs w:val="56"/>
+        </w:rPr>
+        <w:t>Hướng dẫn: Viết câu trả lời hoặc viết lại câu theo mẫu được yêu cầu.</w:t>
+      </w:r>
+    </w:p>
+    <w:p>
+      <w:pPr>
+        <w:keepNext/>
+        <w:shd w:val="clear" w:color="000000" w:fill="auto"/>
+        <w:spacing w:before="120" w:after="60"/>
+        <w:rPr>
+          <w:rFonts w:eastAsiaTheme="majorEastAsia"/>
+          <w:color w:val="000000"/>
+          <w:spacing w:val="-10"/>
+          <w:kern w:val="28"/>
+          <w:sz w:val="22"/>
+          <w:szCs w:val="56"/>
+        </w:rPr>
+      </w:pPr>
+      <w:r>
+        <w:rPr>
+          <w:rFonts w:eastAsiaTheme="majorEastAsia"/>
+          <w:color w:val="000000"/>
+          <w:spacing w:val="-10"/>
+          <w:kern w:val="28"/>
+          <w:sz w:val="22"/>
+          <w:szCs w:val="56"/>
+        </w:rPr>
         <w:t>1. He plays tennis, ______ he?</w:t>
       </w:r>
     </w:p>
     <w:p>
-      <w:r>
+      <w:pPr>
+        <w:keepNext/>
+        <w:shd w:val="clear" w:color="000000" w:fill="auto"/>
+        <w:spacing w:before="120" w:after="60"/>
+        <w:rPr>
+          <w:rFonts w:eastAsiaTheme="majorEastAsia"/>
+          <w:color w:val="000000"/>
+          <w:spacing w:val="-10"/>
+          <w:kern w:val="28"/>
+          <w:sz w:val="22"/>
+          <w:szCs w:val="56"/>
+        </w:rPr>
+      </w:pPr>
+      <w:r>
+        <w:rPr>
+          <w:rFonts w:eastAsiaTheme="majorEastAsia"/>
+          <w:color w:val="000000"/>
+          <w:spacing w:val="-10"/>
+          <w:kern w:val="28"/>
+          <w:sz w:val="22"/>
+          <w:szCs w:val="56"/>
+        </w:rPr>
         <w:t>2. They didn't leave, ______ they?</w:t>
       </w:r>
     </w:p>
     <w:p>
-      <w:r>
+      <w:pPr>
+        <w:keepNext/>
+        <w:shd w:val="clear" w:color="000000" w:fill="auto"/>
+        <w:spacing w:before="120" w:after="60"/>
+        <w:rPr>
+          <w:rFonts w:eastAsiaTheme="majorEastAsia"/>
+          <w:color w:val="000000"/>
+          <w:spacing w:val="-10"/>
+          <w:kern w:val="28"/>
+          <w:sz w:val="22"/>
+          <w:szCs w:val="56"/>
+        </w:rPr>
+      </w:pPr>
+      <w:r>
+        <w:rPr>
+          <w:rFonts w:eastAsiaTheme="majorEastAsia"/>
+          <w:color w:val="000000"/>
+          <w:spacing w:val="-10"/>
+          <w:kern w:val="28"/>
+          <w:sz w:val="22"/>
+          <w:szCs w:val="56"/>
+        </w:rPr>
         <w:t>3. She is studying, ______ she?</w:t>
       </w:r>
     </w:p>
     <w:p>
-      <w:r>
+      <w:pPr>
+        <w:keepNext/>
+        <w:shd w:val="clear" w:color="000000" w:fill="auto"/>
+        <w:spacing w:before="120" w:after="60"/>
+        <w:rPr>
+          <w:rFonts w:eastAsiaTheme="majorEastAsia"/>
+          <w:color w:val="000000"/>
+          <w:spacing w:val="-10"/>
+          <w:kern w:val="28"/>
+          <w:sz w:val="22"/>
+          <w:szCs w:val="56"/>
+        </w:rPr>
+      </w:pPr>
+      <w:r>
+        <w:rPr>
+          <w:rFonts w:eastAsiaTheme="majorEastAsia"/>
+          <w:color w:val="000000"/>
+          <w:spacing w:val="-10"/>
+          <w:kern w:val="28"/>
+          <w:sz w:val="22"/>
+          <w:szCs w:val="56"/>
+        </w:rPr>
         <w:t>4. You were busy, ______ you?</w:t>
       </w:r>
     </w:p>
     <w:p>
-      <w:r>
+      <w:pPr>
+        <w:keepNext/>
+        <w:shd w:val="clear" w:color="000000" w:fill="auto"/>
+        <w:spacing w:before="120" w:after="60"/>
+        <w:rPr>
+          <w:rFonts w:eastAsiaTheme="majorEastAsia"/>
+          <w:color w:val="000000"/>
+          <w:spacing w:val="-10"/>
+          <w:kern w:val="28"/>
+          <w:sz w:val="22"/>
+          <w:szCs w:val="56"/>
+        </w:rPr>
+      </w:pPr>
+      <w:r>
+        <w:rPr>
+          <w:rFonts w:eastAsiaTheme="majorEastAsia"/>
+          <w:color w:val="000000"/>
+          <w:spacing w:val="-10"/>
+          <w:kern w:val="28"/>
+          <w:sz w:val="22"/>
+          <w:szCs w:val="56"/>
+        </w:rPr>
         <w:t>5. Lan has arrived, ______ she?</w:t>
       </w:r>
     </w:p>
     <w:p>
-      <w:r>
+      <w:pPr>
+        <w:keepNext/>
+        <w:shd w:val="clear" w:color="000000" w:fill="auto"/>
+        <w:spacing w:before="120" w:after="60"/>
+        <w:rPr>
+          <w:rFonts w:eastAsiaTheme="majorEastAsia"/>
+          <w:color w:val="000000"/>
+          <w:spacing w:val="-10"/>
+          <w:kern w:val="28"/>
+          <w:sz w:val="22"/>
+          <w:szCs w:val="56"/>
+        </w:rPr>
+      </w:pPr>
+      <w:r>
+        <w:rPr>
+          <w:rFonts w:eastAsiaTheme="majorEastAsia"/>
+          <w:color w:val="000000"/>
+          <w:spacing w:val="-10"/>
+          <w:kern w:val="28"/>
+          <w:sz w:val="22"/>
+          <w:szCs w:val="56"/>
+        </w:rPr>
         <w:t>6. We haven't met, ______ we?</w:t>
       </w:r>
     </w:p>
     <w:p>
-      <w:r>
+      <w:pPr>
+        <w:keepNext/>
+        <w:shd w:val="clear" w:color="000000" w:fill="auto"/>
+        <w:spacing w:before="120" w:after="60"/>
+        <w:rPr>
+          <w:rFonts w:eastAsiaTheme="majorEastAsia"/>
+          <w:color w:val="000000"/>
+          <w:spacing w:val="-10"/>
+          <w:kern w:val="28"/>
+          <w:sz w:val="22"/>
+          <w:szCs w:val="56"/>
+        </w:rPr>
+      </w:pPr>
+      <w:r>
+        <w:rPr>
+          <w:rFonts w:eastAsiaTheme="majorEastAsia"/>
+          <w:color w:val="000000"/>
+          <w:spacing w:val="-10"/>
+          <w:kern w:val="28"/>
+          <w:sz w:val="22"/>
+          <w:szCs w:val="56"/>
+        </w:rPr>
         <w:t>7. Nam will help, ______ he?</w:t>
       </w:r>
     </w:p>
     <w:p>
-      <w:r>
+      <w:pPr>
+        <w:keepNext/>
+        <w:shd w:val="clear" w:color="000000" w:fill="auto"/>
+        <w:spacing w:before="120" w:after="60"/>
+        <w:rPr>
+          <w:rFonts w:eastAsiaTheme="majorEastAsia"/>
+          <w:color w:val="000000"/>
+          <w:spacing w:val="-10"/>
+          <w:kern w:val="28"/>
+          <w:sz w:val="22"/>
+          <w:szCs w:val="56"/>
+        </w:rPr>
+      </w:pPr>
+      <w:r>
+        <w:rPr>
+          <w:rFonts w:eastAsiaTheme="majorEastAsia"/>
+          <w:color w:val="000000"/>
+          <w:spacing w:val="-10"/>
+          <w:kern w:val="28"/>
+          <w:sz w:val="22"/>
+          <w:szCs w:val="56"/>
+        </w:rPr>
         <w:t>8. They can't hear us, ______ they?</w:t>
       </w:r>
     </w:p>
     <w:p>
-      <w:r>
+      <w:pPr>
+        <w:keepNext/>
+        <w:shd w:val="clear" w:color="000000" w:fill="auto"/>
+        <w:spacing w:before="120" w:after="60"/>
+        <w:rPr>
+          <w:rFonts w:eastAsiaTheme="majorEastAsia"/>
+          <w:color w:val="000000"/>
+          <w:spacing w:val="-10"/>
+          <w:kern w:val="28"/>
+          <w:sz w:val="22"/>
+          <w:szCs w:val="56"/>
+        </w:rPr>
+      </w:pPr>
+      <w:r>
+        <w:rPr>
+          <w:rFonts w:eastAsiaTheme="majorEastAsia"/>
+          <w:color w:val="000000"/>
+          <w:spacing w:val="-10"/>
+          <w:kern w:val="28"/>
+          <w:sz w:val="22"/>
+          <w:szCs w:val="56"/>
+        </w:rPr>
         <w:t>9. She had finished, ______ she?</w:t>
       </w:r>
     </w:p>
     <w:p>
-      <w:r>
+      <w:pPr>
+        <w:keepNext/>
+        <w:shd w:val="clear" w:color="000000" w:fill="auto"/>
+        <w:spacing w:before="120" w:after="60"/>
+        <w:rPr>
+          <w:rFonts w:eastAsiaTheme="majorEastAsia"/>
+          <w:color w:val="000000"/>
+          <w:spacing w:val="-10"/>
+          <w:kern w:val="28"/>
+          <w:sz w:val="22"/>
+          <w:szCs w:val="56"/>
+        </w:rPr>
+      </w:pPr>
+      <w:r>
+        <w:rPr>
+          <w:rFonts w:eastAsiaTheme="majorEastAsia"/>
+          <w:color w:val="000000"/>
+          <w:spacing w:val="-10"/>
+          <w:kern w:val="28"/>
+          <w:sz w:val="22"/>
+          <w:szCs w:val="56"/>
+        </w:rPr>
         <w:t>10. You should go, ______ you?</w:t>
       </w:r>
     </w:p>
     <w:p>
       <w:pPr>
-        <w:pStyle w:val="Heading1"/>
-      </w:pPr>
-      <w:r>
+        <w:keepNext/>
+        <w:shd w:val="clear" w:color="000000" w:fill="auto"/>
+        <w:spacing w:before="280" w:after="80"/>
+        <w:rPr>
+          <w:rFonts w:eastAsiaTheme="majorEastAsia"/>
+          <w:b/>
+          <w:color w:val="000000"/>
+          <w:spacing w:val="-10"/>
+          <w:kern w:val="28"/>
+          <w:szCs w:val="56"/>
+        </w:rPr>
+      </w:pPr>
+      <w:r>
+        <w:rPr>
+          <w:rFonts w:eastAsiaTheme="majorEastAsia"/>
+          <w:b/>
+          <w:color w:val="000000"/>
+          <w:spacing w:val="-10"/>
+          <w:kern w:val="28"/>
+          <w:szCs w:val="56"/>
+        </w:rPr>
         <w:t>PHẦN 5. VIẾT CÂU HỎI ĐUÔI HOÀN CHỈNH (10 điểm)</w:t>
       </w:r>
     </w:p>
     <w:p>
-      <w:r>
+      <w:pPr>
+        <w:keepNext/>
+        <w:shd w:val="clear" w:color="000000" w:fill="auto"/>
+        <w:spacing w:after="80"/>
+        <w:rPr>
+          <w:rFonts w:eastAsiaTheme="majorEastAsia"/>
+          <w:i/>
+          <w:color w:val="000000"/>
+          <w:spacing w:val="-10"/>
+          <w:kern w:val="28"/>
+          <w:sz w:val="22"/>
+          <w:szCs w:val="56"/>
+        </w:rPr>
+      </w:pPr>
+      <w:r>
+        <w:rPr>
+          <w:rFonts w:eastAsiaTheme="majorEastAsia"/>
+          <w:i/>
+          <w:color w:val="000000"/>
+          <w:spacing w:val="-10"/>
+          <w:kern w:val="28"/>
+          <w:sz w:val="22"/>
+          <w:szCs w:val="56"/>
+        </w:rPr>
+        <w:t>Hướng dẫn: Hoàn thành từng câu bằng cấu trúc phù hợp.</w:t>
+      </w:r>
+    </w:p>
+    <w:p>
+      <w:pPr>
+        <w:keepNext/>
+        <w:shd w:val="clear" w:color="000000" w:fill="auto"/>
+        <w:spacing w:before="120" w:after="60"/>
+        <w:rPr>
+          <w:rFonts w:eastAsiaTheme="majorEastAsia"/>
+          <w:color w:val="000000"/>
+          <w:spacing w:val="-10"/>
+          <w:kern w:val="28"/>
+          <w:sz w:val="22"/>
+          <w:szCs w:val="56"/>
+        </w:rPr>
+      </w:pPr>
+      <w:r>
+        <w:rPr>
+          <w:rFonts w:eastAsiaTheme="majorEastAsia"/>
+          <w:color w:val="000000"/>
+          <w:spacing w:val="-10"/>
+          <w:kern w:val="28"/>
+          <w:sz w:val="22"/>
+          <w:szCs w:val="56"/>
+        </w:rPr>
         <w:t>1. Minh is a doctor. → ______________________________</w:t>
       </w:r>
     </w:p>
     <w:p>
-      <w:r>
+      <w:pPr>
+        <w:keepNext/>
+        <w:shd w:val="clear" w:color="000000" w:fill="auto"/>
+        <w:spacing w:before="120" w:after="60"/>
+        <w:rPr>
+          <w:rFonts w:eastAsiaTheme="majorEastAsia"/>
+          <w:color w:val="000000"/>
+          <w:spacing w:val="-10"/>
+          <w:kern w:val="28"/>
+          <w:sz w:val="22"/>
+          <w:szCs w:val="56"/>
+        </w:rPr>
+      </w:pPr>
+      <w:r>
+        <w:rPr>
+          <w:rFonts w:eastAsiaTheme="majorEastAsia"/>
+          <w:color w:val="000000"/>
+          <w:spacing w:val="-10"/>
+          <w:kern w:val="28"/>
+          <w:sz w:val="22"/>
+          <w:szCs w:val="56"/>
+        </w:rPr>
         <w:t>2. Lan isn't busy. → ______________________________</w:t>
       </w:r>
     </w:p>
     <w:p>
-      <w:r>
+      <w:pPr>
+        <w:keepNext/>
+        <w:shd w:val="clear" w:color="000000" w:fill="auto"/>
+        <w:spacing w:before="120" w:after="60"/>
+        <w:rPr>
+          <w:rFonts w:eastAsiaTheme="majorEastAsia"/>
+          <w:color w:val="000000"/>
+          <w:spacing w:val="-10"/>
+          <w:kern w:val="28"/>
+          <w:sz w:val="22"/>
+          <w:szCs w:val="56"/>
+        </w:rPr>
+      </w:pPr>
+      <w:r>
+        <w:rPr>
+          <w:rFonts w:eastAsiaTheme="majorEastAsia"/>
+          <w:color w:val="000000"/>
+          <w:spacing w:val="-10"/>
+          <w:kern w:val="28"/>
+          <w:sz w:val="22"/>
+          <w:szCs w:val="56"/>
+        </w:rPr>
         <w:t>3. They study English. → ______________________________</w:t>
       </w:r>
     </w:p>
     <w:p>
-      <w:r>
+      <w:pPr>
+        <w:keepNext/>
+        <w:shd w:val="clear" w:color="000000" w:fill="auto"/>
+        <w:spacing w:before="120" w:after="60"/>
+        <w:rPr>
+          <w:rFonts w:eastAsiaTheme="majorEastAsia"/>
+          <w:color w:val="000000"/>
+          <w:spacing w:val="-10"/>
+          <w:kern w:val="28"/>
+          <w:sz w:val="22"/>
+          <w:szCs w:val="56"/>
+        </w:rPr>
+      </w:pPr>
+      <w:r>
+        <w:rPr>
+          <w:rFonts w:eastAsiaTheme="majorEastAsia"/>
+          <w:color w:val="000000"/>
+          <w:spacing w:val="-10"/>
+          <w:kern w:val="28"/>
+          <w:sz w:val="22"/>
+          <w:szCs w:val="56"/>
+        </w:rPr>
         <w:t>4. Hoa doesn't know him. → ______________________________</w:t>
       </w:r>
     </w:p>
     <w:p>
-      <w:r>
+      <w:pPr>
+        <w:keepNext/>
+        <w:shd w:val="clear" w:color="000000" w:fill="auto"/>
+        <w:spacing w:before="120" w:after="60"/>
+        <w:rPr>
+          <w:rFonts w:eastAsiaTheme="majorEastAsia"/>
+          <w:color w:val="000000"/>
+          <w:spacing w:val="-10"/>
+          <w:kern w:val="28"/>
+          <w:sz w:val="22"/>
+          <w:szCs w:val="56"/>
+        </w:rPr>
+      </w:pPr>
+      <w:r>
+        <w:rPr>
+          <w:rFonts w:eastAsiaTheme="majorEastAsia"/>
+          <w:color w:val="000000"/>
+          <w:spacing w:val="-10"/>
+          <w:kern w:val="28"/>
+          <w:sz w:val="22"/>
+          <w:szCs w:val="56"/>
+        </w:rPr>
         <w:t>5. Your brother arrived early. → ______________________________</w:t>
       </w:r>
     </w:p>
     <w:p>
-      <w:r>
+      <w:pPr>
+        <w:keepNext/>
+        <w:shd w:val="clear" w:color="000000" w:fill="auto"/>
+        <w:spacing w:before="120" w:after="60"/>
+        <w:rPr>
+          <w:rFonts w:eastAsiaTheme="majorEastAsia"/>
+          <w:color w:val="000000"/>
+          <w:spacing w:val="-10"/>
+          <w:kern w:val="28"/>
+          <w:sz w:val="22"/>
+          <w:szCs w:val="56"/>
+        </w:rPr>
+      </w:pPr>
+      <w:r>
+        <w:rPr>
+          <w:rFonts w:eastAsiaTheme="majorEastAsia"/>
+          <w:color w:val="000000"/>
+          <w:spacing w:val="-10"/>
+          <w:kern w:val="28"/>
+          <w:sz w:val="22"/>
+          <w:szCs w:val="56"/>
+        </w:rPr>
         <w:t>6. The students didn't complain. → ______________________________</w:t>
       </w:r>
     </w:p>
     <w:p>
-      <w:r>
+      <w:pPr>
+        <w:keepNext/>
+        <w:shd w:val="clear" w:color="000000" w:fill="auto"/>
+        <w:spacing w:before="120" w:after="60"/>
+        <w:rPr>
+          <w:rFonts w:eastAsiaTheme="majorEastAsia"/>
+          <w:color w:val="000000"/>
+          <w:spacing w:val="-10"/>
+          <w:kern w:val="28"/>
+          <w:sz w:val="22"/>
+          <w:szCs w:val="56"/>
+        </w:rPr>
+      </w:pPr>
+      <w:r>
+        <w:rPr>
+          <w:rFonts w:eastAsiaTheme="majorEastAsia"/>
+          <w:color w:val="000000"/>
+          <w:spacing w:val="-10"/>
+          <w:kern w:val="28"/>
+          <w:sz w:val="22"/>
+          <w:szCs w:val="56"/>
+        </w:rPr>
         <w:t>7. Mai has finished her work. → ______________________________</w:t>
       </w:r>
     </w:p>
     <w:p>
-      <w:r>
+      <w:pPr>
+        <w:keepNext/>
+        <w:shd w:val="clear" w:color="000000" w:fill="auto"/>
+        <w:spacing w:before="120" w:after="60"/>
+        <w:rPr>
+          <w:rFonts w:eastAsiaTheme="majorEastAsia"/>
+          <w:color w:val="000000"/>
+          <w:spacing w:val="-10"/>
+          <w:kern w:val="28"/>
+          <w:sz w:val="22"/>
+          <w:szCs w:val="56"/>
+        </w:rPr>
+      </w:pPr>
+      <w:r>
+        <w:rPr>
+          <w:rFonts w:eastAsiaTheme="majorEastAsia"/>
+          <w:color w:val="000000"/>
+          <w:spacing w:val="-10"/>
+          <w:kern w:val="28"/>
+          <w:sz w:val="22"/>
+          <w:szCs w:val="56"/>
+        </w:rPr>
         <w:t>8. We can meet tomorrow. → ______________________________</w:t>
       </w:r>
     </w:p>
     <w:p>
-      <w:r>
+      <w:pPr>
+        <w:keepNext/>
+        <w:shd w:val="clear" w:color="000000" w:fill="auto"/>
+        <w:spacing w:before="120" w:after="60"/>
+        <w:rPr>
+          <w:rFonts w:eastAsiaTheme="majorEastAsia"/>
+          <w:color w:val="000000"/>
+          <w:spacing w:val="-10"/>
+          <w:kern w:val="28"/>
+          <w:sz w:val="22"/>
+          <w:szCs w:val="56"/>
+        </w:rPr>
+      </w:pPr>
+      <w:r>
+        <w:rPr>
+          <w:rFonts w:eastAsiaTheme="majorEastAsia"/>
+          <w:color w:val="000000"/>
+          <w:spacing w:val="-10"/>
+          <w:kern w:val="28"/>
+          <w:sz w:val="22"/>
+          <w:szCs w:val="56"/>
+        </w:rPr>
         <w:t>9. He won't forget. → ______________________________</w:t>
       </w:r>
     </w:p>
     <w:p>
-      <w:r>
+      <w:pPr>
+        <w:keepNext/>
+        <w:shd w:val="clear" w:color="000000" w:fill="auto"/>
+        <w:spacing w:before="120" w:after="60"/>
+        <w:rPr>
+          <w:rFonts w:eastAsiaTheme="majorEastAsia"/>
+          <w:color w:val="000000"/>
+          <w:spacing w:val="-10"/>
+          <w:kern w:val="28"/>
+          <w:sz w:val="22"/>
+          <w:szCs w:val="56"/>
+        </w:rPr>
+      </w:pPr>
+      <w:r>
+        <w:rPr>
+          <w:rFonts w:eastAsiaTheme="majorEastAsia"/>
+          <w:color w:val="000000"/>
+          <w:spacing w:val="-10"/>
+          <w:kern w:val="28"/>
+          <w:sz w:val="22"/>
+          <w:szCs w:val="56"/>
+        </w:rPr>
         <w:t>10. There are two chairs. → ______________________________</w:t>
       </w:r>
     </w:p>
     <w:p>
       <w:pPr>
-        <w:pStyle w:val="Heading1"/>
-      </w:pPr>
-      <w:r>
+        <w:keepNext/>
+        <w:shd w:val="clear" w:color="000000" w:fill="auto"/>
+        <w:spacing w:before="280" w:after="80"/>
+        <w:rPr>
+          <w:rFonts w:eastAsiaTheme="majorEastAsia"/>
+          <w:b/>
+          <w:color w:val="000000"/>
+          <w:spacing w:val="-10"/>
+          <w:kern w:val="28"/>
+          <w:szCs w:val="56"/>
+        </w:rPr>
+      </w:pPr>
+      <w:r>
+        <w:rPr>
+          <w:rFonts w:eastAsiaTheme="majorEastAsia"/>
+          <w:b/>
+          <w:color w:val="000000"/>
+          <w:spacing w:val="-10"/>
+          <w:kern w:val="28"/>
+          <w:szCs w:val="56"/>
+        </w:rPr>
         <w:t>PHẦN 6. CÁC TRƯỜNG HỢP ĐẶC BIỆT (10 điểm)</w:t>
       </w:r>
     </w:p>
     <w:p>
-      <w:r>
+      <w:pPr>
+        <w:keepNext/>
+        <w:shd w:val="clear" w:color="000000" w:fill="auto"/>
+        <w:spacing w:after="80"/>
+        <w:rPr>
+          <w:rFonts w:eastAsiaTheme="majorEastAsia"/>
+          <w:i/>
+          <w:color w:val="000000"/>
+          <w:spacing w:val="-10"/>
+          <w:kern w:val="28"/>
+          <w:sz w:val="22"/>
+          <w:szCs w:val="56"/>
+        </w:rPr>
+      </w:pPr>
+      <w:r>
+        <w:rPr>
+          <w:rFonts w:eastAsiaTheme="majorEastAsia"/>
+          <w:i/>
+          <w:color w:val="000000"/>
+          <w:spacing w:val="-10"/>
+          <w:kern w:val="28"/>
+          <w:sz w:val="22"/>
+          <w:szCs w:val="56"/>
+        </w:rPr>
+        <w:t>Hướng dẫn: Hoàn thành câu hoặc ghép tình huống với phương án phù hợp.</w:t>
+      </w:r>
+    </w:p>
+    <w:p>
+      <w:pPr>
+        <w:keepNext/>
+        <w:shd w:val="clear" w:color="000000" w:fill="auto"/>
+        <w:spacing w:before="120" w:after="60"/>
+        <w:rPr>
+          <w:rFonts w:eastAsiaTheme="majorEastAsia"/>
+          <w:color w:val="000000"/>
+          <w:spacing w:val="-10"/>
+          <w:kern w:val="28"/>
+          <w:sz w:val="22"/>
+          <w:szCs w:val="56"/>
+        </w:rPr>
+      </w:pPr>
+      <w:r>
+        <w:rPr>
+          <w:rFonts w:eastAsiaTheme="majorEastAsia"/>
+          <w:color w:val="000000"/>
+          <w:spacing w:val="-10"/>
+          <w:kern w:val="28"/>
+          <w:sz w:val="22"/>
+          <w:szCs w:val="56"/>
+        </w:rPr>
         <w:t>1. I am your friend, ______?</w:t>
       </w:r>
     </w:p>
     <w:p>
-      <w:r>
+      <w:pPr>
+        <w:keepNext/>
+        <w:shd w:val="clear" w:color="000000" w:fill="auto"/>
+        <w:spacing w:before="120" w:after="60"/>
+        <w:rPr>
+          <w:rFonts w:eastAsiaTheme="majorEastAsia"/>
+          <w:color w:val="000000"/>
+          <w:spacing w:val="-10"/>
+          <w:kern w:val="28"/>
+          <w:sz w:val="22"/>
+          <w:szCs w:val="56"/>
+        </w:rPr>
+      </w:pPr>
+      <w:r>
+        <w:rPr>
+          <w:rFonts w:eastAsiaTheme="majorEastAsia"/>
+          <w:color w:val="000000"/>
+          <w:spacing w:val="-10"/>
+          <w:kern w:val="28"/>
+          <w:sz w:val="22"/>
+          <w:szCs w:val="56"/>
+        </w:rPr>
         <w:t>2. I am not late, ______?</w:t>
       </w:r>
     </w:p>
     <w:p>
-      <w:r>
+      <w:pPr>
+        <w:keepNext/>
+        <w:shd w:val="clear" w:color="000000" w:fill="auto"/>
+        <w:spacing w:before="120" w:after="60"/>
+        <w:rPr>
+          <w:rFonts w:eastAsiaTheme="majorEastAsia"/>
+          <w:color w:val="000000"/>
+          <w:spacing w:val="-10"/>
+          <w:kern w:val="28"/>
+          <w:sz w:val="22"/>
+          <w:szCs w:val="56"/>
+        </w:rPr>
+      </w:pPr>
+      <w:r>
+        <w:rPr>
+          <w:rFonts w:eastAsiaTheme="majorEastAsia"/>
+          <w:color w:val="000000"/>
+          <w:spacing w:val="-10"/>
+          <w:kern w:val="28"/>
+          <w:sz w:val="22"/>
+          <w:szCs w:val="56"/>
+        </w:rPr>
         <w:t>3. Let's have lunch, ______?</w:t>
       </w:r>
     </w:p>
     <w:p>
-      <w:r>
+      <w:pPr>
+        <w:keepNext/>
+        <w:shd w:val="clear" w:color="000000" w:fill="auto"/>
+        <w:spacing w:before="120" w:after="60"/>
+        <w:rPr>
+          <w:rFonts w:eastAsiaTheme="majorEastAsia"/>
+          <w:color w:val="000000"/>
+          <w:spacing w:val="-10"/>
+          <w:kern w:val="28"/>
+          <w:sz w:val="22"/>
+          <w:szCs w:val="56"/>
+        </w:rPr>
+      </w:pPr>
+      <w:r>
+        <w:rPr>
+          <w:rFonts w:eastAsiaTheme="majorEastAsia"/>
+          <w:color w:val="000000"/>
+          <w:spacing w:val="-10"/>
+          <w:kern w:val="28"/>
+          <w:sz w:val="22"/>
+          <w:szCs w:val="56"/>
+        </w:rPr>
         <w:t>4. Let's not argue, ______?</w:t>
       </w:r>
     </w:p>
     <w:p>
-      <w:r>
+      <w:pPr>
+        <w:keepNext/>
+        <w:shd w:val="clear" w:color="000000" w:fill="auto"/>
+        <w:spacing w:before="120" w:after="60"/>
+        <w:rPr>
+          <w:rFonts w:eastAsiaTheme="majorEastAsia"/>
+          <w:color w:val="000000"/>
+          <w:spacing w:val="-10"/>
+          <w:kern w:val="28"/>
+          <w:sz w:val="22"/>
+          <w:szCs w:val="56"/>
+        </w:rPr>
+      </w:pPr>
+      <w:r>
+        <w:rPr>
+          <w:rFonts w:eastAsiaTheme="majorEastAsia"/>
+          <w:color w:val="000000"/>
+          <w:spacing w:val="-10"/>
+          <w:kern w:val="28"/>
+          <w:sz w:val="22"/>
+          <w:szCs w:val="56"/>
+        </w:rPr>
         <w:t>5. Close the door, ______?</w:t>
       </w:r>
     </w:p>
     <w:p>
-      <w:r>
+      <w:pPr>
+        <w:keepNext/>
+        <w:shd w:val="clear" w:color="000000" w:fill="auto"/>
+        <w:spacing w:before="120" w:after="60"/>
+        <w:rPr>
+          <w:rFonts w:eastAsiaTheme="majorEastAsia"/>
+          <w:color w:val="000000"/>
+          <w:spacing w:val="-10"/>
+          <w:kern w:val="28"/>
+          <w:sz w:val="22"/>
+          <w:szCs w:val="56"/>
+        </w:rPr>
+      </w:pPr>
+      <w:r>
+        <w:rPr>
+          <w:rFonts w:eastAsiaTheme="majorEastAsia"/>
+          <w:color w:val="000000"/>
+          <w:spacing w:val="-10"/>
+          <w:kern w:val="28"/>
+          <w:sz w:val="22"/>
+          <w:szCs w:val="56"/>
+        </w:rPr>
         <w:t>6. Don't make noise, ______?</w:t>
       </w:r>
     </w:p>
     <w:p>
-      <w:r>
+      <w:pPr>
+        <w:keepNext/>
+        <w:shd w:val="clear" w:color="000000" w:fill="auto"/>
+        <w:spacing w:before="120" w:after="60"/>
+        <w:rPr>
+          <w:rFonts w:eastAsiaTheme="majorEastAsia"/>
+          <w:color w:val="000000"/>
+          <w:spacing w:val="-10"/>
+          <w:kern w:val="28"/>
+          <w:sz w:val="22"/>
+          <w:szCs w:val="56"/>
+        </w:rPr>
+      </w:pPr>
+      <w:r>
+        <w:rPr>
+          <w:rFonts w:eastAsiaTheme="majorEastAsia"/>
+          <w:color w:val="000000"/>
+          <w:spacing w:val="-10"/>
+          <w:kern w:val="28"/>
+          <w:sz w:val="22"/>
+          <w:szCs w:val="56"/>
+        </w:rPr>
         <w:t>7. This is interesting, ______?</w:t>
       </w:r>
     </w:p>
     <w:p>
-      <w:r>
+      <w:pPr>
+        <w:keepNext/>
+        <w:shd w:val="clear" w:color="000000" w:fill="auto"/>
+        <w:spacing w:before="120" w:after="60"/>
+        <w:rPr>
+          <w:rFonts w:eastAsiaTheme="majorEastAsia"/>
+          <w:color w:val="000000"/>
+          <w:spacing w:val="-10"/>
+          <w:kern w:val="28"/>
+          <w:sz w:val="22"/>
+          <w:szCs w:val="56"/>
+        </w:rPr>
+      </w:pPr>
+      <w:r>
+        <w:rPr>
+          <w:rFonts w:eastAsiaTheme="majorEastAsia"/>
+          <w:color w:val="000000"/>
+          <w:spacing w:val="-10"/>
+          <w:kern w:val="28"/>
+          <w:sz w:val="22"/>
+          <w:szCs w:val="56"/>
+        </w:rPr>
         <w:t>8. These are your keys, ______?</w:t>
       </w:r>
     </w:p>
     <w:p>
-      <w:r>
+      <w:pPr>
+        <w:keepNext/>
+        <w:shd w:val="clear" w:color="000000" w:fill="auto"/>
+        <w:spacing w:before="120" w:after="60"/>
+        <w:rPr>
+          <w:rFonts w:eastAsiaTheme="majorEastAsia"/>
+          <w:color w:val="000000"/>
+          <w:spacing w:val="-10"/>
+          <w:kern w:val="28"/>
+          <w:sz w:val="22"/>
+          <w:szCs w:val="56"/>
+        </w:rPr>
+      </w:pPr>
+      <w:r>
+        <w:rPr>
+          <w:rFonts w:eastAsiaTheme="majorEastAsia"/>
+          <w:color w:val="000000"/>
+          <w:spacing w:val="-10"/>
+          <w:kern w:val="28"/>
+          <w:sz w:val="22"/>
+          <w:szCs w:val="56"/>
+        </w:rPr>
         <w:t>9. Everyone enjoyed the party, ______?</w:t>
       </w:r>
     </w:p>
     <w:p>
-      <w:r>
+      <w:pPr>
+        <w:keepNext/>
+        <w:shd w:val="clear" w:color="000000" w:fill="auto"/>
+        <w:spacing w:before="120" w:after="60"/>
+        <w:rPr>
+          <w:rFonts w:eastAsiaTheme="majorEastAsia"/>
+          <w:color w:val="000000"/>
+          <w:spacing w:val="-10"/>
+          <w:kern w:val="28"/>
+          <w:sz w:val="22"/>
+          <w:szCs w:val="56"/>
+        </w:rPr>
+      </w:pPr>
+      <w:r>
+        <w:rPr>
+          <w:rFonts w:eastAsiaTheme="majorEastAsia"/>
+          <w:color w:val="000000"/>
+          <w:spacing w:val="-10"/>
+          <w:kern w:val="28"/>
+          <w:sz w:val="22"/>
+          <w:szCs w:val="56"/>
+        </w:rPr>
         <w:t>10. Nothing happened, ______?</w:t>
       </w:r>
     </w:p>
     <w:p>
       <w:pPr>
-        <w:pStyle w:val="Heading1"/>
-      </w:pPr>
-      <w:r>
+        <w:keepNext/>
+        <w:shd w:val="clear" w:color="000000" w:fill="auto"/>
+        <w:spacing w:before="280" w:after="80"/>
+        <w:rPr>
+          <w:rFonts w:eastAsiaTheme="majorEastAsia"/>
+          <w:b/>
+          <w:color w:val="000000"/>
+          <w:spacing w:val="-10"/>
+          <w:kern w:val="28"/>
+          <w:szCs w:val="56"/>
+        </w:rPr>
+      </w:pPr>
+      <w:r>
+        <w:rPr>
+          <w:rFonts w:eastAsiaTheme="majorEastAsia"/>
+          <w:b/>
+          <w:color w:val="000000"/>
+          <w:spacing w:val="-10"/>
+          <w:kern w:val="28"/>
+          <w:szCs w:val="56"/>
+        </w:rPr>
         <w:t>PHẦN 7. SỬA LỖI SAI (10 điểm)</w:t>
       </w:r>
     </w:p>
     <w:p>
-      <w:r>
+      <w:pPr>
+        <w:keepNext/>
+        <w:shd w:val="clear" w:color="000000" w:fill="auto"/>
+        <w:spacing w:after="80"/>
+        <w:rPr>
+          <w:rFonts w:eastAsiaTheme="majorEastAsia"/>
+          <w:i/>
+          <w:color w:val="000000"/>
+          <w:spacing w:val="-10"/>
+          <w:kern w:val="28"/>
+          <w:sz w:val="22"/>
+          <w:szCs w:val="56"/>
+        </w:rPr>
+      </w:pPr>
+      <w:r>
+        <w:rPr>
+          <w:rFonts w:eastAsiaTheme="majorEastAsia"/>
+          <w:i/>
+          <w:color w:val="000000"/>
+          <w:spacing w:val="-10"/>
+          <w:kern w:val="28"/>
+          <w:sz w:val="22"/>
+          <w:szCs w:val="56"/>
+        </w:rPr>
+        <w:t>Hướng dẫn: Tìm lỗi và viết lại toàn bộ câu cho đúng.</w:t>
+      </w:r>
+    </w:p>
+    <w:p>
+      <w:pPr>
+        <w:keepNext/>
+        <w:shd w:val="clear" w:color="000000" w:fill="auto"/>
+        <w:spacing w:before="120" w:after="60"/>
+        <w:rPr>
+          <w:rFonts w:eastAsiaTheme="majorEastAsia"/>
+          <w:color w:val="000000"/>
+          <w:spacing w:val="-10"/>
+          <w:kern w:val="28"/>
+          <w:sz w:val="22"/>
+          <w:szCs w:val="56"/>
+        </w:rPr>
+      </w:pPr>
+      <w:r>
+        <w:rPr>
+          <w:rFonts w:eastAsiaTheme="majorEastAsia"/>
+          <w:color w:val="000000"/>
+          <w:spacing w:val="-10"/>
+          <w:kern w:val="28"/>
+          <w:sz w:val="22"/>
+          <w:szCs w:val="56"/>
+        </w:rPr>
         <w:t>1. She is tired, is she? → ______________________________</w:t>
       </w:r>
     </w:p>
     <w:p>
-      <w:r>
+      <w:pPr>
+        <w:keepNext/>
+        <w:shd w:val="clear" w:color="000000" w:fill="auto"/>
+        <w:spacing w:before="120" w:after="60"/>
+        <w:rPr>
+          <w:rFonts w:eastAsiaTheme="majorEastAsia"/>
+          <w:color w:val="000000"/>
+          <w:spacing w:val="-10"/>
+          <w:kern w:val="28"/>
+          <w:sz w:val="22"/>
+          <w:szCs w:val="56"/>
+        </w:rPr>
+      </w:pPr>
+      <w:r>
+        <w:rPr>
+          <w:rFonts w:eastAsiaTheme="majorEastAsia"/>
+          <w:color w:val="000000"/>
+          <w:spacing w:val="-10"/>
+          <w:kern w:val="28"/>
+          <w:sz w:val="22"/>
+          <w:szCs w:val="56"/>
+        </w:rPr>
         <w:t>2. He likes tea, isn't he? → ______________________________</w:t>
       </w:r>
     </w:p>
     <w:p>
-      <w:r>
+      <w:pPr>
+        <w:keepNext/>
+        <w:shd w:val="clear" w:color="000000" w:fill="auto"/>
+        <w:spacing w:before="120" w:after="60"/>
+        <w:rPr>
+          <w:rFonts w:eastAsiaTheme="majorEastAsia"/>
+          <w:color w:val="000000"/>
+          <w:spacing w:val="-10"/>
+          <w:kern w:val="28"/>
+          <w:sz w:val="22"/>
+          <w:szCs w:val="56"/>
+        </w:rPr>
+      </w:pPr>
+      <w:r>
+        <w:rPr>
+          <w:rFonts w:eastAsiaTheme="majorEastAsia"/>
+          <w:color w:val="000000"/>
+          <w:spacing w:val="-10"/>
+          <w:kern w:val="28"/>
+          <w:sz w:val="22"/>
+          <w:szCs w:val="56"/>
+        </w:rPr>
         <w:t>3. They came late, don't they? → ______________________________</w:t>
       </w:r>
     </w:p>
     <w:p>
-      <w:r>
+      <w:pPr>
+        <w:keepNext/>
+        <w:shd w:val="clear" w:color="000000" w:fill="auto"/>
+        <w:spacing w:before="120" w:after="60"/>
+        <w:rPr>
+          <w:rFonts w:eastAsiaTheme="majorEastAsia"/>
+          <w:color w:val="000000"/>
+          <w:spacing w:val="-10"/>
+          <w:kern w:val="28"/>
+          <w:sz w:val="22"/>
+          <w:szCs w:val="56"/>
+        </w:rPr>
+      </w:pPr>
+      <w:r>
+        <w:rPr>
+          <w:rFonts w:eastAsiaTheme="majorEastAsia"/>
+          <w:color w:val="000000"/>
+          <w:spacing w:val="-10"/>
+          <w:kern w:val="28"/>
+          <w:sz w:val="22"/>
+          <w:szCs w:val="56"/>
+        </w:rPr>
         <w:t>4. Lan can swim, doesn't she? → ______________________________</w:t>
       </w:r>
     </w:p>
     <w:p>
-      <w:r>
+      <w:pPr>
+        <w:keepNext/>
+        <w:shd w:val="clear" w:color="000000" w:fill="auto"/>
+        <w:spacing w:before="120" w:after="60"/>
+        <w:rPr>
+          <w:rFonts w:eastAsiaTheme="majorEastAsia"/>
+          <w:color w:val="000000"/>
+          <w:spacing w:val="-10"/>
+          <w:kern w:val="28"/>
+          <w:sz w:val="22"/>
+          <w:szCs w:val="56"/>
+        </w:rPr>
+      </w:pPr>
+      <w:r>
+        <w:rPr>
+          <w:rFonts w:eastAsiaTheme="majorEastAsia"/>
+          <w:color w:val="000000"/>
+          <w:spacing w:val="-10"/>
+          <w:kern w:val="28"/>
+          <w:sz w:val="22"/>
+          <w:szCs w:val="56"/>
+        </w:rPr>
         <w:t>5. I am late, amn't I? → ______________________________</w:t>
       </w:r>
     </w:p>
     <w:p>
-      <w:r>
+      <w:pPr>
+        <w:keepNext/>
+        <w:shd w:val="clear" w:color="000000" w:fill="auto"/>
+        <w:spacing w:before="120" w:after="60"/>
+        <w:rPr>
+          <w:rFonts w:eastAsiaTheme="majorEastAsia"/>
+          <w:color w:val="000000"/>
+          <w:spacing w:val="-10"/>
+          <w:kern w:val="28"/>
+          <w:sz w:val="22"/>
+          <w:szCs w:val="56"/>
+        </w:rPr>
+      </w:pPr>
+      <w:r>
+        <w:rPr>
+          <w:rFonts w:eastAsiaTheme="majorEastAsia"/>
+          <w:color w:val="000000"/>
+          <w:spacing w:val="-10"/>
+          <w:kern w:val="28"/>
+          <w:sz w:val="22"/>
+          <w:szCs w:val="56"/>
+        </w:rPr>
         <w:t>6. Let's go, will we? → ______________________________</w:t>
       </w:r>
     </w:p>
     <w:p>
-      <w:r>
+      <w:pPr>
+        <w:keepNext/>
+        <w:shd w:val="clear" w:color="000000" w:fill="auto"/>
+        <w:spacing w:before="120" w:after="60"/>
+        <w:rPr>
+          <w:rFonts w:eastAsiaTheme="majorEastAsia"/>
+          <w:color w:val="000000"/>
+          <w:spacing w:val="-10"/>
+          <w:kern w:val="28"/>
+          <w:sz w:val="22"/>
+          <w:szCs w:val="56"/>
+        </w:rPr>
+      </w:pPr>
+      <w:r>
+        <w:rPr>
+          <w:rFonts w:eastAsiaTheme="majorEastAsia"/>
+          <w:color w:val="000000"/>
+          <w:spacing w:val="-10"/>
+          <w:kern w:val="28"/>
+          <w:sz w:val="22"/>
+          <w:szCs w:val="56"/>
+        </w:rPr>
         <w:t>7. Nam didn't call, didn't he? → ______________________________</w:t>
       </w:r>
     </w:p>
     <w:p>
-      <w:r>
+      <w:pPr>
+        <w:keepNext/>
+        <w:shd w:val="clear" w:color="000000" w:fill="auto"/>
+        <w:spacing w:before="120" w:after="60"/>
+        <w:rPr>
+          <w:rFonts w:eastAsiaTheme="majorEastAsia"/>
+          <w:color w:val="000000"/>
+          <w:spacing w:val="-10"/>
+          <w:kern w:val="28"/>
+          <w:sz w:val="22"/>
+          <w:szCs w:val="56"/>
+        </w:rPr>
+      </w:pPr>
+      <w:r>
+        <w:rPr>
+          <w:rFonts w:eastAsiaTheme="majorEastAsia"/>
+          <w:color w:val="000000"/>
+          <w:spacing w:val="-10"/>
+          <w:kern w:val="28"/>
+          <w:sz w:val="22"/>
+          <w:szCs w:val="56"/>
+        </w:rPr>
         <w:t>8. There is a bank here, isn't it? → ______________________________</w:t>
       </w:r>
     </w:p>
     <w:p>
-      <w:r>
+      <w:pPr>
+        <w:keepNext/>
+        <w:shd w:val="clear" w:color="000000" w:fill="auto"/>
+        <w:spacing w:before="120" w:after="60"/>
+        <w:rPr>
+          <w:rFonts w:eastAsiaTheme="majorEastAsia"/>
+          <w:color w:val="000000"/>
+          <w:spacing w:val="-10"/>
+          <w:kern w:val="28"/>
+          <w:sz w:val="22"/>
+          <w:szCs w:val="56"/>
+        </w:rPr>
+      </w:pPr>
+      <w:r>
+        <w:rPr>
+          <w:rFonts w:eastAsiaTheme="majorEastAsia"/>
+          <w:color w:val="000000"/>
+          <w:spacing w:val="-10"/>
+          <w:kern w:val="28"/>
+          <w:sz w:val="22"/>
+          <w:szCs w:val="56"/>
+        </w:rPr>
         <w:t>9. Nobody knows, don't they? → ______________________________</w:t>
       </w:r>
     </w:p>
     <w:p>
-      <w:r>
+      <w:pPr>
+        <w:keepNext/>
+        <w:shd w:val="clear" w:color="000000" w:fill="auto"/>
+        <w:spacing w:before="120" w:after="60"/>
+        <w:rPr>
+          <w:rFonts w:eastAsiaTheme="majorEastAsia"/>
+          <w:color w:val="000000"/>
+          <w:spacing w:val="-10"/>
+          <w:kern w:val="28"/>
+          <w:sz w:val="22"/>
+          <w:szCs w:val="56"/>
+        </w:rPr>
+      </w:pPr>
+      <w:r>
+        <w:rPr>
+          <w:rFonts w:eastAsiaTheme="majorEastAsia"/>
+          <w:color w:val="000000"/>
+          <w:spacing w:val="-10"/>
+          <w:kern w:val="28"/>
+          <w:sz w:val="22"/>
+          <w:szCs w:val="56"/>
+        </w:rPr>
         <w:t>10. Open your book, shall we? → ______________________________</w:t>
       </w:r>
     </w:p>
     <w:p>
       <w:pPr>
-        <w:pStyle w:val="Heading1"/>
-      </w:pPr>
-      <w:r>
+        <w:keepNext/>
+        <w:shd w:val="clear" w:color="000000" w:fill="auto"/>
+        <w:spacing w:before="280" w:after="80"/>
+        <w:rPr>
+          <w:rFonts w:eastAsiaTheme="majorEastAsia"/>
+          <w:b/>
+          <w:color w:val="000000"/>
+          <w:spacing w:val="-10"/>
+          <w:kern w:val="28"/>
+          <w:szCs w:val="56"/>
+        </w:rPr>
+      </w:pPr>
+      <w:r>
+        <w:rPr>
+          <w:rFonts w:eastAsiaTheme="majorEastAsia"/>
+          <w:b/>
+          <w:color w:val="000000"/>
+          <w:spacing w:val="-10"/>
+          <w:kern w:val="28"/>
+          <w:szCs w:val="56"/>
+        </w:rPr>
         <w:t>PHẦN 8. DỊCH SANG TIẾNG ANH (10 điểm)</w:t>
       </w:r>
     </w:p>
     <w:p>
-      <w:r>
+      <w:pPr>
+        <w:keepNext/>
+        <w:shd w:val="clear" w:color="000000" w:fill="auto"/>
+        <w:spacing w:after="80"/>
+        <w:rPr>
+          <w:rFonts w:eastAsiaTheme="majorEastAsia"/>
+          <w:i/>
+          <w:color w:val="000000"/>
+          <w:spacing w:val="-10"/>
+          <w:kern w:val="28"/>
+          <w:sz w:val="22"/>
+          <w:szCs w:val="56"/>
+        </w:rPr>
+      </w:pPr>
+      <w:r>
+        <w:rPr>
+          <w:rFonts w:eastAsiaTheme="majorEastAsia"/>
+          <w:i/>
+          <w:color w:val="000000"/>
+          <w:spacing w:val="-10"/>
+          <w:kern w:val="28"/>
+          <w:sz w:val="22"/>
+          <w:szCs w:val="56"/>
+        </w:rPr>
+        <w:t>Hướng dẫn: Dịch từng câu sang tiếng Anh tự nhiên và đúng ngữ pháp.</w:t>
+      </w:r>
+    </w:p>
+    <w:p>
+      <w:pPr>
+        <w:keepNext/>
+        <w:shd w:val="clear" w:color="000000" w:fill="auto"/>
+        <w:spacing w:before="120" w:after="60"/>
+        <w:rPr>
+          <w:rFonts w:eastAsiaTheme="majorEastAsia"/>
+          <w:color w:val="000000"/>
+          <w:spacing w:val="-10"/>
+          <w:kern w:val="28"/>
+          <w:sz w:val="22"/>
+          <w:szCs w:val="56"/>
+        </w:rPr>
+      </w:pPr>
+      <w:r>
+        <w:rPr>
+          <w:rFonts w:eastAsiaTheme="majorEastAsia"/>
+          <w:color w:val="000000"/>
+          <w:spacing w:val="-10"/>
+          <w:kern w:val="28"/>
+          <w:sz w:val="22"/>
+          <w:szCs w:val="56"/>
+        </w:rPr>
         <w:t>1. Bạn là học sinh, phải không?</w:t>
       </w:r>
     </w:p>
     <w:p>
-      <w:r>
+      <w:pPr>
+        <w:keepNext/>
+        <w:shd w:val="clear" w:color="000000" w:fill="auto"/>
+        <w:spacing w:before="120" w:after="60"/>
+        <w:rPr>
+          <w:rFonts w:eastAsiaTheme="majorEastAsia"/>
+          <w:color w:val="000000"/>
+          <w:spacing w:val="-10"/>
+          <w:kern w:val="28"/>
+          <w:sz w:val="22"/>
+          <w:szCs w:val="56"/>
+        </w:rPr>
+      </w:pPr>
+      <w:r>
+        <w:rPr>
+          <w:rFonts w:eastAsiaTheme="majorEastAsia"/>
+          <w:color w:val="000000"/>
+          <w:spacing w:val="-10"/>
+          <w:kern w:val="28"/>
+          <w:sz w:val="22"/>
+          <w:szCs w:val="56"/>
+        </w:rPr>
         <w:t>2. Cô ấy không sống ở đây, phải không?</w:t>
       </w:r>
     </w:p>
     <w:p>
-      <w:r>
+      <w:pPr>
+        <w:keepNext/>
+        <w:shd w:val="clear" w:color="000000" w:fill="auto"/>
+        <w:spacing w:before="120" w:after="60"/>
+        <w:rPr>
+          <w:rFonts w:eastAsiaTheme="majorEastAsia"/>
+          <w:color w:val="000000"/>
+          <w:spacing w:val="-10"/>
+          <w:kern w:val="28"/>
+          <w:sz w:val="22"/>
+          <w:szCs w:val="56"/>
+        </w:rPr>
+      </w:pPr>
+      <w:r>
+        <w:rPr>
+          <w:rFonts w:eastAsiaTheme="majorEastAsia"/>
+          <w:color w:val="000000"/>
+          <w:spacing w:val="-10"/>
+          <w:kern w:val="28"/>
+          <w:sz w:val="22"/>
+          <w:szCs w:val="56"/>
+        </w:rPr>
         <w:t>3. Nam thích cà phê, phải không?</w:t>
       </w:r>
     </w:p>
     <w:p>
-      <w:r>
+      <w:pPr>
+        <w:keepNext/>
+        <w:shd w:val="clear" w:color="000000" w:fill="auto"/>
+        <w:spacing w:before="120" w:after="60"/>
+        <w:rPr>
+          <w:rFonts w:eastAsiaTheme="majorEastAsia"/>
+          <w:color w:val="000000"/>
+          <w:spacing w:val="-10"/>
+          <w:kern w:val="28"/>
+          <w:sz w:val="22"/>
+          <w:szCs w:val="56"/>
+        </w:rPr>
+      </w:pPr>
+      <w:r>
+        <w:rPr>
+          <w:rFonts w:eastAsiaTheme="majorEastAsia"/>
+          <w:color w:val="000000"/>
+          <w:spacing w:val="-10"/>
+          <w:kern w:val="28"/>
+          <w:sz w:val="22"/>
+          <w:szCs w:val="56"/>
+        </w:rPr>
         <w:t>4. Họ đã đến hôm qua, phải không?</w:t>
       </w:r>
     </w:p>
     <w:p>
-      <w:r>
+      <w:pPr>
+        <w:keepNext/>
+        <w:shd w:val="clear" w:color="000000" w:fill="auto"/>
+        <w:spacing w:before="120" w:after="60"/>
+        <w:rPr>
+          <w:rFonts w:eastAsiaTheme="majorEastAsia"/>
+          <w:color w:val="000000"/>
+          <w:spacing w:val="-10"/>
+          <w:kern w:val="28"/>
+          <w:sz w:val="22"/>
+          <w:szCs w:val="56"/>
+        </w:rPr>
+      </w:pPr>
+      <w:r>
+        <w:rPr>
+          <w:rFonts w:eastAsiaTheme="majorEastAsia"/>
+          <w:color w:val="000000"/>
+          <w:spacing w:val="-10"/>
+          <w:kern w:val="28"/>
+          <w:sz w:val="22"/>
+          <w:szCs w:val="56"/>
+        </w:rPr>
         <w:t>5. Lan có thể lái xe, phải không?</w:t>
       </w:r>
     </w:p>
     <w:p>
-      <w:r>
+      <w:pPr>
+        <w:keepNext/>
+        <w:shd w:val="clear" w:color="000000" w:fill="auto"/>
+        <w:spacing w:before="120" w:after="60"/>
+        <w:rPr>
+          <w:rFonts w:eastAsiaTheme="majorEastAsia"/>
+          <w:color w:val="000000"/>
+          <w:spacing w:val="-10"/>
+          <w:kern w:val="28"/>
+          <w:sz w:val="22"/>
+          <w:szCs w:val="56"/>
+        </w:rPr>
+      </w:pPr>
+      <w:r>
+        <w:rPr>
+          <w:rFonts w:eastAsiaTheme="majorEastAsia"/>
+          <w:color w:val="000000"/>
+          <w:spacing w:val="-10"/>
+          <w:kern w:val="28"/>
+          <w:sz w:val="22"/>
+          <w:szCs w:val="56"/>
+        </w:rPr>
         <w:t>6. Anh ấy chưa làm xong, phải không?</w:t>
       </w:r>
     </w:p>
     <w:p>
-      <w:r>
+      <w:pPr>
+        <w:keepNext/>
+        <w:shd w:val="clear" w:color="000000" w:fill="auto"/>
+        <w:spacing w:before="120" w:after="60"/>
+        <w:rPr>
+          <w:rFonts w:eastAsiaTheme="majorEastAsia"/>
+          <w:color w:val="000000"/>
+          <w:spacing w:val="-10"/>
+          <w:kern w:val="28"/>
+          <w:sz w:val="22"/>
+          <w:szCs w:val="56"/>
+        </w:rPr>
+      </w:pPr>
+      <w:r>
+        <w:rPr>
+          <w:rFonts w:eastAsiaTheme="majorEastAsia"/>
+          <w:color w:val="000000"/>
+          <w:spacing w:val="-10"/>
+          <w:kern w:val="28"/>
+          <w:sz w:val="22"/>
+          <w:szCs w:val="56"/>
+        </w:rPr>
         <w:t>7. Chúng ta về nhà nhé?</w:t>
       </w:r>
     </w:p>
     <w:p>
-      <w:r>
+      <w:pPr>
+        <w:keepNext/>
+        <w:shd w:val="clear" w:color="000000" w:fill="auto"/>
+        <w:spacing w:before="120" w:after="60"/>
+        <w:rPr>
+          <w:rFonts w:eastAsiaTheme="majorEastAsia"/>
+          <w:color w:val="000000"/>
+          <w:spacing w:val="-10"/>
+          <w:kern w:val="28"/>
+          <w:sz w:val="22"/>
+          <w:szCs w:val="56"/>
+        </w:rPr>
+      </w:pPr>
+      <w:r>
+        <w:rPr>
+          <w:rFonts w:eastAsiaTheme="majorEastAsia"/>
+          <w:color w:val="000000"/>
+          <w:spacing w:val="-10"/>
+          <w:kern w:val="28"/>
+          <w:sz w:val="22"/>
+          <w:szCs w:val="56"/>
+        </w:rPr>
         <w:t>8. Hãy mở cửa nhé?</w:t>
       </w:r>
     </w:p>
     <w:p>
-      <w:r>
+      <w:pPr>
+        <w:keepNext/>
+        <w:shd w:val="clear" w:color="000000" w:fill="auto"/>
+        <w:spacing w:before="120" w:after="60"/>
+        <w:rPr>
+          <w:rFonts w:eastAsiaTheme="majorEastAsia"/>
+          <w:color w:val="000000"/>
+          <w:spacing w:val="-10"/>
+          <w:kern w:val="28"/>
+          <w:sz w:val="22"/>
+          <w:szCs w:val="56"/>
+        </w:rPr>
+      </w:pPr>
+      <w:r>
+        <w:rPr>
+          <w:rFonts w:eastAsiaTheme="majorEastAsia"/>
+          <w:color w:val="000000"/>
+          <w:spacing w:val="-10"/>
+          <w:kern w:val="28"/>
+          <w:sz w:val="22"/>
+          <w:szCs w:val="56"/>
+        </w:rPr>
         <w:t>9. Có một siêu thị gần đây, phải không?</w:t>
       </w:r>
     </w:p>
     <w:p>
-      <w:r>
+      <w:pPr>
+        <w:keepNext/>
+        <w:shd w:val="clear" w:color="000000" w:fill="auto"/>
+        <w:spacing w:before="120" w:after="60"/>
+        <w:rPr>
+          <w:rFonts w:eastAsiaTheme="majorEastAsia"/>
+          <w:color w:val="000000"/>
+          <w:spacing w:val="-10"/>
+          <w:kern w:val="28"/>
+          <w:sz w:val="22"/>
+          <w:szCs w:val="56"/>
+        </w:rPr>
+      </w:pPr>
+      <w:r>
+        <w:rPr>
+          <w:rFonts w:eastAsiaTheme="majorEastAsia"/>
+          <w:color w:val="000000"/>
+          <w:spacing w:val="-10"/>
+          <w:kern w:val="28"/>
+          <w:sz w:val="22"/>
+          <w:szCs w:val="56"/>
+        </w:rPr>
         <w:t>10. Không ai gọi cả, phải không?</w:t>
       </w:r>
     </w:p>
     <w:p>
       <w:pPr>
-        <w:pStyle w:val="Heading1"/>
-      </w:pPr>
-      <w:r>
+        <w:keepNext/>
+        <w:shd w:val="clear" w:color="000000" w:fill="auto"/>
+        <w:spacing w:before="280" w:after="80"/>
+        <w:rPr>
+          <w:rFonts w:eastAsiaTheme="majorEastAsia"/>
+          <w:b/>
+          <w:color w:val="000000"/>
+          <w:spacing w:val="-10"/>
+          <w:kern w:val="28"/>
+          <w:szCs w:val="56"/>
+        </w:rPr>
+      </w:pPr>
+      <w:r>
+        <w:rPr>
+          <w:rFonts w:eastAsiaTheme="majorEastAsia"/>
+          <w:b/>
+          <w:color w:val="000000"/>
+          <w:spacing w:val="-10"/>
+          <w:kern w:val="28"/>
+          <w:szCs w:val="56"/>
+        </w:rPr>
         <w:t>PHẦN 9. ĐỌC HIỂU (10 điểm)</w:t>
       </w:r>
     </w:p>
     <w:p>
-      <w:r>
+      <w:pPr>
+        <w:keepNext/>
+        <w:shd w:val="clear" w:color="000000" w:fill="auto"/>
+        <w:spacing w:after="80"/>
+        <w:rPr>
+          <w:rFonts w:eastAsiaTheme="majorEastAsia"/>
+          <w:i/>
+          <w:color w:val="000000"/>
+          <w:spacing w:val="-10"/>
+          <w:kern w:val="28"/>
+          <w:sz w:val="22"/>
+          <w:szCs w:val="56"/>
+        </w:rPr>
+      </w:pPr>
+      <w:r>
+        <w:rPr>
+          <w:rFonts w:eastAsiaTheme="majorEastAsia"/>
+          <w:i/>
+          <w:color w:val="000000"/>
+          <w:spacing w:val="-10"/>
+          <w:kern w:val="28"/>
+          <w:sz w:val="22"/>
+          <w:szCs w:val="56"/>
+        </w:rPr>
+        <w:t>Hướng dẫn: Đọc văn bản, xác định bằng chứng rồi trả lời từng câu hỏi.</w:t>
+      </w:r>
+    </w:p>
+    <w:p>
+      <w:pPr>
+        <w:keepNext/>
+        <w:shd w:val="clear" w:color="000000" w:fill="auto"/>
+        <w:spacing w:before="120" w:after="80"/>
+        <w:rPr>
+          <w:rFonts w:eastAsiaTheme="majorEastAsia"/>
+          <w:b/>
+          <w:color w:val="000000"/>
+          <w:spacing w:val="-10"/>
+          <w:kern w:val="28"/>
+          <w:sz w:val="22"/>
+          <w:szCs w:val="56"/>
+        </w:rPr>
+      </w:pPr>
+      <w:r>
+        <w:rPr>
+          <w:rFonts w:eastAsiaTheme="majorEastAsia"/>
+          <w:b/>
+          <w:color w:val="000000"/>
+          <w:spacing w:val="-10"/>
+          <w:kern w:val="28"/>
+          <w:sz w:val="22"/>
+          <w:szCs w:val="56"/>
+        </w:rPr>
         <w:t>Đọc đoạn hội thoại:</w:t>
       </w:r>
     </w:p>
     <w:p>
-      <w:r>
+      <w:pPr>
+        <w:keepLines/>
+        <w:shd w:val="clear" w:color="000000" w:fill="auto"/>
+        <w:spacing w:after="160"/>
+        <w:rPr>
+          <w:rFonts w:eastAsiaTheme="majorEastAsia"/>
+          <w:color w:val="000000"/>
+          <w:spacing w:val="-10"/>
+          <w:kern w:val="28"/>
+          <w:sz w:val="22"/>
+          <w:szCs w:val="56"/>
+        </w:rPr>
+      </w:pPr>
+      <w:r>
+        <w:rPr>
+          <w:rFonts w:eastAsiaTheme="majorEastAsia"/>
+          <w:color w:val="000000"/>
+          <w:spacing w:val="-10"/>
+          <w:kern w:val="28"/>
+          <w:sz w:val="22"/>
+          <w:szCs w:val="56"/>
+        </w:rPr>
         <w:t>Mai: You're new here, aren't you?</w:t>
       </w:r>
     </w:p>
     <w:p>
-      <w:r>
+      <w:pPr>
+        <w:keepLines/>
+        <w:shd w:val="clear" w:color="000000" w:fill="auto"/>
+        <w:spacing w:after="160"/>
+        <w:rPr>
+          <w:rFonts w:eastAsiaTheme="majorEastAsia"/>
+          <w:color w:val="000000"/>
+          <w:spacing w:val="-10"/>
+          <w:kern w:val="28"/>
+          <w:sz w:val="22"/>
+          <w:szCs w:val="56"/>
+        </w:rPr>
+      </w:pPr>
+      <w:r>
+        <w:rPr>
+          <w:rFonts w:eastAsiaTheme="majorEastAsia"/>
+          <w:color w:val="000000"/>
+          <w:spacing w:val="-10"/>
+          <w:kern w:val="28"/>
+          <w:sz w:val="22"/>
+          <w:szCs w:val="56"/>
+        </w:rPr>
         <w:t>Tom: Yes, I am. You work in this office, don't you?</w:t>
       </w:r>
     </w:p>
     <w:p>
-      <w:r>
+      <w:pPr>
+        <w:keepLines/>
+        <w:shd w:val="clear" w:color="000000" w:fill="auto"/>
+        <w:spacing w:after="160"/>
+        <w:rPr>
+          <w:rFonts w:eastAsiaTheme="majorEastAsia"/>
+          <w:color w:val="000000"/>
+          <w:spacing w:val="-10"/>
+          <w:kern w:val="28"/>
+          <w:sz w:val="22"/>
+          <w:szCs w:val="56"/>
+        </w:rPr>
+      </w:pPr>
+      <w:r>
+        <w:rPr>
+          <w:rFonts w:eastAsiaTheme="majorEastAsia"/>
+          <w:color w:val="000000"/>
+          <w:spacing w:val="-10"/>
+          <w:kern w:val="28"/>
+          <w:sz w:val="22"/>
+          <w:szCs w:val="56"/>
+        </w:rPr>
         <w:t>Mai: Yes. My name is Mai. You've met our manager, haven't you?</w:t>
       </w:r>
     </w:p>
     <w:p>
-      <w:r>
+      <w:pPr>
+        <w:keepLines/>
+        <w:shd w:val="clear" w:color="000000" w:fill="auto"/>
+        <w:spacing w:after="160"/>
+        <w:rPr>
+          <w:rFonts w:eastAsiaTheme="majorEastAsia"/>
+          <w:color w:val="000000"/>
+          <w:spacing w:val="-10"/>
+          <w:kern w:val="28"/>
+          <w:sz w:val="22"/>
+          <w:szCs w:val="56"/>
+        </w:rPr>
+      </w:pPr>
+      <w:r>
+        <w:rPr>
+          <w:rFonts w:eastAsiaTheme="majorEastAsia"/>
+          <w:color w:val="000000"/>
+          <w:spacing w:val="-10"/>
+          <w:kern w:val="28"/>
+          <w:sz w:val="22"/>
+          <w:szCs w:val="56"/>
+        </w:rPr>
         <w:t>Tom: No, I haven't. He isn't here today, is he?</w:t>
       </w:r>
     </w:p>
     <w:p>
-      <w:r>
+      <w:pPr>
+        <w:keepLines/>
+        <w:shd w:val="clear" w:color="000000" w:fill="auto"/>
+        <w:spacing w:after="160"/>
+        <w:rPr>
+          <w:rFonts w:eastAsiaTheme="majorEastAsia"/>
+          <w:color w:val="000000"/>
+          <w:spacing w:val="-10"/>
+          <w:kern w:val="28"/>
+          <w:sz w:val="22"/>
+          <w:szCs w:val="56"/>
+        </w:rPr>
+      </w:pPr>
+      <w:r>
+        <w:rPr>
+          <w:rFonts w:eastAsiaTheme="majorEastAsia"/>
+          <w:color w:val="000000"/>
+          <w:spacing w:val="-10"/>
+          <w:kern w:val="28"/>
+          <w:sz w:val="22"/>
+          <w:szCs w:val="56"/>
+        </w:rPr>
         <w:t>Mai: No. He will return tomorrow, won't he, Lan?</w:t>
       </w:r>
     </w:p>
     <w:p>
-      <w:r>
+      <w:pPr>
+        <w:keepLines/>
+        <w:shd w:val="clear" w:color="000000" w:fill="auto"/>
+        <w:spacing w:after="160"/>
+        <w:rPr>
+          <w:rFonts w:eastAsiaTheme="majorEastAsia"/>
+          <w:color w:val="000000"/>
+          <w:spacing w:val="-10"/>
+          <w:kern w:val="28"/>
+          <w:sz w:val="22"/>
+          <w:szCs w:val="56"/>
+        </w:rPr>
+      </w:pPr>
+      <w:r>
+        <w:rPr>
+          <w:rFonts w:eastAsiaTheme="majorEastAsia"/>
+          <w:color w:val="000000"/>
+          <w:spacing w:val="-10"/>
+          <w:kern w:val="28"/>
+          <w:sz w:val="22"/>
+          <w:szCs w:val="56"/>
+        </w:rPr>
         <w:t>Lan: Yes, he will. Let's show Tom around, shall we?</w:t>
       </w:r>
     </w:p>
     <w:p>
-      <w:r>
+      <w:pPr>
+        <w:keepNext/>
+        <w:shd w:val="clear" w:color="000000" w:fill="auto"/>
+        <w:spacing w:before="120" w:after="80"/>
+        <w:rPr>
+          <w:rFonts w:eastAsiaTheme="majorEastAsia"/>
+          <w:b/>
+          <w:color w:val="000000"/>
+          <w:spacing w:val="-10"/>
+          <w:kern w:val="28"/>
+          <w:sz w:val="22"/>
+          <w:szCs w:val="56"/>
+        </w:rPr>
+      </w:pPr>
+      <w:r>
+        <w:rPr>
+          <w:rFonts w:eastAsiaTheme="majorEastAsia"/>
+          <w:b/>
+          <w:color w:val="000000"/>
+          <w:spacing w:val="-10"/>
+          <w:kern w:val="28"/>
+          <w:sz w:val="22"/>
+          <w:szCs w:val="56"/>
+        </w:rPr>
         <w:t>Trả lời câu hỏi:</w:t>
       </w:r>
     </w:p>
     <w:p>
-      <w:r>
+      <w:pPr>
+        <w:keepNext/>
+        <w:shd w:val="clear" w:color="000000" w:fill="auto"/>
+        <w:spacing w:before="120" w:after="60"/>
+        <w:rPr>
+          <w:rFonts w:eastAsiaTheme="majorEastAsia"/>
+          <w:color w:val="000000"/>
+          <w:spacing w:val="-10"/>
+          <w:kern w:val="28"/>
+          <w:sz w:val="22"/>
+          <w:szCs w:val="56"/>
+        </w:rPr>
+      </w:pPr>
+      <w:r>
+        <w:rPr>
+          <w:rFonts w:eastAsiaTheme="majorEastAsia"/>
+          <w:color w:val="000000"/>
+          <w:spacing w:val="-10"/>
+          <w:kern w:val="28"/>
+          <w:sz w:val="22"/>
+          <w:szCs w:val="56"/>
+        </w:rPr>
         <w:t>1. Is Tom new?</w:t>
       </w:r>
     </w:p>
     <w:p>
-      <w:r>
+      <w:pPr>
+        <w:keepNext/>
+        <w:shd w:val="clear" w:color="000000" w:fill="auto"/>
+        <w:spacing w:before="120" w:after="60"/>
+        <w:rPr>
+          <w:rFonts w:eastAsiaTheme="majorEastAsia"/>
+          <w:color w:val="000000"/>
+          <w:spacing w:val="-10"/>
+          <w:kern w:val="28"/>
+          <w:sz w:val="22"/>
+          <w:szCs w:val="56"/>
+        </w:rPr>
+      </w:pPr>
+      <w:r>
+        <w:rPr>
+          <w:rFonts w:eastAsiaTheme="majorEastAsia"/>
+          <w:color w:val="000000"/>
+          <w:spacing w:val="-10"/>
+          <w:kern w:val="28"/>
+          <w:sz w:val="22"/>
+          <w:szCs w:val="56"/>
+        </w:rPr>
         <w:t>2. Does Mai work in the office?</w:t>
       </w:r>
     </w:p>
     <w:p>
-      <w:r>
+      <w:pPr>
+        <w:keepNext/>
+        <w:shd w:val="clear" w:color="000000" w:fill="auto"/>
+        <w:spacing w:before="120" w:after="60"/>
+        <w:rPr>
+          <w:rFonts w:eastAsiaTheme="majorEastAsia"/>
+          <w:color w:val="000000"/>
+          <w:spacing w:val="-10"/>
+          <w:kern w:val="28"/>
+          <w:sz w:val="22"/>
+          <w:szCs w:val="56"/>
+        </w:rPr>
+      </w:pPr>
+      <w:r>
+        <w:rPr>
+          <w:rFonts w:eastAsiaTheme="majorEastAsia"/>
+          <w:color w:val="000000"/>
+          <w:spacing w:val="-10"/>
+          <w:kern w:val="28"/>
+          <w:sz w:val="22"/>
+          <w:szCs w:val="56"/>
+        </w:rPr>
         <w:t>3. Has Tom met the manager?</w:t>
       </w:r>
     </w:p>
     <w:p>
-      <w:r>
+      <w:pPr>
+        <w:keepNext/>
+        <w:shd w:val="clear" w:color="000000" w:fill="auto"/>
+        <w:spacing w:before="120" w:after="60"/>
+        <w:rPr>
+          <w:rFonts w:eastAsiaTheme="majorEastAsia"/>
+          <w:color w:val="000000"/>
+          <w:spacing w:val="-10"/>
+          <w:kern w:val="28"/>
+          <w:sz w:val="22"/>
+          <w:szCs w:val="56"/>
+        </w:rPr>
+      </w:pPr>
+      <w:r>
+        <w:rPr>
+          <w:rFonts w:eastAsiaTheme="majorEastAsia"/>
+          <w:color w:val="000000"/>
+          <w:spacing w:val="-10"/>
+          <w:kern w:val="28"/>
+          <w:sz w:val="22"/>
+          <w:szCs w:val="56"/>
+        </w:rPr>
         <w:t>4. Is the manager there today?</w:t>
       </w:r>
     </w:p>
     <w:p>
-      <w:r>
+      <w:pPr>
+        <w:keepNext/>
+        <w:shd w:val="clear" w:color="000000" w:fill="auto"/>
+        <w:spacing w:before="120" w:after="60"/>
+        <w:rPr>
+          <w:rFonts w:eastAsiaTheme="majorEastAsia"/>
+          <w:color w:val="000000"/>
+          <w:spacing w:val="-10"/>
+          <w:kern w:val="28"/>
+          <w:sz w:val="22"/>
+          <w:szCs w:val="56"/>
+        </w:rPr>
+      </w:pPr>
+      <w:r>
+        <w:rPr>
+          <w:rFonts w:eastAsiaTheme="majorEastAsia"/>
+          <w:color w:val="000000"/>
+          <w:spacing w:val="-10"/>
+          <w:kern w:val="28"/>
+          <w:sz w:val="22"/>
+          <w:szCs w:val="56"/>
+        </w:rPr>
         <w:t>5. When will the manager return?</w:t>
       </w:r>
     </w:p>
     <w:p>
-      <w:r>
+      <w:pPr>
+        <w:keepNext/>
+        <w:shd w:val="clear" w:color="000000" w:fill="auto"/>
+        <w:spacing w:before="120" w:after="60"/>
+        <w:rPr>
+          <w:rFonts w:eastAsiaTheme="majorEastAsia"/>
+          <w:color w:val="000000"/>
+          <w:spacing w:val="-10"/>
+          <w:kern w:val="28"/>
+          <w:sz w:val="22"/>
+          <w:szCs w:val="56"/>
+        </w:rPr>
+      </w:pPr>
+      <w:r>
+        <w:rPr>
+          <w:rFonts w:eastAsiaTheme="majorEastAsia"/>
+          <w:color w:val="000000"/>
+          <w:spacing w:val="-10"/>
+          <w:kern w:val="28"/>
+          <w:sz w:val="22"/>
+          <w:szCs w:val="56"/>
+        </w:rPr>
         <w:t>6. Who suggests showing Tom around?</w:t>
       </w:r>
     </w:p>
     <w:p>
-      <w:r>
+      <w:pPr>
+        <w:keepNext/>
+        <w:shd w:val="clear" w:color="000000" w:fill="auto"/>
+        <w:spacing w:before="120" w:after="60"/>
+        <w:rPr>
+          <w:rFonts w:eastAsiaTheme="majorEastAsia"/>
+          <w:color w:val="000000"/>
+          <w:spacing w:val="-10"/>
+          <w:kern w:val="28"/>
+          <w:sz w:val="22"/>
+          <w:szCs w:val="56"/>
+        </w:rPr>
+      </w:pPr>
+      <w:r>
+        <w:rPr>
+          <w:rFonts w:eastAsiaTheme="majorEastAsia"/>
+          <w:color w:val="000000"/>
+          <w:spacing w:val="-10"/>
+          <w:kern w:val="28"/>
+          <w:sz w:val="22"/>
+          <w:szCs w:val="56"/>
+        </w:rPr>
         <w:t>7. Find the tag used after a positive sentence with be.</w:t>
       </w:r>
     </w:p>
     <w:p>
-      <w:r>
+      <w:pPr>
+        <w:keepNext/>
+        <w:shd w:val="clear" w:color="000000" w:fill="auto"/>
+        <w:spacing w:before="120" w:after="60"/>
+        <w:rPr>
+          <w:rFonts w:eastAsiaTheme="majorEastAsia"/>
+          <w:color w:val="000000"/>
+          <w:spacing w:val="-10"/>
+          <w:kern w:val="28"/>
+          <w:sz w:val="22"/>
+          <w:szCs w:val="56"/>
+        </w:rPr>
+      </w:pPr>
+      <w:r>
+        <w:rPr>
+          <w:rFonts w:eastAsiaTheme="majorEastAsia"/>
+          <w:color w:val="000000"/>
+          <w:spacing w:val="-10"/>
+          <w:kern w:val="28"/>
+          <w:sz w:val="22"/>
+          <w:szCs w:val="56"/>
+        </w:rPr>
         <w:t>8. Find the tag used after a negative sentence with be.</w:t>
       </w:r>
     </w:p>
     <w:p>
-      <w:r>
+      <w:pPr>
+        <w:keepNext/>
+        <w:shd w:val="clear" w:color="000000" w:fill="auto"/>
+        <w:spacing w:before="120" w:after="60"/>
+        <w:rPr>
+          <w:rFonts w:eastAsiaTheme="majorEastAsia"/>
+          <w:color w:val="000000"/>
+          <w:spacing w:val="-10"/>
+          <w:kern w:val="28"/>
+          <w:sz w:val="22"/>
+          <w:szCs w:val="56"/>
+        </w:rPr>
+      </w:pPr>
+      <w:r>
+        <w:rPr>
+          <w:rFonts w:eastAsiaTheme="majorEastAsia"/>
+          <w:color w:val="000000"/>
+          <w:spacing w:val="-10"/>
+          <w:kern w:val="28"/>
+          <w:sz w:val="22"/>
+          <w:szCs w:val="56"/>
+        </w:rPr>
         <w:t>9. Which special tag follows Let's?</w:t>
       </w:r>
     </w:p>
     <w:p>
-      <w:r>
+      <w:pPr>
+        <w:keepNext/>
+        <w:shd w:val="clear" w:color="000000" w:fill="auto"/>
+        <w:spacing w:before="120" w:after="60"/>
+        <w:rPr>
+          <w:rFonts w:eastAsiaTheme="majorEastAsia"/>
+          <w:color w:val="000000"/>
+          <w:spacing w:val="-10"/>
+          <w:kern w:val="28"/>
+          <w:sz w:val="22"/>
+          <w:szCs w:val="56"/>
+        </w:rPr>
+      </w:pPr>
+      <w:r>
+        <w:rPr>
+          <w:rFonts w:eastAsiaTheme="majorEastAsia"/>
+          <w:color w:val="000000"/>
+          <w:spacing w:val="-10"/>
+          <w:kern w:val="28"/>
+          <w:sz w:val="22"/>
+          <w:szCs w:val="56"/>
+        </w:rPr>
         <w:t>10. How many question tags appear in the dialogue?</w:t>
       </w:r>
     </w:p>
     <w:p>
       <w:pPr>
-        <w:pStyle w:val="Heading1"/>
-      </w:pPr>
-      <w:r>
+        <w:keepNext/>
+        <w:shd w:val="clear" w:color="000000" w:fill="auto"/>
+        <w:spacing w:before="280" w:after="80"/>
+        <w:rPr>
+          <w:rFonts w:eastAsiaTheme="majorEastAsia"/>
+          <w:b/>
+          <w:color w:val="000000"/>
+          <w:spacing w:val="-10"/>
+          <w:kern w:val="28"/>
+          <w:szCs w:val="56"/>
+        </w:rPr>
+      </w:pPr>
+      <w:r>
+        <w:rPr>
+          <w:rFonts w:eastAsiaTheme="majorEastAsia"/>
+          <w:b/>
+          <w:color w:val="000000"/>
+          <w:spacing w:val="-10"/>
+          <w:kern w:val="28"/>
+          <w:szCs w:val="56"/>
+        </w:rPr>
         <w:t>PHẦN 10. THÊM CÂU HỎI ĐUÔI VÀO ĐOẠN HỘI THOẠI (10 điểm)</w:t>
       </w:r>
     </w:p>
     <w:p>
-      <w:r>
+      <w:pPr>
+        <w:keepNext/>
+        <w:shd w:val="clear" w:color="000000" w:fill="auto"/>
+        <w:spacing w:after="80"/>
+        <w:rPr>
+          <w:rFonts w:eastAsiaTheme="majorEastAsia"/>
+          <w:i/>
+          <w:color w:val="000000"/>
+          <w:spacing w:val="-10"/>
+          <w:kern w:val="28"/>
+          <w:sz w:val="22"/>
+          <w:szCs w:val="56"/>
+        </w:rPr>
+      </w:pPr>
+      <w:r>
+        <w:rPr>
+          <w:rFonts w:eastAsiaTheme="majorEastAsia"/>
+          <w:i/>
+          <w:color w:val="000000"/>
+          <w:spacing w:val="-10"/>
+          <w:kern w:val="28"/>
+          <w:sz w:val="22"/>
+          <w:szCs w:val="56"/>
+        </w:rPr>
+        <w:t>Hướng dẫn: Viết câu phù hợp với tình huống hoặc dữ kiện đã cho.</w:t>
+      </w:r>
+    </w:p>
+    <w:p>
+      <w:pPr>
+        <w:keepNext/>
+        <w:shd w:val="clear" w:color="000000" w:fill="auto"/>
+        <w:spacing w:before="120" w:after="60"/>
+        <w:rPr>
+          <w:rFonts w:eastAsiaTheme="majorEastAsia"/>
+          <w:color w:val="000000"/>
+          <w:spacing w:val="-10"/>
+          <w:kern w:val="28"/>
+          <w:sz w:val="22"/>
+          <w:szCs w:val="56"/>
+        </w:rPr>
+      </w:pPr>
+      <w:r>
+        <w:rPr>
+          <w:rFonts w:eastAsiaTheme="majorEastAsia"/>
+          <w:color w:val="000000"/>
+          <w:spacing w:val="-10"/>
+          <w:kern w:val="28"/>
+          <w:sz w:val="22"/>
+          <w:szCs w:val="56"/>
+        </w:rPr>
         <w:t>1. It is a beautiful day, ______?</w:t>
       </w:r>
     </w:p>
     <w:p>
-      <w:r>
+      <w:pPr>
+        <w:keepNext/>
+        <w:shd w:val="clear" w:color="000000" w:fill="auto"/>
+        <w:spacing w:before="120" w:after="60"/>
+        <w:rPr>
+          <w:rFonts w:eastAsiaTheme="majorEastAsia"/>
+          <w:color w:val="000000"/>
+          <w:spacing w:val="-10"/>
+          <w:kern w:val="28"/>
+          <w:sz w:val="22"/>
+          <w:szCs w:val="56"/>
+        </w:rPr>
+      </w:pPr>
+      <w:r>
+        <w:rPr>
+          <w:rFonts w:eastAsiaTheme="majorEastAsia"/>
+          <w:color w:val="000000"/>
+          <w:spacing w:val="-10"/>
+          <w:kern w:val="28"/>
+          <w:sz w:val="22"/>
+          <w:szCs w:val="56"/>
+        </w:rPr>
         <w:t>2. You like this café, ______?</w:t>
       </w:r>
     </w:p>
     <w:p>
-      <w:r>
+      <w:pPr>
+        <w:keepNext/>
+        <w:shd w:val="clear" w:color="000000" w:fill="auto"/>
+        <w:spacing w:before="120" w:after="60"/>
+        <w:rPr>
+          <w:rFonts w:eastAsiaTheme="majorEastAsia"/>
+          <w:color w:val="000000"/>
+          <w:spacing w:val="-10"/>
+          <w:kern w:val="28"/>
+          <w:sz w:val="22"/>
+          <w:szCs w:val="56"/>
+        </w:rPr>
+      </w:pPr>
+      <w:r>
+        <w:rPr>
+          <w:rFonts w:eastAsiaTheme="majorEastAsia"/>
+          <w:color w:val="000000"/>
+          <w:spacing w:val="-10"/>
+          <w:kern w:val="28"/>
+          <w:sz w:val="22"/>
+          <w:szCs w:val="56"/>
+        </w:rPr>
         <w:t>3. The coffee isn't too strong, ______?</w:t>
       </w:r>
     </w:p>
     <w:p>
-      <w:r>
+      <w:pPr>
+        <w:keepNext/>
+        <w:shd w:val="clear" w:color="000000" w:fill="auto"/>
+        <w:spacing w:before="120" w:after="60"/>
+        <w:rPr>
+          <w:rFonts w:eastAsiaTheme="majorEastAsia"/>
+          <w:color w:val="000000"/>
+          <w:spacing w:val="-10"/>
+          <w:kern w:val="28"/>
+          <w:sz w:val="22"/>
+          <w:szCs w:val="56"/>
+        </w:rPr>
+      </w:pPr>
+      <w:r>
+        <w:rPr>
+          <w:rFonts w:eastAsiaTheme="majorEastAsia"/>
+          <w:color w:val="000000"/>
+          <w:spacing w:val="-10"/>
+          <w:kern w:val="28"/>
+          <w:sz w:val="22"/>
+          <w:szCs w:val="56"/>
+        </w:rPr>
         <w:t>4. We came here last week, ______?</w:t>
       </w:r>
     </w:p>
     <w:p>
-      <w:r>
+      <w:pPr>
+        <w:keepNext/>
+        <w:shd w:val="clear" w:color="000000" w:fill="auto"/>
+        <w:spacing w:before="120" w:after="60"/>
+        <w:rPr>
+          <w:rFonts w:eastAsiaTheme="majorEastAsia"/>
+          <w:color w:val="000000"/>
+          <w:spacing w:val="-10"/>
+          <w:kern w:val="28"/>
+          <w:sz w:val="22"/>
+          <w:szCs w:val="56"/>
+        </w:rPr>
+      </w:pPr>
+      <w:r>
+        <w:rPr>
+          <w:rFonts w:eastAsiaTheme="majorEastAsia"/>
+          <w:color w:val="000000"/>
+          <w:spacing w:val="-10"/>
+          <w:kern w:val="28"/>
+          <w:sz w:val="22"/>
+          <w:szCs w:val="56"/>
+        </w:rPr>
         <w:t>5. Lan didn't join us, ______?</w:t>
       </w:r>
     </w:p>
     <w:p>
-      <w:r>
+      <w:pPr>
+        <w:keepNext/>
+        <w:shd w:val="clear" w:color="000000" w:fill="auto"/>
+        <w:spacing w:before="120" w:after="60"/>
+        <w:rPr>
+          <w:rFonts w:eastAsiaTheme="majorEastAsia"/>
+          <w:color w:val="000000"/>
+          <w:spacing w:val="-10"/>
+          <w:kern w:val="28"/>
+          <w:sz w:val="22"/>
+          <w:szCs w:val="56"/>
+        </w:rPr>
+      </w:pPr>
+      <w:r>
+        <w:rPr>
+          <w:rFonts w:eastAsiaTheme="majorEastAsia"/>
+          <w:color w:val="000000"/>
+          <w:spacing w:val="-10"/>
+          <w:kern w:val="28"/>
+          <w:sz w:val="22"/>
+          <w:szCs w:val="56"/>
+        </w:rPr>
         <w:t>6. She has been very busy, ______?</w:t>
       </w:r>
     </w:p>
     <w:p>
-      <w:r>
+      <w:pPr>
+        <w:keepNext/>
+        <w:shd w:val="clear" w:color="000000" w:fill="auto"/>
+        <w:spacing w:before="120" w:after="60"/>
+        <w:rPr>
+          <w:rFonts w:eastAsiaTheme="majorEastAsia"/>
+          <w:color w:val="000000"/>
+          <w:spacing w:val="-10"/>
+          <w:kern w:val="28"/>
+          <w:sz w:val="22"/>
+          <w:szCs w:val="56"/>
+        </w:rPr>
+      </w:pPr>
+      <w:r>
+        <w:rPr>
+          <w:rFonts w:eastAsiaTheme="majorEastAsia"/>
+          <w:color w:val="000000"/>
+          <w:spacing w:val="-10"/>
+          <w:kern w:val="28"/>
+          <w:sz w:val="22"/>
+          <w:szCs w:val="56"/>
+        </w:rPr>
         <w:t>7. She will come next time, ______?</w:t>
       </w:r>
     </w:p>
     <w:p>
-      <w:r>
+      <w:pPr>
+        <w:keepNext/>
+        <w:shd w:val="clear" w:color="000000" w:fill="auto"/>
+        <w:spacing w:before="120" w:after="60"/>
+        <w:rPr>
+          <w:rFonts w:eastAsiaTheme="majorEastAsia"/>
+          <w:color w:val="000000"/>
+          <w:spacing w:val="-10"/>
+          <w:kern w:val="28"/>
+          <w:sz w:val="22"/>
+          <w:szCs w:val="56"/>
+        </w:rPr>
+      </w:pPr>
+      <w:r>
+        <w:rPr>
+          <w:rFonts w:eastAsiaTheme="majorEastAsia"/>
+          <w:color w:val="000000"/>
+          <w:spacing w:val="-10"/>
+          <w:kern w:val="28"/>
+          <w:sz w:val="22"/>
+          <w:szCs w:val="56"/>
+        </w:rPr>
         <w:t>8. We can invite Nam too, ______?</w:t>
       </w:r>
     </w:p>
     <w:p>
-      <w:r>
+      <w:pPr>
+        <w:keepNext/>
+        <w:shd w:val="clear" w:color="000000" w:fill="auto"/>
+        <w:spacing w:before="120" w:after="60"/>
+        <w:rPr>
+          <w:rFonts w:eastAsiaTheme="majorEastAsia"/>
+          <w:color w:val="000000"/>
+          <w:spacing w:val="-10"/>
+          <w:kern w:val="28"/>
+          <w:sz w:val="22"/>
+          <w:szCs w:val="56"/>
+        </w:rPr>
+      </w:pPr>
+      <w:r>
+        <w:rPr>
+          <w:rFonts w:eastAsiaTheme="majorEastAsia"/>
+          <w:color w:val="000000"/>
+          <w:spacing w:val="-10"/>
+          <w:kern w:val="28"/>
+          <w:sz w:val="22"/>
+          <w:szCs w:val="56"/>
+        </w:rPr>
         <w:t>9. Let's call them tonight, ______?</w:t>
       </w:r>
     </w:p>
     <w:p>
-      <w:r>
+      <w:pPr>
+        <w:keepNext/>
+        <w:shd w:val="clear" w:color="000000" w:fill="auto"/>
+        <w:spacing w:before="120" w:after="60"/>
+        <w:rPr>
+          <w:rFonts w:eastAsiaTheme="majorEastAsia"/>
+          <w:color w:val="000000"/>
+          <w:spacing w:val="-10"/>
+          <w:kern w:val="28"/>
+          <w:sz w:val="22"/>
+          <w:szCs w:val="56"/>
+        </w:rPr>
+      </w:pPr>
+      <w:r>
+        <w:rPr>
+          <w:rFonts w:eastAsiaTheme="majorEastAsia"/>
+          <w:color w:val="000000"/>
+          <w:spacing w:val="-10"/>
+          <w:kern w:val="28"/>
+          <w:sz w:val="22"/>
+          <w:szCs w:val="56"/>
+        </w:rPr>
         <w:t>10. Don't call too late, ______?</w:t>
       </w:r>
     </w:p>
     <w:p>
       <w:pPr>
-        <w:spacing w:after="160"/>
-      </w:pPr>
-      <w:r>
-        <w:br w:type="page"/>
-      </w:r>
-    </w:p>
-    <w:p>
-      <w:pPr>
-        <w:pStyle w:val="Title"/>
+        <w:keepNext/>
+        <w:pageBreakBefore/>
+        <w:shd w:val="clear" w:color="000000" w:fill="auto"/>
+        <w:spacing w:before="240" w:after="80"/>
         <w:jc w:val="center"/>
         <w:rPr>
-          <w:rFonts w:ascii="Arial" w:hAnsi="Arial" w:cs="Arial"/>
+          <w:rFonts w:eastAsiaTheme="majorEastAsia"/>
           <w:b/>
-          <w:sz w:val="32"/>
-        </w:rPr>
-      </w:pPr>
-      <w:r>
-        <w:rPr>
-          <w:rFonts w:ascii="Arial" w:hAnsi="Arial" w:cs="Arial"/>
+          <w:color w:val="000000"/>
+          <w:spacing w:val="-10"/>
+          <w:kern w:val="28"/>
+          <w:sz w:val="30"/>
+          <w:szCs w:val="56"/>
+        </w:rPr>
+      </w:pPr>
+      <w:r>
+        <w:rPr>
+          <w:rFonts w:eastAsiaTheme="majorEastAsia"/>
           <w:b/>
-          <w:sz w:val="32"/>
+          <w:color w:val="000000"/>
+          <w:spacing w:val="-10"/>
+          <w:kern w:val="28"/>
+          <w:sz w:val="30"/>
+          <w:szCs w:val="56"/>
         </w:rPr>
         <w:t>ĐÁP ÁN</w:t>
       </w:r>
     </w:p>
     <w:p>
       <w:pPr>
-        <w:pStyle w:val="Title"/>
+        <w:keepNext/>
+        <w:pageBreakBefore/>
+        <w:shd w:val="clear" w:color="000000" w:fill="auto"/>
+        <w:spacing w:after="240"/>
         <w:jc w:val="center"/>
         <w:rPr>
-          <w:rFonts w:ascii="Arial" w:hAnsi="Arial" w:cs="Arial"/>
+          <w:rFonts w:eastAsiaTheme="majorEastAsia"/>
           <w:b/>
-          <w:sz w:val="36"/>
-        </w:rPr>
-      </w:pPr>
-      <w:r>
-        <w:rPr>
-          <w:rFonts w:ascii="Arial" w:hAnsi="Arial" w:cs="Arial"/>
+          <w:color w:val="000000"/>
+          <w:spacing w:val="-10"/>
+          <w:kern w:val="28"/>
+          <w:sz w:val="30"/>
+          <w:szCs w:val="56"/>
+        </w:rPr>
+      </w:pPr>
+      <w:r>
+        <w:rPr>
+          <w:rFonts w:eastAsiaTheme="majorEastAsia"/>
           <w:b/>
-          <w:sz w:val="36"/>
-        </w:rPr>
-        <w:t>BÀI TẬP NGÀY 36 – CÂU HỎI ĐUÔI</w:t>
-      </w:r>
-    </w:p>
-    <w:p>
-      <w:pPr>
-        <w:pStyle w:val="Heading1"/>
-      </w:pPr>
-      <w:r>
+          <w:color w:val="000000"/>
+          <w:spacing w:val="-10"/>
+          <w:kern w:val="28"/>
+          <w:sz w:val="30"/>
+          <w:szCs w:val="56"/>
+        </w:rPr>
         <w:t>PHẦN 1</w:t>
       </w:r>
     </w:p>
     <w:p>
-      <w:r>
-        <w:t>1. B</w:t>
-      </w:r>
-    </w:p>
-    <w:p>
-      <w:r>
-        <w:t>2. A</w:t>
-      </w:r>
-    </w:p>
-    <w:p>
-      <w:r>
-        <w:t>3. B</w:t>
-      </w:r>
-    </w:p>
-    <w:p>
-      <w:r>
-        <w:t>4. C</w:t>
-      </w:r>
-    </w:p>
-    <w:p>
-      <w:r>
-        <w:t>5. A</w:t>
-      </w:r>
-    </w:p>
-    <w:p>
-      <w:r>
-        <w:t>6. B</w:t>
-      </w:r>
-    </w:p>
-    <w:p>
-      <w:r>
-        <w:t>7. C</w:t>
-      </w:r>
-    </w:p>
-    <w:p>
-      <w:r>
-        <w:t>8. B</w:t>
-      </w:r>
-    </w:p>
-    <w:p>
-      <w:r>
-        <w:t>9. A</w:t>
-      </w:r>
-    </w:p>
-    <w:p>
-      <w:r>
-        <w:t>10. B</w:t>
-      </w:r>
-    </w:p>
-    <w:p>
-      <w:pPr>
-        <w:pStyle w:val="Heading1"/>
-      </w:pPr>
-      <w:r>
+      <w:pPr>
+        <w:shd w:val="clear" w:color="000000" w:fill="auto"/>
+        <w:spacing w:after="160"/>
+        <w:rPr>
+          <w:rFonts w:eastAsiaTheme="majorEastAsia"/>
+          <w:color w:val="000000"/>
+          <w:spacing w:val="-10"/>
+          <w:kern w:val="28"/>
+          <w:sz w:val="22"/>
+          <w:szCs w:val="56"/>
+        </w:rPr>
+      </w:pPr>
+      <w:r>
+        <w:rPr>
+          <w:rFonts w:eastAsiaTheme="majorEastAsia"/>
+          <w:color w:val="000000"/>
+          <w:spacing w:val="-10"/>
+          <w:kern w:val="28"/>
+          <w:sz w:val="22"/>
+          <w:szCs w:val="56"/>
+        </w:rPr>
+        <w:t>Câu 1: B</w:t>
+      </w:r>
+    </w:p>
+    <w:p>
+      <w:pPr>
+        <w:shd w:val="clear" w:color="000000" w:fill="auto"/>
+        <w:spacing w:after="160"/>
+        <w:rPr>
+          <w:rFonts w:eastAsiaTheme="majorEastAsia"/>
+          <w:color w:val="000000"/>
+          <w:spacing w:val="-10"/>
+          <w:kern w:val="28"/>
+          <w:sz w:val="22"/>
+          <w:szCs w:val="56"/>
+        </w:rPr>
+      </w:pPr>
+      <w:r>
+        <w:rPr>
+          <w:rFonts w:eastAsiaTheme="majorEastAsia"/>
+          <w:color w:val="000000"/>
+          <w:spacing w:val="-10"/>
+          <w:kern w:val="28"/>
+          <w:sz w:val="22"/>
+          <w:szCs w:val="56"/>
+        </w:rPr>
+        <w:t>Câu 2: A</w:t>
+      </w:r>
+    </w:p>
+    <w:p>
+      <w:pPr>
+        <w:shd w:val="clear" w:color="000000" w:fill="auto"/>
+        <w:spacing w:after="160"/>
+        <w:rPr>
+          <w:rFonts w:eastAsiaTheme="majorEastAsia"/>
+          <w:color w:val="000000"/>
+          <w:spacing w:val="-10"/>
+          <w:kern w:val="28"/>
+          <w:sz w:val="22"/>
+          <w:szCs w:val="56"/>
+        </w:rPr>
+      </w:pPr>
+      <w:r>
+        <w:rPr>
+          <w:rFonts w:eastAsiaTheme="majorEastAsia"/>
+          <w:color w:val="000000"/>
+          <w:spacing w:val="-10"/>
+          <w:kern w:val="28"/>
+          <w:sz w:val="22"/>
+          <w:szCs w:val="56"/>
+        </w:rPr>
+        <w:t>Câu 3: B</w:t>
+      </w:r>
+    </w:p>
+    <w:p>
+      <w:pPr>
+        <w:shd w:val="clear" w:color="000000" w:fill="auto"/>
+        <w:spacing w:after="160"/>
+        <w:rPr>
+          <w:rFonts w:eastAsiaTheme="majorEastAsia"/>
+          <w:color w:val="000000"/>
+          <w:spacing w:val="-10"/>
+          <w:kern w:val="28"/>
+          <w:sz w:val="22"/>
+          <w:szCs w:val="56"/>
+        </w:rPr>
+      </w:pPr>
+      <w:r>
+        <w:rPr>
+          <w:rFonts w:eastAsiaTheme="majorEastAsia"/>
+          <w:color w:val="000000"/>
+          <w:spacing w:val="-10"/>
+          <w:kern w:val="28"/>
+          <w:sz w:val="22"/>
+          <w:szCs w:val="56"/>
+        </w:rPr>
+        <w:t>Câu 4: C</w:t>
+      </w:r>
+    </w:p>
+    <w:p>
+      <w:pPr>
+        <w:shd w:val="clear" w:color="000000" w:fill="auto"/>
+        <w:spacing w:after="160"/>
+        <w:rPr>
+          <w:rFonts w:eastAsiaTheme="majorEastAsia"/>
+          <w:color w:val="000000"/>
+          <w:spacing w:val="-10"/>
+          <w:kern w:val="28"/>
+          <w:sz w:val="22"/>
+          <w:szCs w:val="56"/>
+        </w:rPr>
+      </w:pPr>
+      <w:r>
+        <w:rPr>
+          <w:rFonts w:eastAsiaTheme="majorEastAsia"/>
+          <w:color w:val="000000"/>
+          <w:spacing w:val="-10"/>
+          <w:kern w:val="28"/>
+          <w:sz w:val="22"/>
+          <w:szCs w:val="56"/>
+        </w:rPr>
+        <w:t>Câu 5: A</w:t>
+      </w:r>
+    </w:p>
+    <w:p>
+      <w:pPr>
+        <w:shd w:val="clear" w:color="000000" w:fill="auto"/>
+        <w:spacing w:after="160"/>
+        <w:rPr>
+          <w:rFonts w:eastAsiaTheme="majorEastAsia"/>
+          <w:color w:val="000000"/>
+          <w:spacing w:val="-10"/>
+          <w:kern w:val="28"/>
+          <w:sz w:val="22"/>
+          <w:szCs w:val="56"/>
+        </w:rPr>
+      </w:pPr>
+      <w:r>
+        <w:rPr>
+          <w:rFonts w:eastAsiaTheme="majorEastAsia"/>
+          <w:color w:val="000000"/>
+          <w:spacing w:val="-10"/>
+          <w:kern w:val="28"/>
+          <w:sz w:val="22"/>
+          <w:szCs w:val="56"/>
+        </w:rPr>
+        <w:t>Câu 6: B</w:t>
+      </w:r>
+    </w:p>
+    <w:p>
+      <w:pPr>
+        <w:shd w:val="clear" w:color="000000" w:fill="auto"/>
+        <w:spacing w:after="160"/>
+        <w:rPr>
+          <w:rFonts w:eastAsiaTheme="majorEastAsia"/>
+          <w:color w:val="000000"/>
+          <w:spacing w:val="-10"/>
+          <w:kern w:val="28"/>
+          <w:sz w:val="22"/>
+          <w:szCs w:val="56"/>
+        </w:rPr>
+      </w:pPr>
+      <w:r>
+        <w:rPr>
+          <w:rFonts w:eastAsiaTheme="majorEastAsia"/>
+          <w:color w:val="000000"/>
+          <w:spacing w:val="-10"/>
+          <w:kern w:val="28"/>
+          <w:sz w:val="22"/>
+          <w:szCs w:val="56"/>
+        </w:rPr>
+        <w:t>Câu 7: C</w:t>
+      </w:r>
+    </w:p>
+    <w:p>
+      <w:pPr>
+        <w:shd w:val="clear" w:color="000000" w:fill="auto"/>
+        <w:spacing w:after="160"/>
+        <w:rPr>
+          <w:rFonts w:eastAsiaTheme="majorEastAsia"/>
+          <w:color w:val="000000"/>
+          <w:spacing w:val="-10"/>
+          <w:kern w:val="28"/>
+          <w:sz w:val="22"/>
+          <w:szCs w:val="56"/>
+        </w:rPr>
+      </w:pPr>
+      <w:r>
+        <w:rPr>
+          <w:rFonts w:eastAsiaTheme="majorEastAsia"/>
+          <w:color w:val="000000"/>
+          <w:spacing w:val="-10"/>
+          <w:kern w:val="28"/>
+          <w:sz w:val="22"/>
+          <w:szCs w:val="56"/>
+        </w:rPr>
+        <w:t>Câu 8: B</w:t>
+      </w:r>
+    </w:p>
+    <w:p>
+      <w:pPr>
+        <w:shd w:val="clear" w:color="000000" w:fill="auto"/>
+        <w:spacing w:after="160"/>
+        <w:rPr>
+          <w:rFonts w:eastAsiaTheme="majorEastAsia"/>
+          <w:color w:val="000000"/>
+          <w:spacing w:val="-10"/>
+          <w:kern w:val="28"/>
+          <w:sz w:val="22"/>
+          <w:szCs w:val="56"/>
+        </w:rPr>
+      </w:pPr>
+      <w:r>
+        <w:rPr>
+          <w:rFonts w:eastAsiaTheme="majorEastAsia"/>
+          <w:color w:val="000000"/>
+          <w:spacing w:val="-10"/>
+          <w:kern w:val="28"/>
+          <w:sz w:val="22"/>
+          <w:szCs w:val="56"/>
+        </w:rPr>
+        <w:t>Câu 9: A</w:t>
+      </w:r>
+    </w:p>
+    <w:p>
+      <w:pPr>
+        <w:shd w:val="clear" w:color="000000" w:fill="auto"/>
+        <w:spacing w:after="160"/>
+        <w:rPr>
+          <w:rFonts w:eastAsiaTheme="majorEastAsia"/>
+          <w:color w:val="000000"/>
+          <w:spacing w:val="-10"/>
+          <w:kern w:val="28"/>
+          <w:sz w:val="22"/>
+          <w:szCs w:val="56"/>
+        </w:rPr>
+      </w:pPr>
+      <w:r>
+        <w:rPr>
+          <w:rFonts w:eastAsiaTheme="majorEastAsia"/>
+          <w:color w:val="000000"/>
+          <w:spacing w:val="-10"/>
+          <w:kern w:val="28"/>
+          <w:sz w:val="22"/>
+          <w:szCs w:val="56"/>
+        </w:rPr>
+        <w:t>Câu 10: B</w:t>
+      </w:r>
+    </w:p>
+    <w:p>
+      <w:pPr>
+        <w:keepNext/>
+        <w:shd w:val="clear" w:color="000000" w:fill="auto"/>
+        <w:spacing w:before="240" w:after="80"/>
+        <w:rPr>
+          <w:rFonts w:eastAsiaTheme="majorEastAsia"/>
+          <w:b/>
+          <w:color w:val="000000"/>
+          <w:spacing w:val="-10"/>
+          <w:kern w:val="28"/>
+          <w:szCs w:val="56"/>
+        </w:rPr>
+      </w:pPr>
+      <w:r>
+        <w:rPr>
+          <w:rFonts w:eastAsiaTheme="majorEastAsia"/>
+          <w:b/>
+          <w:color w:val="000000"/>
+          <w:spacing w:val="-10"/>
+          <w:kern w:val="28"/>
+          <w:szCs w:val="56"/>
+        </w:rPr>
         <w:t>PHẦN 2</w:t>
       </w:r>
     </w:p>
     <w:p>
-      <w:r>
-        <w:t>1. aren't you</w:t>
-      </w:r>
-    </w:p>
-    <w:p>
-      <w:r>
-        <w:t>2. is she</w:t>
-      </w:r>
-    </w:p>
-    <w:p>
-      <w:r>
-        <w:t>3. don't they</w:t>
-      </w:r>
-    </w:p>
-    <w:p>
-      <w:r>
-        <w:t>4. does he</w:t>
-      </w:r>
-    </w:p>
-    <w:p>
-      <w:r>
-        <w:t>5. didn't she</w:t>
-      </w:r>
-    </w:p>
-    <w:p>
-      <w:r>
-        <w:t>6. were they</w:t>
-      </w:r>
-    </w:p>
-    <w:p>
-      <w:r>
-        <w:t>7. won't he</w:t>
-      </w:r>
-    </w:p>
-    <w:p>
-      <w:r>
-        <w:t>8. haven't you</w:t>
-      </w:r>
-    </w:p>
-    <w:p>
-      <w:r>
-        <w:t>9. shouldn't she</w:t>
-      </w:r>
-    </w:p>
-    <w:p>
-      <w:r>
-        <w:t>10. can we</w:t>
-      </w:r>
-    </w:p>
-    <w:p>
-      <w:pPr>
-        <w:pStyle w:val="Heading1"/>
-      </w:pPr>
-      <w:r>
+      <w:pPr>
+        <w:shd w:val="clear" w:color="000000" w:fill="auto"/>
+        <w:spacing w:after="160"/>
+        <w:rPr>
+          <w:rFonts w:eastAsiaTheme="majorEastAsia"/>
+          <w:color w:val="000000"/>
+          <w:spacing w:val="-10"/>
+          <w:kern w:val="28"/>
+          <w:sz w:val="22"/>
+          <w:szCs w:val="56"/>
+        </w:rPr>
+      </w:pPr>
+      <w:r>
+        <w:rPr>
+          <w:rFonts w:eastAsiaTheme="majorEastAsia"/>
+          <w:color w:val="000000"/>
+          <w:spacing w:val="-10"/>
+          <w:kern w:val="28"/>
+          <w:sz w:val="22"/>
+          <w:szCs w:val="56"/>
+        </w:rPr>
+        <w:t>Câu 1: aren't you</w:t>
+      </w:r>
+    </w:p>
+    <w:p>
+      <w:pPr>
+        <w:shd w:val="clear" w:color="000000" w:fill="auto"/>
+        <w:spacing w:after="160"/>
+        <w:rPr>
+          <w:rFonts w:eastAsiaTheme="majorEastAsia"/>
+          <w:color w:val="000000"/>
+          <w:spacing w:val="-10"/>
+          <w:kern w:val="28"/>
+          <w:sz w:val="22"/>
+          <w:szCs w:val="56"/>
+        </w:rPr>
+      </w:pPr>
+      <w:r>
+        <w:rPr>
+          <w:rFonts w:eastAsiaTheme="majorEastAsia"/>
+          <w:color w:val="000000"/>
+          <w:spacing w:val="-10"/>
+          <w:kern w:val="28"/>
+          <w:sz w:val="22"/>
+          <w:szCs w:val="56"/>
+        </w:rPr>
+        <w:t>Câu 2: is she</w:t>
+      </w:r>
+    </w:p>
+    <w:p>
+      <w:pPr>
+        <w:shd w:val="clear" w:color="000000" w:fill="auto"/>
+        <w:spacing w:after="160"/>
+        <w:rPr>
+          <w:rFonts w:eastAsiaTheme="majorEastAsia"/>
+          <w:color w:val="000000"/>
+          <w:spacing w:val="-10"/>
+          <w:kern w:val="28"/>
+          <w:sz w:val="22"/>
+          <w:szCs w:val="56"/>
+        </w:rPr>
+      </w:pPr>
+      <w:r>
+        <w:rPr>
+          <w:rFonts w:eastAsiaTheme="majorEastAsia"/>
+          <w:color w:val="000000"/>
+          <w:spacing w:val="-10"/>
+          <w:kern w:val="28"/>
+          <w:sz w:val="22"/>
+          <w:szCs w:val="56"/>
+        </w:rPr>
+        <w:t>Câu 3: don't they</w:t>
+      </w:r>
+    </w:p>
+    <w:p>
+      <w:pPr>
+        <w:shd w:val="clear" w:color="000000" w:fill="auto"/>
+        <w:spacing w:after="160"/>
+        <w:rPr>
+          <w:rFonts w:eastAsiaTheme="majorEastAsia"/>
+          <w:color w:val="000000"/>
+          <w:spacing w:val="-10"/>
+          <w:kern w:val="28"/>
+          <w:sz w:val="22"/>
+          <w:szCs w:val="56"/>
+        </w:rPr>
+      </w:pPr>
+      <w:r>
+        <w:rPr>
+          <w:rFonts w:eastAsiaTheme="majorEastAsia"/>
+          <w:color w:val="000000"/>
+          <w:spacing w:val="-10"/>
+          <w:kern w:val="28"/>
+          <w:sz w:val="22"/>
+          <w:szCs w:val="56"/>
+        </w:rPr>
+        <w:t>Câu 4: does he</w:t>
+      </w:r>
+    </w:p>
+    <w:p>
+      <w:pPr>
+        <w:shd w:val="clear" w:color="000000" w:fill="auto"/>
+        <w:spacing w:after="160"/>
+        <w:rPr>
+          <w:rFonts w:eastAsiaTheme="majorEastAsia"/>
+          <w:color w:val="000000"/>
+          <w:spacing w:val="-10"/>
+          <w:kern w:val="28"/>
+          <w:sz w:val="22"/>
+          <w:szCs w:val="56"/>
+        </w:rPr>
+      </w:pPr>
+      <w:r>
+        <w:rPr>
+          <w:rFonts w:eastAsiaTheme="majorEastAsia"/>
+          <w:color w:val="000000"/>
+          <w:spacing w:val="-10"/>
+          <w:kern w:val="28"/>
+          <w:sz w:val="22"/>
+          <w:szCs w:val="56"/>
+        </w:rPr>
+        <w:t>Câu 5: didn't she</w:t>
+      </w:r>
+    </w:p>
+    <w:p>
+      <w:pPr>
+        <w:shd w:val="clear" w:color="000000" w:fill="auto"/>
+        <w:spacing w:after="160"/>
+        <w:rPr>
+          <w:rFonts w:eastAsiaTheme="majorEastAsia"/>
+          <w:color w:val="000000"/>
+          <w:spacing w:val="-10"/>
+          <w:kern w:val="28"/>
+          <w:sz w:val="22"/>
+          <w:szCs w:val="56"/>
+        </w:rPr>
+      </w:pPr>
+      <w:r>
+        <w:rPr>
+          <w:rFonts w:eastAsiaTheme="majorEastAsia"/>
+          <w:color w:val="000000"/>
+          <w:spacing w:val="-10"/>
+          <w:kern w:val="28"/>
+          <w:sz w:val="22"/>
+          <w:szCs w:val="56"/>
+        </w:rPr>
+        <w:t>Câu 6: were they</w:t>
+      </w:r>
+    </w:p>
+    <w:p>
+      <w:pPr>
+        <w:shd w:val="clear" w:color="000000" w:fill="auto"/>
+        <w:spacing w:after="160"/>
+        <w:rPr>
+          <w:rFonts w:eastAsiaTheme="majorEastAsia"/>
+          <w:color w:val="000000"/>
+          <w:spacing w:val="-10"/>
+          <w:kern w:val="28"/>
+          <w:sz w:val="22"/>
+          <w:szCs w:val="56"/>
+        </w:rPr>
+      </w:pPr>
+      <w:r>
+        <w:rPr>
+          <w:rFonts w:eastAsiaTheme="majorEastAsia"/>
+          <w:color w:val="000000"/>
+          <w:spacing w:val="-10"/>
+          <w:kern w:val="28"/>
+          <w:sz w:val="22"/>
+          <w:szCs w:val="56"/>
+        </w:rPr>
+        <w:t>Câu 7: won't he</w:t>
+      </w:r>
+    </w:p>
+    <w:p>
+      <w:pPr>
+        <w:shd w:val="clear" w:color="000000" w:fill="auto"/>
+        <w:spacing w:after="160"/>
+        <w:rPr>
+          <w:rFonts w:eastAsiaTheme="majorEastAsia"/>
+          <w:color w:val="000000"/>
+          <w:spacing w:val="-10"/>
+          <w:kern w:val="28"/>
+          <w:sz w:val="22"/>
+          <w:szCs w:val="56"/>
+        </w:rPr>
+      </w:pPr>
+      <w:r>
+        <w:rPr>
+          <w:rFonts w:eastAsiaTheme="majorEastAsia"/>
+          <w:color w:val="000000"/>
+          <w:spacing w:val="-10"/>
+          <w:kern w:val="28"/>
+          <w:sz w:val="22"/>
+          <w:szCs w:val="56"/>
+        </w:rPr>
+        <w:t>Câu 8: haven't you</w:t>
+      </w:r>
+    </w:p>
+    <w:p>
+      <w:pPr>
+        <w:shd w:val="clear" w:color="000000" w:fill="auto"/>
+        <w:spacing w:after="160"/>
+        <w:rPr>
+          <w:rFonts w:eastAsiaTheme="majorEastAsia"/>
+          <w:color w:val="000000"/>
+          <w:spacing w:val="-10"/>
+          <w:kern w:val="28"/>
+          <w:sz w:val="22"/>
+          <w:szCs w:val="56"/>
+        </w:rPr>
+      </w:pPr>
+      <w:r>
+        <w:rPr>
+          <w:rFonts w:eastAsiaTheme="majorEastAsia"/>
+          <w:color w:val="000000"/>
+          <w:spacing w:val="-10"/>
+          <w:kern w:val="28"/>
+          <w:sz w:val="22"/>
+          <w:szCs w:val="56"/>
+        </w:rPr>
+        <w:t>Câu 9: shouldn't she</w:t>
+      </w:r>
+    </w:p>
+    <w:p>
+      <w:pPr>
+        <w:shd w:val="clear" w:color="000000" w:fill="auto"/>
+        <w:spacing w:after="160"/>
+        <w:rPr>
+          <w:rFonts w:eastAsiaTheme="majorEastAsia"/>
+          <w:color w:val="000000"/>
+          <w:spacing w:val="-10"/>
+          <w:kern w:val="28"/>
+          <w:sz w:val="22"/>
+          <w:szCs w:val="56"/>
+        </w:rPr>
+      </w:pPr>
+      <w:r>
+        <w:rPr>
+          <w:rFonts w:eastAsiaTheme="majorEastAsia"/>
+          <w:color w:val="000000"/>
+          <w:spacing w:val="-10"/>
+          <w:kern w:val="28"/>
+          <w:sz w:val="22"/>
+          <w:szCs w:val="56"/>
+        </w:rPr>
+        <w:t>Câu 10: can we</w:t>
+      </w:r>
+    </w:p>
+    <w:p>
+      <w:pPr>
+        <w:keepNext/>
+        <w:shd w:val="clear" w:color="000000" w:fill="auto"/>
+        <w:spacing w:before="240" w:after="80"/>
+        <w:rPr>
+          <w:rFonts w:eastAsiaTheme="majorEastAsia"/>
+          <w:b/>
+          <w:color w:val="000000"/>
+          <w:spacing w:val="-10"/>
+          <w:kern w:val="28"/>
+          <w:szCs w:val="56"/>
+        </w:rPr>
+      </w:pPr>
+      <w:r>
+        <w:rPr>
+          <w:rFonts w:eastAsiaTheme="majorEastAsia"/>
+          <w:b/>
+          <w:color w:val="000000"/>
+          <w:spacing w:val="-10"/>
+          <w:kern w:val="28"/>
+          <w:szCs w:val="56"/>
+        </w:rPr>
         <w:t>PHẦN 3</w:t>
       </w:r>
     </w:p>
     <w:p>
-      <w:r>
-        <w:t>1. she</w:t>
-      </w:r>
-    </w:p>
-    <w:p>
-      <w:r>
-        <w:t>2. he</w:t>
-      </w:r>
-    </w:p>
-    <w:p>
-      <w:r>
-        <w:t>3. they</w:t>
-      </w:r>
-    </w:p>
-    <w:p>
-      <w:r>
-        <w:t>4. it</w:t>
-      </w:r>
-    </w:p>
-    <w:p>
-      <w:r>
-        <w:t>5. they</w:t>
-      </w:r>
-    </w:p>
-    <w:p>
-      <w:r>
-        <w:t>6. they</w:t>
-      </w:r>
-    </w:p>
-    <w:p>
-      <w:r>
-        <w:t>7. it</w:t>
-      </w:r>
-    </w:p>
-    <w:p>
-      <w:r>
-        <w:t>8. they</w:t>
-      </w:r>
-    </w:p>
-    <w:p>
-      <w:r>
-        <w:t>9. they</w:t>
-      </w:r>
-    </w:p>
-    <w:p>
-      <w:r>
-        <w:t>10. they</w:t>
-      </w:r>
-    </w:p>
-    <w:p>
-      <w:pPr>
-        <w:pStyle w:val="Heading1"/>
-      </w:pPr>
-      <w:r>
+      <w:pPr>
+        <w:shd w:val="clear" w:color="000000" w:fill="auto"/>
+        <w:spacing w:after="160"/>
+        <w:rPr>
+          <w:rFonts w:eastAsiaTheme="majorEastAsia"/>
+          <w:color w:val="000000"/>
+          <w:spacing w:val="-10"/>
+          <w:kern w:val="28"/>
+          <w:sz w:val="22"/>
+          <w:szCs w:val="56"/>
+        </w:rPr>
+      </w:pPr>
+      <w:r>
+        <w:rPr>
+          <w:rFonts w:eastAsiaTheme="majorEastAsia"/>
+          <w:color w:val="000000"/>
+          <w:spacing w:val="-10"/>
+          <w:kern w:val="28"/>
+          <w:sz w:val="22"/>
+          <w:szCs w:val="56"/>
+        </w:rPr>
+        <w:t>Câu 1: she</w:t>
+      </w:r>
+    </w:p>
+    <w:p>
+      <w:pPr>
+        <w:shd w:val="clear" w:color="000000" w:fill="auto"/>
+        <w:spacing w:after="160"/>
+        <w:rPr>
+          <w:rFonts w:eastAsiaTheme="majorEastAsia"/>
+          <w:color w:val="000000"/>
+          <w:spacing w:val="-10"/>
+          <w:kern w:val="28"/>
+          <w:sz w:val="22"/>
+          <w:szCs w:val="56"/>
+        </w:rPr>
+      </w:pPr>
+      <w:r>
+        <w:rPr>
+          <w:rFonts w:eastAsiaTheme="majorEastAsia"/>
+          <w:color w:val="000000"/>
+          <w:spacing w:val="-10"/>
+          <w:kern w:val="28"/>
+          <w:sz w:val="22"/>
+          <w:szCs w:val="56"/>
+        </w:rPr>
+        <w:t>Câu 2: he</w:t>
+      </w:r>
+    </w:p>
+    <w:p>
+      <w:pPr>
+        <w:shd w:val="clear" w:color="000000" w:fill="auto"/>
+        <w:spacing w:after="160"/>
+        <w:rPr>
+          <w:rFonts w:eastAsiaTheme="majorEastAsia"/>
+          <w:color w:val="000000"/>
+          <w:spacing w:val="-10"/>
+          <w:kern w:val="28"/>
+          <w:sz w:val="22"/>
+          <w:szCs w:val="56"/>
+        </w:rPr>
+      </w:pPr>
+      <w:r>
+        <w:rPr>
+          <w:rFonts w:eastAsiaTheme="majorEastAsia"/>
+          <w:color w:val="000000"/>
+          <w:spacing w:val="-10"/>
+          <w:kern w:val="28"/>
+          <w:sz w:val="22"/>
+          <w:szCs w:val="56"/>
+        </w:rPr>
+        <w:t>Câu 3: they</w:t>
+      </w:r>
+    </w:p>
+    <w:p>
+      <w:pPr>
+        <w:shd w:val="clear" w:color="000000" w:fill="auto"/>
+        <w:spacing w:after="160"/>
+        <w:rPr>
+          <w:rFonts w:eastAsiaTheme="majorEastAsia"/>
+          <w:color w:val="000000"/>
+          <w:spacing w:val="-10"/>
+          <w:kern w:val="28"/>
+          <w:sz w:val="22"/>
+          <w:szCs w:val="56"/>
+        </w:rPr>
+      </w:pPr>
+      <w:r>
+        <w:rPr>
+          <w:rFonts w:eastAsiaTheme="majorEastAsia"/>
+          <w:color w:val="000000"/>
+          <w:spacing w:val="-10"/>
+          <w:kern w:val="28"/>
+          <w:sz w:val="22"/>
+          <w:szCs w:val="56"/>
+        </w:rPr>
+        <w:t>Câu 4: it</w:t>
+      </w:r>
+    </w:p>
+    <w:p>
+      <w:pPr>
+        <w:shd w:val="clear" w:color="000000" w:fill="auto"/>
+        <w:spacing w:after="160"/>
+        <w:rPr>
+          <w:rFonts w:eastAsiaTheme="majorEastAsia"/>
+          <w:color w:val="000000"/>
+          <w:spacing w:val="-10"/>
+          <w:kern w:val="28"/>
+          <w:sz w:val="22"/>
+          <w:szCs w:val="56"/>
+        </w:rPr>
+      </w:pPr>
+      <w:r>
+        <w:rPr>
+          <w:rFonts w:eastAsiaTheme="majorEastAsia"/>
+          <w:color w:val="000000"/>
+          <w:spacing w:val="-10"/>
+          <w:kern w:val="28"/>
+          <w:sz w:val="22"/>
+          <w:szCs w:val="56"/>
+        </w:rPr>
+        <w:t>Câu 5: they</w:t>
+      </w:r>
+    </w:p>
+    <w:p>
+      <w:pPr>
+        <w:shd w:val="clear" w:color="000000" w:fill="auto"/>
+        <w:spacing w:after="160"/>
+        <w:rPr>
+          <w:rFonts w:eastAsiaTheme="majorEastAsia"/>
+          <w:color w:val="000000"/>
+          <w:spacing w:val="-10"/>
+          <w:kern w:val="28"/>
+          <w:sz w:val="22"/>
+          <w:szCs w:val="56"/>
+        </w:rPr>
+      </w:pPr>
+      <w:r>
+        <w:rPr>
+          <w:rFonts w:eastAsiaTheme="majorEastAsia"/>
+          <w:color w:val="000000"/>
+          <w:spacing w:val="-10"/>
+          <w:kern w:val="28"/>
+          <w:sz w:val="22"/>
+          <w:szCs w:val="56"/>
+        </w:rPr>
+        <w:t>Câu 6: they</w:t>
+      </w:r>
+    </w:p>
+    <w:p>
+      <w:pPr>
+        <w:shd w:val="clear" w:color="000000" w:fill="auto"/>
+        <w:spacing w:after="160"/>
+        <w:rPr>
+          <w:rFonts w:eastAsiaTheme="majorEastAsia"/>
+          <w:color w:val="000000"/>
+          <w:spacing w:val="-10"/>
+          <w:kern w:val="28"/>
+          <w:sz w:val="22"/>
+          <w:szCs w:val="56"/>
+        </w:rPr>
+      </w:pPr>
+      <w:r>
+        <w:rPr>
+          <w:rFonts w:eastAsiaTheme="majorEastAsia"/>
+          <w:color w:val="000000"/>
+          <w:spacing w:val="-10"/>
+          <w:kern w:val="28"/>
+          <w:sz w:val="22"/>
+          <w:szCs w:val="56"/>
+        </w:rPr>
+        <w:t>Câu 7: it</w:t>
+      </w:r>
+    </w:p>
+    <w:p>
+      <w:pPr>
+        <w:shd w:val="clear" w:color="000000" w:fill="auto"/>
+        <w:spacing w:after="160"/>
+        <w:rPr>
+          <w:rFonts w:eastAsiaTheme="majorEastAsia"/>
+          <w:color w:val="000000"/>
+          <w:spacing w:val="-10"/>
+          <w:kern w:val="28"/>
+          <w:sz w:val="22"/>
+          <w:szCs w:val="56"/>
+        </w:rPr>
+      </w:pPr>
+      <w:r>
+        <w:rPr>
+          <w:rFonts w:eastAsiaTheme="majorEastAsia"/>
+          <w:color w:val="000000"/>
+          <w:spacing w:val="-10"/>
+          <w:kern w:val="28"/>
+          <w:sz w:val="22"/>
+          <w:szCs w:val="56"/>
+        </w:rPr>
+        <w:t>Câu 8: they</w:t>
+      </w:r>
+    </w:p>
+    <w:p>
+      <w:pPr>
+        <w:shd w:val="clear" w:color="000000" w:fill="auto"/>
+        <w:spacing w:after="160"/>
+        <w:rPr>
+          <w:rFonts w:eastAsiaTheme="majorEastAsia"/>
+          <w:color w:val="000000"/>
+          <w:spacing w:val="-10"/>
+          <w:kern w:val="28"/>
+          <w:sz w:val="22"/>
+          <w:szCs w:val="56"/>
+        </w:rPr>
+      </w:pPr>
+      <w:r>
+        <w:rPr>
+          <w:rFonts w:eastAsiaTheme="majorEastAsia"/>
+          <w:color w:val="000000"/>
+          <w:spacing w:val="-10"/>
+          <w:kern w:val="28"/>
+          <w:sz w:val="22"/>
+          <w:szCs w:val="56"/>
+        </w:rPr>
+        <w:t>Câu 9: they</w:t>
+      </w:r>
+    </w:p>
+    <w:p>
+      <w:pPr>
+        <w:shd w:val="clear" w:color="000000" w:fill="auto"/>
+        <w:spacing w:after="160"/>
+        <w:rPr>
+          <w:rFonts w:eastAsiaTheme="majorEastAsia"/>
+          <w:color w:val="000000"/>
+          <w:spacing w:val="-10"/>
+          <w:kern w:val="28"/>
+          <w:sz w:val="22"/>
+          <w:szCs w:val="56"/>
+        </w:rPr>
+      </w:pPr>
+      <w:r>
+        <w:rPr>
+          <w:rFonts w:eastAsiaTheme="majorEastAsia"/>
+          <w:color w:val="000000"/>
+          <w:spacing w:val="-10"/>
+          <w:kern w:val="28"/>
+          <w:sz w:val="22"/>
+          <w:szCs w:val="56"/>
+        </w:rPr>
+        <w:t>Câu 10: they</w:t>
+      </w:r>
+    </w:p>
+    <w:p>
+      <w:pPr>
+        <w:keepNext/>
+        <w:shd w:val="clear" w:color="000000" w:fill="auto"/>
+        <w:spacing w:before="240" w:after="80"/>
+        <w:rPr>
+          <w:rFonts w:eastAsiaTheme="majorEastAsia"/>
+          <w:b/>
+          <w:color w:val="000000"/>
+          <w:spacing w:val="-10"/>
+          <w:kern w:val="28"/>
+          <w:szCs w:val="56"/>
+        </w:rPr>
+      </w:pPr>
+      <w:r>
+        <w:rPr>
+          <w:rFonts w:eastAsiaTheme="majorEastAsia"/>
+          <w:b/>
+          <w:color w:val="000000"/>
+          <w:spacing w:val="-10"/>
+          <w:kern w:val="28"/>
+          <w:szCs w:val="56"/>
+        </w:rPr>
         <w:t>PHẦN 4</w:t>
       </w:r>
     </w:p>
     <w:p>
-      <w:r>
-        <w:t>1. doesn't</w:t>
-      </w:r>
-    </w:p>
-    <w:p>
-      <w:r>
-        <w:t>2. did</w:t>
-      </w:r>
-    </w:p>
-    <w:p>
-      <w:r>
-        <w:t>3. isn't</w:t>
-      </w:r>
-    </w:p>
-    <w:p>
-      <w:r>
-        <w:t>4. weren't</w:t>
-      </w:r>
-    </w:p>
-    <w:p>
-      <w:r>
-        <w:t>5. hasn't</w:t>
-      </w:r>
-    </w:p>
-    <w:p>
-      <w:r>
-        <w:t>6. have</w:t>
-      </w:r>
-    </w:p>
-    <w:p>
-      <w:r>
-        <w:t>7. won't</w:t>
-      </w:r>
-    </w:p>
-    <w:p>
-      <w:r>
-        <w:t>8. can</w:t>
-      </w:r>
-    </w:p>
-    <w:p>
-      <w:r>
-        <w:t>9. hadn't</w:t>
-      </w:r>
-    </w:p>
-    <w:p>
-      <w:r>
-        <w:t>10. shouldn't</w:t>
-      </w:r>
-    </w:p>
-    <w:p>
-      <w:pPr>
-        <w:pStyle w:val="Heading1"/>
-      </w:pPr>
-      <w:r>
+      <w:pPr>
+        <w:shd w:val="clear" w:color="000000" w:fill="auto"/>
+        <w:spacing w:after="160"/>
+        <w:rPr>
+          <w:rFonts w:eastAsiaTheme="majorEastAsia"/>
+          <w:color w:val="000000"/>
+          <w:spacing w:val="-10"/>
+          <w:kern w:val="28"/>
+          <w:sz w:val="22"/>
+          <w:szCs w:val="56"/>
+        </w:rPr>
+      </w:pPr>
+      <w:r>
+        <w:rPr>
+          <w:rFonts w:eastAsiaTheme="majorEastAsia"/>
+          <w:color w:val="000000"/>
+          <w:spacing w:val="-10"/>
+          <w:kern w:val="28"/>
+          <w:sz w:val="22"/>
+          <w:szCs w:val="56"/>
+        </w:rPr>
+        <w:t>Câu 1: doesn't</w:t>
+      </w:r>
+    </w:p>
+    <w:p>
+      <w:pPr>
+        <w:shd w:val="clear" w:color="000000" w:fill="auto"/>
+        <w:spacing w:after="160"/>
+        <w:rPr>
+          <w:rFonts w:eastAsiaTheme="majorEastAsia"/>
+          <w:color w:val="000000"/>
+          <w:spacing w:val="-10"/>
+          <w:kern w:val="28"/>
+          <w:sz w:val="22"/>
+          <w:szCs w:val="56"/>
+        </w:rPr>
+      </w:pPr>
+      <w:r>
+        <w:rPr>
+          <w:rFonts w:eastAsiaTheme="majorEastAsia"/>
+          <w:color w:val="000000"/>
+          <w:spacing w:val="-10"/>
+          <w:kern w:val="28"/>
+          <w:sz w:val="22"/>
+          <w:szCs w:val="56"/>
+        </w:rPr>
+        <w:t>Câu 2: did</w:t>
+      </w:r>
+    </w:p>
+    <w:p>
+      <w:pPr>
+        <w:shd w:val="clear" w:color="000000" w:fill="auto"/>
+        <w:spacing w:after="160"/>
+        <w:rPr>
+          <w:rFonts w:eastAsiaTheme="majorEastAsia"/>
+          <w:color w:val="000000"/>
+          <w:spacing w:val="-10"/>
+          <w:kern w:val="28"/>
+          <w:sz w:val="22"/>
+          <w:szCs w:val="56"/>
+        </w:rPr>
+      </w:pPr>
+      <w:r>
+        <w:rPr>
+          <w:rFonts w:eastAsiaTheme="majorEastAsia"/>
+          <w:color w:val="000000"/>
+          <w:spacing w:val="-10"/>
+          <w:kern w:val="28"/>
+          <w:sz w:val="22"/>
+          <w:szCs w:val="56"/>
+        </w:rPr>
+        <w:t>Câu 3: isn't</w:t>
+      </w:r>
+    </w:p>
+    <w:p>
+      <w:pPr>
+        <w:shd w:val="clear" w:color="000000" w:fill="auto"/>
+        <w:spacing w:after="160"/>
+        <w:rPr>
+          <w:rFonts w:eastAsiaTheme="majorEastAsia"/>
+          <w:color w:val="000000"/>
+          <w:spacing w:val="-10"/>
+          <w:kern w:val="28"/>
+          <w:sz w:val="22"/>
+          <w:szCs w:val="56"/>
+        </w:rPr>
+      </w:pPr>
+      <w:r>
+        <w:rPr>
+          <w:rFonts w:eastAsiaTheme="majorEastAsia"/>
+          <w:color w:val="000000"/>
+          <w:spacing w:val="-10"/>
+          <w:kern w:val="28"/>
+          <w:sz w:val="22"/>
+          <w:szCs w:val="56"/>
+        </w:rPr>
+        <w:t>Câu 4: weren't</w:t>
+      </w:r>
+    </w:p>
+    <w:p>
+      <w:pPr>
+        <w:shd w:val="clear" w:color="000000" w:fill="auto"/>
+        <w:spacing w:after="160"/>
+        <w:rPr>
+          <w:rFonts w:eastAsiaTheme="majorEastAsia"/>
+          <w:color w:val="000000"/>
+          <w:spacing w:val="-10"/>
+          <w:kern w:val="28"/>
+          <w:sz w:val="22"/>
+          <w:szCs w:val="56"/>
+        </w:rPr>
+      </w:pPr>
+      <w:r>
+        <w:rPr>
+          <w:rFonts w:eastAsiaTheme="majorEastAsia"/>
+          <w:color w:val="000000"/>
+          <w:spacing w:val="-10"/>
+          <w:kern w:val="28"/>
+          <w:sz w:val="22"/>
+          <w:szCs w:val="56"/>
+        </w:rPr>
+        <w:t>Câu 5: hasn't</w:t>
+      </w:r>
+    </w:p>
+    <w:p>
+      <w:pPr>
+        <w:shd w:val="clear" w:color="000000" w:fill="auto"/>
+        <w:spacing w:after="160"/>
+        <w:rPr>
+          <w:rFonts w:eastAsiaTheme="majorEastAsia"/>
+          <w:color w:val="000000"/>
+          <w:spacing w:val="-10"/>
+          <w:kern w:val="28"/>
+          <w:sz w:val="22"/>
+          <w:szCs w:val="56"/>
+        </w:rPr>
+      </w:pPr>
+      <w:r>
+        <w:rPr>
+          <w:rFonts w:eastAsiaTheme="majorEastAsia"/>
+          <w:color w:val="000000"/>
+          <w:spacing w:val="-10"/>
+          <w:kern w:val="28"/>
+          <w:sz w:val="22"/>
+          <w:szCs w:val="56"/>
+        </w:rPr>
+        <w:t>Câu 6: have</w:t>
+      </w:r>
+    </w:p>
+    <w:p>
+      <w:pPr>
+        <w:shd w:val="clear" w:color="000000" w:fill="auto"/>
+        <w:spacing w:after="160"/>
+        <w:rPr>
+          <w:rFonts w:eastAsiaTheme="majorEastAsia"/>
+          <w:color w:val="000000"/>
+          <w:spacing w:val="-10"/>
+          <w:kern w:val="28"/>
+          <w:sz w:val="22"/>
+          <w:szCs w:val="56"/>
+        </w:rPr>
+      </w:pPr>
+      <w:r>
+        <w:rPr>
+          <w:rFonts w:eastAsiaTheme="majorEastAsia"/>
+          <w:color w:val="000000"/>
+          <w:spacing w:val="-10"/>
+          <w:kern w:val="28"/>
+          <w:sz w:val="22"/>
+          <w:szCs w:val="56"/>
+        </w:rPr>
+        <w:t>Câu 7: won't</w:t>
+      </w:r>
+    </w:p>
+    <w:p>
+      <w:pPr>
+        <w:shd w:val="clear" w:color="000000" w:fill="auto"/>
+        <w:spacing w:after="160"/>
+        <w:rPr>
+          <w:rFonts w:eastAsiaTheme="majorEastAsia"/>
+          <w:color w:val="000000"/>
+          <w:spacing w:val="-10"/>
+          <w:kern w:val="28"/>
+          <w:sz w:val="22"/>
+          <w:szCs w:val="56"/>
+        </w:rPr>
+      </w:pPr>
+      <w:r>
+        <w:rPr>
+          <w:rFonts w:eastAsiaTheme="majorEastAsia"/>
+          <w:color w:val="000000"/>
+          <w:spacing w:val="-10"/>
+          <w:kern w:val="28"/>
+          <w:sz w:val="22"/>
+          <w:szCs w:val="56"/>
+        </w:rPr>
+        <w:t>Câu 8: can</w:t>
+      </w:r>
+    </w:p>
+    <w:p>
+      <w:pPr>
+        <w:shd w:val="clear" w:color="000000" w:fill="auto"/>
+        <w:spacing w:after="160"/>
+        <w:rPr>
+          <w:rFonts w:eastAsiaTheme="majorEastAsia"/>
+          <w:color w:val="000000"/>
+          <w:spacing w:val="-10"/>
+          <w:kern w:val="28"/>
+          <w:sz w:val="22"/>
+          <w:szCs w:val="56"/>
+        </w:rPr>
+      </w:pPr>
+      <w:r>
+        <w:rPr>
+          <w:rFonts w:eastAsiaTheme="majorEastAsia"/>
+          <w:color w:val="000000"/>
+          <w:spacing w:val="-10"/>
+          <w:kern w:val="28"/>
+          <w:sz w:val="22"/>
+          <w:szCs w:val="56"/>
+        </w:rPr>
+        <w:t>Câu 9: hadn't</w:t>
+      </w:r>
+    </w:p>
+    <w:p>
+      <w:pPr>
+        <w:shd w:val="clear" w:color="000000" w:fill="auto"/>
+        <w:spacing w:after="160"/>
+        <w:rPr>
+          <w:rFonts w:eastAsiaTheme="majorEastAsia"/>
+          <w:color w:val="000000"/>
+          <w:spacing w:val="-10"/>
+          <w:kern w:val="28"/>
+          <w:sz w:val="22"/>
+          <w:szCs w:val="56"/>
+        </w:rPr>
+      </w:pPr>
+      <w:r>
+        <w:rPr>
+          <w:rFonts w:eastAsiaTheme="majorEastAsia"/>
+          <w:color w:val="000000"/>
+          <w:spacing w:val="-10"/>
+          <w:kern w:val="28"/>
+          <w:sz w:val="22"/>
+          <w:szCs w:val="56"/>
+        </w:rPr>
+        <w:t>Câu 10: shouldn't</w:t>
+      </w:r>
+    </w:p>
+    <w:p>
+      <w:pPr>
+        <w:keepNext/>
+        <w:shd w:val="clear" w:color="000000" w:fill="auto"/>
+        <w:spacing w:before="240" w:after="80"/>
+        <w:rPr>
+          <w:rFonts w:eastAsiaTheme="majorEastAsia"/>
+          <w:b/>
+          <w:color w:val="000000"/>
+          <w:spacing w:val="-10"/>
+          <w:kern w:val="28"/>
+          <w:szCs w:val="56"/>
+        </w:rPr>
+      </w:pPr>
+      <w:r>
+        <w:rPr>
+          <w:rFonts w:eastAsiaTheme="majorEastAsia"/>
+          <w:b/>
+          <w:color w:val="000000"/>
+          <w:spacing w:val="-10"/>
+          <w:kern w:val="28"/>
+          <w:szCs w:val="56"/>
+        </w:rPr>
         <w:t>PHẦN 5</w:t>
       </w:r>
     </w:p>
     <w:p>
-      <w:r>
-        <w:t>1. Minh is a doctor, isn't he?</w:t>
-      </w:r>
-    </w:p>
-    <w:p>
-      <w:r>
-        <w:t>2. Lan isn't busy, is she?</w:t>
-      </w:r>
-    </w:p>
-    <w:p>
-      <w:r>
-        <w:t>3. They study English, don't they?</w:t>
-      </w:r>
-    </w:p>
-    <w:p>
-      <w:r>
-        <w:t>4. Hoa doesn't know him, does she?</w:t>
-      </w:r>
-    </w:p>
-    <w:p>
-      <w:r>
-        <w:t>5. Your brother arrived early, didn't he?</w:t>
-      </w:r>
-    </w:p>
-    <w:p>
-      <w:r>
-        <w:t>6. The students didn't complain, did they?</w:t>
-      </w:r>
-    </w:p>
-    <w:p>
-      <w:r>
-        <w:t>7. Mai has finished her work, hasn't she?</w:t>
-      </w:r>
-    </w:p>
-    <w:p>
-      <w:r>
-        <w:t>8. We can meet tomorrow, can't we?</w:t>
-      </w:r>
-    </w:p>
-    <w:p>
-      <w:r>
-        <w:t>9. He won't forget, will he?</w:t>
-      </w:r>
-    </w:p>
-    <w:p>
-      <w:r>
-        <w:t>10. There are two chairs, aren't there?</w:t>
-      </w:r>
-    </w:p>
-    <w:p>
-      <w:pPr>
-        <w:pStyle w:val="Heading1"/>
-      </w:pPr>
-      <w:r>
+      <w:pPr>
+        <w:shd w:val="clear" w:color="000000" w:fill="auto"/>
+        <w:spacing w:after="160"/>
+        <w:rPr>
+          <w:rFonts w:eastAsiaTheme="majorEastAsia"/>
+          <w:color w:val="000000"/>
+          <w:spacing w:val="-10"/>
+          <w:kern w:val="28"/>
+          <w:sz w:val="22"/>
+          <w:szCs w:val="56"/>
+        </w:rPr>
+      </w:pPr>
+      <w:r>
+        <w:rPr>
+          <w:rFonts w:eastAsiaTheme="majorEastAsia"/>
+          <w:color w:val="000000"/>
+          <w:spacing w:val="-10"/>
+          <w:kern w:val="28"/>
+          <w:sz w:val="22"/>
+          <w:szCs w:val="56"/>
+        </w:rPr>
+        <w:t>Câu 1: Minh is a doctor, isn't he?</w:t>
+      </w:r>
+    </w:p>
+    <w:p>
+      <w:pPr>
+        <w:shd w:val="clear" w:color="000000" w:fill="auto"/>
+        <w:spacing w:after="160"/>
+        <w:rPr>
+          <w:rFonts w:eastAsiaTheme="majorEastAsia"/>
+          <w:color w:val="000000"/>
+          <w:spacing w:val="-10"/>
+          <w:kern w:val="28"/>
+          <w:sz w:val="22"/>
+          <w:szCs w:val="56"/>
+        </w:rPr>
+      </w:pPr>
+      <w:r>
+        <w:rPr>
+          <w:rFonts w:eastAsiaTheme="majorEastAsia"/>
+          <w:color w:val="000000"/>
+          <w:spacing w:val="-10"/>
+          <w:kern w:val="28"/>
+          <w:sz w:val="22"/>
+          <w:szCs w:val="56"/>
+        </w:rPr>
+        <w:t>Câu 2: Lan isn't busy, is she?</w:t>
+      </w:r>
+    </w:p>
+    <w:p>
+      <w:pPr>
+        <w:shd w:val="clear" w:color="000000" w:fill="auto"/>
+        <w:spacing w:after="160"/>
+        <w:rPr>
+          <w:rFonts w:eastAsiaTheme="majorEastAsia"/>
+          <w:color w:val="000000"/>
+          <w:spacing w:val="-10"/>
+          <w:kern w:val="28"/>
+          <w:sz w:val="22"/>
+          <w:szCs w:val="56"/>
+        </w:rPr>
+      </w:pPr>
+      <w:r>
+        <w:rPr>
+          <w:rFonts w:eastAsiaTheme="majorEastAsia"/>
+          <w:color w:val="000000"/>
+          <w:spacing w:val="-10"/>
+          <w:kern w:val="28"/>
+          <w:sz w:val="22"/>
+          <w:szCs w:val="56"/>
+        </w:rPr>
+        <w:t>Câu 3: They study English, don't they?</w:t>
+      </w:r>
+    </w:p>
+    <w:p>
+      <w:pPr>
+        <w:shd w:val="clear" w:color="000000" w:fill="auto"/>
+        <w:spacing w:after="160"/>
+        <w:rPr>
+          <w:rFonts w:eastAsiaTheme="majorEastAsia"/>
+          <w:color w:val="000000"/>
+          <w:spacing w:val="-10"/>
+          <w:kern w:val="28"/>
+          <w:sz w:val="22"/>
+          <w:szCs w:val="56"/>
+        </w:rPr>
+      </w:pPr>
+      <w:r>
+        <w:rPr>
+          <w:rFonts w:eastAsiaTheme="majorEastAsia"/>
+          <w:color w:val="000000"/>
+          <w:spacing w:val="-10"/>
+          <w:kern w:val="28"/>
+          <w:sz w:val="22"/>
+          <w:szCs w:val="56"/>
+        </w:rPr>
+        <w:t>Câu 4: Hoa doesn't know him, does she?</w:t>
+      </w:r>
+    </w:p>
+    <w:p>
+      <w:pPr>
+        <w:shd w:val="clear" w:color="000000" w:fill="auto"/>
+        <w:spacing w:after="160"/>
+        <w:rPr>
+          <w:rFonts w:eastAsiaTheme="majorEastAsia"/>
+          <w:color w:val="000000"/>
+          <w:spacing w:val="-10"/>
+          <w:kern w:val="28"/>
+          <w:sz w:val="22"/>
+          <w:szCs w:val="56"/>
+        </w:rPr>
+      </w:pPr>
+      <w:r>
+        <w:rPr>
+          <w:rFonts w:eastAsiaTheme="majorEastAsia"/>
+          <w:color w:val="000000"/>
+          <w:spacing w:val="-10"/>
+          <w:kern w:val="28"/>
+          <w:sz w:val="22"/>
+          <w:szCs w:val="56"/>
+        </w:rPr>
+        <w:t>Câu 5: Your brother arrived early, didn't he?</w:t>
+      </w:r>
+    </w:p>
+    <w:p>
+      <w:pPr>
+        <w:shd w:val="clear" w:color="000000" w:fill="auto"/>
+        <w:spacing w:after="160"/>
+        <w:rPr>
+          <w:rFonts w:eastAsiaTheme="majorEastAsia"/>
+          <w:color w:val="000000"/>
+          <w:spacing w:val="-10"/>
+          <w:kern w:val="28"/>
+          <w:sz w:val="22"/>
+          <w:szCs w:val="56"/>
+        </w:rPr>
+      </w:pPr>
+      <w:r>
+        <w:rPr>
+          <w:rFonts w:eastAsiaTheme="majorEastAsia"/>
+          <w:color w:val="000000"/>
+          <w:spacing w:val="-10"/>
+          <w:kern w:val="28"/>
+          <w:sz w:val="22"/>
+          <w:szCs w:val="56"/>
+        </w:rPr>
+        <w:t>Câu 6: The students didn't complain, did they?</w:t>
+      </w:r>
+    </w:p>
+    <w:p>
+      <w:pPr>
+        <w:shd w:val="clear" w:color="000000" w:fill="auto"/>
+        <w:spacing w:after="160"/>
+        <w:rPr>
+          <w:rFonts w:eastAsiaTheme="majorEastAsia"/>
+          <w:color w:val="000000"/>
+          <w:spacing w:val="-10"/>
+          <w:kern w:val="28"/>
+          <w:sz w:val="22"/>
+          <w:szCs w:val="56"/>
+        </w:rPr>
+      </w:pPr>
+      <w:r>
+        <w:rPr>
+          <w:rFonts w:eastAsiaTheme="majorEastAsia"/>
+          <w:color w:val="000000"/>
+          <w:spacing w:val="-10"/>
+          <w:kern w:val="28"/>
+          <w:sz w:val="22"/>
+          <w:szCs w:val="56"/>
+        </w:rPr>
+        <w:t>Câu 7: Mai has finished her work, hasn't she?</w:t>
+      </w:r>
+    </w:p>
+    <w:p>
+      <w:pPr>
+        <w:shd w:val="clear" w:color="000000" w:fill="auto"/>
+        <w:spacing w:after="160"/>
+        <w:rPr>
+          <w:rFonts w:eastAsiaTheme="majorEastAsia"/>
+          <w:color w:val="000000"/>
+          <w:spacing w:val="-10"/>
+          <w:kern w:val="28"/>
+          <w:sz w:val="22"/>
+          <w:szCs w:val="56"/>
+        </w:rPr>
+      </w:pPr>
+      <w:r>
+        <w:rPr>
+          <w:rFonts w:eastAsiaTheme="majorEastAsia"/>
+          <w:color w:val="000000"/>
+          <w:spacing w:val="-10"/>
+          <w:kern w:val="28"/>
+          <w:sz w:val="22"/>
+          <w:szCs w:val="56"/>
+        </w:rPr>
+        <w:t>Câu 8: We can meet tomorrow, can't we?</w:t>
+      </w:r>
+    </w:p>
+    <w:p>
+      <w:pPr>
+        <w:shd w:val="clear" w:color="000000" w:fill="auto"/>
+        <w:spacing w:after="160"/>
+        <w:rPr>
+          <w:rFonts w:eastAsiaTheme="majorEastAsia"/>
+          <w:color w:val="000000"/>
+          <w:spacing w:val="-10"/>
+          <w:kern w:val="28"/>
+          <w:sz w:val="22"/>
+          <w:szCs w:val="56"/>
+        </w:rPr>
+      </w:pPr>
+      <w:r>
+        <w:rPr>
+          <w:rFonts w:eastAsiaTheme="majorEastAsia"/>
+          <w:color w:val="000000"/>
+          <w:spacing w:val="-10"/>
+          <w:kern w:val="28"/>
+          <w:sz w:val="22"/>
+          <w:szCs w:val="56"/>
+        </w:rPr>
+        <w:t>Câu 9: He won't forget, will he?</w:t>
+      </w:r>
+    </w:p>
+    <w:p>
+      <w:pPr>
+        <w:shd w:val="clear" w:color="000000" w:fill="auto"/>
+        <w:spacing w:after="160"/>
+        <w:rPr>
+          <w:rFonts w:eastAsiaTheme="majorEastAsia"/>
+          <w:color w:val="000000"/>
+          <w:spacing w:val="-10"/>
+          <w:kern w:val="28"/>
+          <w:sz w:val="22"/>
+          <w:szCs w:val="56"/>
+        </w:rPr>
+      </w:pPr>
+      <w:r>
+        <w:rPr>
+          <w:rFonts w:eastAsiaTheme="majorEastAsia"/>
+          <w:color w:val="000000"/>
+          <w:spacing w:val="-10"/>
+          <w:kern w:val="28"/>
+          <w:sz w:val="22"/>
+          <w:szCs w:val="56"/>
+        </w:rPr>
+        <w:t>Câu 10: There are two chairs, aren't there?</w:t>
+      </w:r>
+    </w:p>
+    <w:p>
+      <w:pPr>
+        <w:keepNext/>
+        <w:shd w:val="clear" w:color="000000" w:fill="auto"/>
+        <w:spacing w:before="240" w:after="80"/>
+        <w:rPr>
+          <w:rFonts w:eastAsiaTheme="majorEastAsia"/>
+          <w:b/>
+          <w:color w:val="000000"/>
+          <w:spacing w:val="-10"/>
+          <w:kern w:val="28"/>
+          <w:szCs w:val="56"/>
+        </w:rPr>
+      </w:pPr>
+      <w:r>
+        <w:rPr>
+          <w:rFonts w:eastAsiaTheme="majorEastAsia"/>
+          <w:b/>
+          <w:color w:val="000000"/>
+          <w:spacing w:val="-10"/>
+          <w:kern w:val="28"/>
+          <w:szCs w:val="56"/>
+        </w:rPr>
         <w:t>PHẦN 6</w:t>
       </w:r>
     </w:p>
     <w:p>
-      <w:r>
-        <w:t>1. aren't I</w:t>
-      </w:r>
-    </w:p>
-    <w:p>
-      <w:r>
-        <w:t>2. am I</w:t>
-      </w:r>
-    </w:p>
-    <w:p>
-      <w:r>
-        <w:t>3. shall we</w:t>
-      </w:r>
-    </w:p>
-    <w:p>
-      <w:r>
-        <w:t>4. shall we</w:t>
-      </w:r>
-    </w:p>
-    <w:p>
-      <w:r>
-        <w:t>5. will you</w:t>
-      </w:r>
-    </w:p>
-    <w:p>
-      <w:r>
-        <w:t>6. will you</w:t>
-      </w:r>
-    </w:p>
-    <w:p>
-      <w:r>
-        <w:t>7. isn't it</w:t>
-      </w:r>
-    </w:p>
-    <w:p>
-      <w:r>
-        <w:t>8. aren't they</w:t>
-      </w:r>
-    </w:p>
-    <w:p>
-      <w:r>
-        <w:t>9. didn't they</w:t>
-      </w:r>
-    </w:p>
-    <w:p>
-      <w:r>
-        <w:t>10. did it</w:t>
-      </w:r>
-    </w:p>
-    <w:p>
-      <w:pPr>
-        <w:pStyle w:val="Heading1"/>
-      </w:pPr>
-      <w:r>
+      <w:pPr>
+        <w:shd w:val="clear" w:color="000000" w:fill="auto"/>
+        <w:spacing w:after="160"/>
+        <w:rPr>
+          <w:rFonts w:eastAsiaTheme="majorEastAsia"/>
+          <w:color w:val="000000"/>
+          <w:spacing w:val="-10"/>
+          <w:kern w:val="28"/>
+          <w:sz w:val="22"/>
+          <w:szCs w:val="56"/>
+        </w:rPr>
+      </w:pPr>
+      <w:r>
+        <w:rPr>
+          <w:rFonts w:eastAsiaTheme="majorEastAsia"/>
+          <w:color w:val="000000"/>
+          <w:spacing w:val="-10"/>
+          <w:kern w:val="28"/>
+          <w:sz w:val="22"/>
+          <w:szCs w:val="56"/>
+        </w:rPr>
+        <w:t>Câu 1: aren't I</w:t>
+      </w:r>
+    </w:p>
+    <w:p>
+      <w:pPr>
+        <w:shd w:val="clear" w:color="000000" w:fill="auto"/>
+        <w:spacing w:after="160"/>
+        <w:rPr>
+          <w:rFonts w:eastAsiaTheme="majorEastAsia"/>
+          <w:color w:val="000000"/>
+          <w:spacing w:val="-10"/>
+          <w:kern w:val="28"/>
+          <w:sz w:val="22"/>
+          <w:szCs w:val="56"/>
+        </w:rPr>
+      </w:pPr>
+      <w:r>
+        <w:rPr>
+          <w:rFonts w:eastAsiaTheme="majorEastAsia"/>
+          <w:color w:val="000000"/>
+          <w:spacing w:val="-10"/>
+          <w:kern w:val="28"/>
+          <w:sz w:val="22"/>
+          <w:szCs w:val="56"/>
+        </w:rPr>
+        <w:t>Câu 2: am I</w:t>
+      </w:r>
+    </w:p>
+    <w:p>
+      <w:pPr>
+        <w:shd w:val="clear" w:color="000000" w:fill="auto"/>
+        <w:spacing w:after="160"/>
+        <w:rPr>
+          <w:rFonts w:eastAsiaTheme="majorEastAsia"/>
+          <w:color w:val="000000"/>
+          <w:spacing w:val="-10"/>
+          <w:kern w:val="28"/>
+          <w:sz w:val="22"/>
+          <w:szCs w:val="56"/>
+        </w:rPr>
+      </w:pPr>
+      <w:r>
+        <w:rPr>
+          <w:rFonts w:eastAsiaTheme="majorEastAsia"/>
+          <w:color w:val="000000"/>
+          <w:spacing w:val="-10"/>
+          <w:kern w:val="28"/>
+          <w:sz w:val="22"/>
+          <w:szCs w:val="56"/>
+        </w:rPr>
+        <w:t>Câu 3: shall we</w:t>
+      </w:r>
+    </w:p>
+    <w:p>
+      <w:pPr>
+        <w:shd w:val="clear" w:color="000000" w:fill="auto"/>
+        <w:spacing w:after="160"/>
+        <w:rPr>
+          <w:rFonts w:eastAsiaTheme="majorEastAsia"/>
+          <w:color w:val="000000"/>
+          <w:spacing w:val="-10"/>
+          <w:kern w:val="28"/>
+          <w:sz w:val="22"/>
+          <w:szCs w:val="56"/>
+        </w:rPr>
+      </w:pPr>
+      <w:r>
+        <w:rPr>
+          <w:rFonts w:eastAsiaTheme="majorEastAsia"/>
+          <w:color w:val="000000"/>
+          <w:spacing w:val="-10"/>
+          <w:kern w:val="28"/>
+          <w:sz w:val="22"/>
+          <w:szCs w:val="56"/>
+        </w:rPr>
+        <w:t>Câu 4: shall we</w:t>
+      </w:r>
+    </w:p>
+    <w:p>
+      <w:pPr>
+        <w:shd w:val="clear" w:color="000000" w:fill="auto"/>
+        <w:spacing w:after="160"/>
+        <w:rPr>
+          <w:rFonts w:eastAsiaTheme="majorEastAsia"/>
+          <w:color w:val="000000"/>
+          <w:spacing w:val="-10"/>
+          <w:kern w:val="28"/>
+          <w:sz w:val="22"/>
+          <w:szCs w:val="56"/>
+        </w:rPr>
+      </w:pPr>
+      <w:r>
+        <w:rPr>
+          <w:rFonts w:eastAsiaTheme="majorEastAsia"/>
+          <w:color w:val="000000"/>
+          <w:spacing w:val="-10"/>
+          <w:kern w:val="28"/>
+          <w:sz w:val="22"/>
+          <w:szCs w:val="56"/>
+        </w:rPr>
+        <w:t>Câu 5: will you</w:t>
+      </w:r>
+    </w:p>
+    <w:p>
+      <w:pPr>
+        <w:shd w:val="clear" w:color="000000" w:fill="auto"/>
+        <w:spacing w:after="160"/>
+        <w:rPr>
+          <w:rFonts w:eastAsiaTheme="majorEastAsia"/>
+          <w:color w:val="000000"/>
+          <w:spacing w:val="-10"/>
+          <w:kern w:val="28"/>
+          <w:sz w:val="22"/>
+          <w:szCs w:val="56"/>
+        </w:rPr>
+      </w:pPr>
+      <w:r>
+        <w:rPr>
+          <w:rFonts w:eastAsiaTheme="majorEastAsia"/>
+          <w:color w:val="000000"/>
+          <w:spacing w:val="-10"/>
+          <w:kern w:val="28"/>
+          <w:sz w:val="22"/>
+          <w:szCs w:val="56"/>
+        </w:rPr>
+        <w:t>Câu 6: will you</w:t>
+      </w:r>
+    </w:p>
+    <w:p>
+      <w:pPr>
+        <w:shd w:val="clear" w:color="000000" w:fill="auto"/>
+        <w:spacing w:after="160"/>
+        <w:rPr>
+          <w:rFonts w:eastAsiaTheme="majorEastAsia"/>
+          <w:color w:val="000000"/>
+          <w:spacing w:val="-10"/>
+          <w:kern w:val="28"/>
+          <w:sz w:val="22"/>
+          <w:szCs w:val="56"/>
+        </w:rPr>
+      </w:pPr>
+      <w:r>
+        <w:rPr>
+          <w:rFonts w:eastAsiaTheme="majorEastAsia"/>
+          <w:color w:val="000000"/>
+          <w:spacing w:val="-10"/>
+          <w:kern w:val="28"/>
+          <w:sz w:val="22"/>
+          <w:szCs w:val="56"/>
+        </w:rPr>
+        <w:t>Câu 7: isn't it</w:t>
+      </w:r>
+    </w:p>
+    <w:p>
+      <w:pPr>
+        <w:shd w:val="clear" w:color="000000" w:fill="auto"/>
+        <w:spacing w:after="160"/>
+        <w:rPr>
+          <w:rFonts w:eastAsiaTheme="majorEastAsia"/>
+          <w:color w:val="000000"/>
+          <w:spacing w:val="-10"/>
+          <w:kern w:val="28"/>
+          <w:sz w:val="22"/>
+          <w:szCs w:val="56"/>
+        </w:rPr>
+      </w:pPr>
+      <w:r>
+        <w:rPr>
+          <w:rFonts w:eastAsiaTheme="majorEastAsia"/>
+          <w:color w:val="000000"/>
+          <w:spacing w:val="-10"/>
+          <w:kern w:val="28"/>
+          <w:sz w:val="22"/>
+          <w:szCs w:val="56"/>
+        </w:rPr>
+        <w:t>Câu 8: aren't they</w:t>
+      </w:r>
+    </w:p>
+    <w:p>
+      <w:pPr>
+        <w:shd w:val="clear" w:color="000000" w:fill="auto"/>
+        <w:spacing w:after="160"/>
+        <w:rPr>
+          <w:rFonts w:eastAsiaTheme="majorEastAsia"/>
+          <w:color w:val="000000"/>
+          <w:spacing w:val="-10"/>
+          <w:kern w:val="28"/>
+          <w:sz w:val="22"/>
+          <w:szCs w:val="56"/>
+        </w:rPr>
+      </w:pPr>
+      <w:r>
+        <w:rPr>
+          <w:rFonts w:eastAsiaTheme="majorEastAsia"/>
+          <w:color w:val="000000"/>
+          <w:spacing w:val="-10"/>
+          <w:kern w:val="28"/>
+          <w:sz w:val="22"/>
+          <w:szCs w:val="56"/>
+        </w:rPr>
+        <w:t>Câu 9: didn't they</w:t>
+      </w:r>
+    </w:p>
+    <w:p>
+      <w:pPr>
+        <w:shd w:val="clear" w:color="000000" w:fill="auto"/>
+        <w:spacing w:after="160"/>
+        <w:rPr>
+          <w:rFonts w:eastAsiaTheme="majorEastAsia"/>
+          <w:color w:val="000000"/>
+          <w:spacing w:val="-10"/>
+          <w:kern w:val="28"/>
+          <w:sz w:val="22"/>
+          <w:szCs w:val="56"/>
+        </w:rPr>
+      </w:pPr>
+      <w:r>
+        <w:rPr>
+          <w:rFonts w:eastAsiaTheme="majorEastAsia"/>
+          <w:color w:val="000000"/>
+          <w:spacing w:val="-10"/>
+          <w:kern w:val="28"/>
+          <w:sz w:val="22"/>
+          <w:szCs w:val="56"/>
+        </w:rPr>
+        <w:t>Câu 10: did it</w:t>
+      </w:r>
+    </w:p>
+    <w:p>
+      <w:pPr>
+        <w:keepNext/>
+        <w:shd w:val="clear" w:color="000000" w:fill="auto"/>
+        <w:spacing w:before="240" w:after="80"/>
+        <w:rPr>
+          <w:rFonts w:eastAsiaTheme="majorEastAsia"/>
+          <w:b/>
+          <w:color w:val="000000"/>
+          <w:spacing w:val="-10"/>
+          <w:kern w:val="28"/>
+          <w:szCs w:val="56"/>
+        </w:rPr>
+      </w:pPr>
+      <w:r>
+        <w:rPr>
+          <w:rFonts w:eastAsiaTheme="majorEastAsia"/>
+          <w:b/>
+          <w:color w:val="000000"/>
+          <w:spacing w:val="-10"/>
+          <w:kern w:val="28"/>
+          <w:szCs w:val="56"/>
+        </w:rPr>
         <w:t>PHẦN 7</w:t>
       </w:r>
     </w:p>
     <w:p>
-      <w:r>
-        <w:t>1. She is tired, isn't she?</w:t>
-      </w:r>
-    </w:p>
-    <w:p>
-      <w:r>
-        <w:t>2. He likes tea, doesn't he?</w:t>
-      </w:r>
-    </w:p>
-    <w:p>
-      <w:r>
-        <w:t>3. They came late, didn't they?</w:t>
-      </w:r>
-    </w:p>
-    <w:p>
-      <w:r>
-        <w:t>4. Lan can swim, can't she?</w:t>
-      </w:r>
-    </w:p>
-    <w:p>
-      <w:r>
-        <w:t>5. I am late, aren't I?</w:t>
-      </w:r>
-    </w:p>
-    <w:p>
-      <w:r>
-        <w:t>6. Let's go, shall we?</w:t>
-      </w:r>
-    </w:p>
-    <w:p>
-      <w:r>
-        <w:t>7. Nam didn't call, did he?</w:t>
-      </w:r>
-    </w:p>
-    <w:p>
-      <w:r>
-        <w:t>8. There is a bank here, isn't there?</w:t>
-      </w:r>
-    </w:p>
-    <w:p>
-      <w:r>
-        <w:t>9. Nobody knows, do they?</w:t>
-      </w:r>
-    </w:p>
-    <w:p>
-      <w:r>
-        <w:t>10. Open your book, will you?</w:t>
-      </w:r>
-    </w:p>
-    <w:p>
-      <w:pPr>
-        <w:pStyle w:val="Heading1"/>
-      </w:pPr>
-      <w:r>
+      <w:pPr>
+        <w:shd w:val="clear" w:color="000000" w:fill="auto"/>
+        <w:spacing w:after="160"/>
+        <w:rPr>
+          <w:rFonts w:eastAsiaTheme="majorEastAsia"/>
+          <w:color w:val="000000"/>
+          <w:spacing w:val="-10"/>
+          <w:kern w:val="28"/>
+          <w:sz w:val="22"/>
+          <w:szCs w:val="56"/>
+        </w:rPr>
+      </w:pPr>
+      <w:r>
+        <w:rPr>
+          <w:rFonts w:eastAsiaTheme="majorEastAsia"/>
+          <w:color w:val="000000"/>
+          <w:spacing w:val="-10"/>
+          <w:kern w:val="28"/>
+          <w:sz w:val="22"/>
+          <w:szCs w:val="56"/>
+        </w:rPr>
+        <w:t>Câu 1: She is tired, isn't she?</w:t>
+      </w:r>
+    </w:p>
+    <w:p>
+      <w:pPr>
+        <w:shd w:val="clear" w:color="000000" w:fill="auto"/>
+        <w:spacing w:after="160"/>
+        <w:rPr>
+          <w:rFonts w:eastAsiaTheme="majorEastAsia"/>
+          <w:color w:val="000000"/>
+          <w:spacing w:val="-10"/>
+          <w:kern w:val="28"/>
+          <w:sz w:val="22"/>
+          <w:szCs w:val="56"/>
+        </w:rPr>
+      </w:pPr>
+      <w:r>
+        <w:rPr>
+          <w:rFonts w:eastAsiaTheme="majorEastAsia"/>
+          <w:color w:val="000000"/>
+          <w:spacing w:val="-10"/>
+          <w:kern w:val="28"/>
+          <w:sz w:val="22"/>
+          <w:szCs w:val="56"/>
+        </w:rPr>
+        <w:t>Câu 2: He likes tea, doesn't he?</w:t>
+      </w:r>
+    </w:p>
+    <w:p>
+      <w:pPr>
+        <w:shd w:val="clear" w:color="000000" w:fill="auto"/>
+        <w:spacing w:after="160"/>
+        <w:rPr>
+          <w:rFonts w:eastAsiaTheme="majorEastAsia"/>
+          <w:color w:val="000000"/>
+          <w:spacing w:val="-10"/>
+          <w:kern w:val="28"/>
+          <w:sz w:val="22"/>
+          <w:szCs w:val="56"/>
+        </w:rPr>
+      </w:pPr>
+      <w:r>
+        <w:rPr>
+          <w:rFonts w:eastAsiaTheme="majorEastAsia"/>
+          <w:color w:val="000000"/>
+          <w:spacing w:val="-10"/>
+          <w:kern w:val="28"/>
+          <w:sz w:val="22"/>
+          <w:szCs w:val="56"/>
+        </w:rPr>
+        <w:t>Câu 3: They came late, didn't they?</w:t>
+      </w:r>
+    </w:p>
+    <w:p>
+      <w:pPr>
+        <w:shd w:val="clear" w:color="000000" w:fill="auto"/>
+        <w:spacing w:after="160"/>
+        <w:rPr>
+          <w:rFonts w:eastAsiaTheme="majorEastAsia"/>
+          <w:color w:val="000000"/>
+          <w:spacing w:val="-10"/>
+          <w:kern w:val="28"/>
+          <w:sz w:val="22"/>
+          <w:szCs w:val="56"/>
+        </w:rPr>
+      </w:pPr>
+      <w:r>
+        <w:rPr>
+          <w:rFonts w:eastAsiaTheme="majorEastAsia"/>
+          <w:color w:val="000000"/>
+          <w:spacing w:val="-10"/>
+          <w:kern w:val="28"/>
+          <w:sz w:val="22"/>
+          <w:szCs w:val="56"/>
+        </w:rPr>
+        <w:t>Câu 4: Lan can swim, can't she?</w:t>
+      </w:r>
+    </w:p>
+    <w:p>
+      <w:pPr>
+        <w:shd w:val="clear" w:color="000000" w:fill="auto"/>
+        <w:spacing w:after="160"/>
+        <w:rPr>
+          <w:rFonts w:eastAsiaTheme="majorEastAsia"/>
+          <w:color w:val="000000"/>
+          <w:spacing w:val="-10"/>
+          <w:kern w:val="28"/>
+          <w:sz w:val="22"/>
+          <w:szCs w:val="56"/>
+        </w:rPr>
+      </w:pPr>
+      <w:r>
+        <w:rPr>
+          <w:rFonts w:eastAsiaTheme="majorEastAsia"/>
+          <w:color w:val="000000"/>
+          <w:spacing w:val="-10"/>
+          <w:kern w:val="28"/>
+          <w:sz w:val="22"/>
+          <w:szCs w:val="56"/>
+        </w:rPr>
+        <w:t>Câu 5: I am late, aren't I?</w:t>
+      </w:r>
+    </w:p>
+    <w:p>
+      <w:pPr>
+        <w:shd w:val="clear" w:color="000000" w:fill="auto"/>
+        <w:spacing w:after="160"/>
+        <w:rPr>
+          <w:rFonts w:eastAsiaTheme="majorEastAsia"/>
+          <w:color w:val="000000"/>
+          <w:spacing w:val="-10"/>
+          <w:kern w:val="28"/>
+          <w:sz w:val="22"/>
+          <w:szCs w:val="56"/>
+        </w:rPr>
+      </w:pPr>
+      <w:r>
+        <w:rPr>
+          <w:rFonts w:eastAsiaTheme="majorEastAsia"/>
+          <w:color w:val="000000"/>
+          <w:spacing w:val="-10"/>
+          <w:kern w:val="28"/>
+          <w:sz w:val="22"/>
+          <w:szCs w:val="56"/>
+        </w:rPr>
+        <w:t>Câu 6: Let's go, shall we?</w:t>
+      </w:r>
+    </w:p>
+    <w:p>
+      <w:pPr>
+        <w:shd w:val="clear" w:color="000000" w:fill="auto"/>
+        <w:spacing w:after="160"/>
+        <w:rPr>
+          <w:rFonts w:eastAsiaTheme="majorEastAsia"/>
+          <w:color w:val="000000"/>
+          <w:spacing w:val="-10"/>
+          <w:kern w:val="28"/>
+          <w:sz w:val="22"/>
+          <w:szCs w:val="56"/>
+        </w:rPr>
+      </w:pPr>
+      <w:r>
+        <w:rPr>
+          <w:rFonts w:eastAsiaTheme="majorEastAsia"/>
+          <w:color w:val="000000"/>
+          <w:spacing w:val="-10"/>
+          <w:kern w:val="28"/>
+          <w:sz w:val="22"/>
+          <w:szCs w:val="56"/>
+        </w:rPr>
+        <w:t>Câu 7: Nam didn't call, did he?</w:t>
+      </w:r>
+    </w:p>
+    <w:p>
+      <w:pPr>
+        <w:shd w:val="clear" w:color="000000" w:fill="auto"/>
+        <w:spacing w:after="160"/>
+        <w:rPr>
+          <w:rFonts w:eastAsiaTheme="majorEastAsia"/>
+          <w:color w:val="000000"/>
+          <w:spacing w:val="-10"/>
+          <w:kern w:val="28"/>
+          <w:sz w:val="22"/>
+          <w:szCs w:val="56"/>
+        </w:rPr>
+      </w:pPr>
+      <w:r>
+        <w:rPr>
+          <w:rFonts w:eastAsiaTheme="majorEastAsia"/>
+          <w:color w:val="000000"/>
+          <w:spacing w:val="-10"/>
+          <w:kern w:val="28"/>
+          <w:sz w:val="22"/>
+          <w:szCs w:val="56"/>
+        </w:rPr>
+        <w:t>Câu 8: There is a bank here, isn't there?</w:t>
+      </w:r>
+    </w:p>
+    <w:p>
+      <w:pPr>
+        <w:shd w:val="clear" w:color="000000" w:fill="auto"/>
+        <w:spacing w:after="160"/>
+        <w:rPr>
+          <w:rFonts w:eastAsiaTheme="majorEastAsia"/>
+          <w:color w:val="000000"/>
+          <w:spacing w:val="-10"/>
+          <w:kern w:val="28"/>
+          <w:sz w:val="22"/>
+          <w:szCs w:val="56"/>
+        </w:rPr>
+      </w:pPr>
+      <w:r>
+        <w:rPr>
+          <w:rFonts w:eastAsiaTheme="majorEastAsia"/>
+          <w:color w:val="000000"/>
+          <w:spacing w:val="-10"/>
+          <w:kern w:val="28"/>
+          <w:sz w:val="22"/>
+          <w:szCs w:val="56"/>
+        </w:rPr>
+        <w:t>Câu 9: Nobody knows, do they?</w:t>
+      </w:r>
+    </w:p>
+    <w:p>
+      <w:pPr>
+        <w:shd w:val="clear" w:color="000000" w:fill="auto"/>
+        <w:spacing w:after="160"/>
+        <w:rPr>
+          <w:rFonts w:eastAsiaTheme="majorEastAsia"/>
+          <w:color w:val="000000"/>
+          <w:spacing w:val="-10"/>
+          <w:kern w:val="28"/>
+          <w:sz w:val="22"/>
+          <w:szCs w:val="56"/>
+        </w:rPr>
+      </w:pPr>
+      <w:r>
+        <w:rPr>
+          <w:rFonts w:eastAsiaTheme="majorEastAsia"/>
+          <w:color w:val="000000"/>
+          <w:spacing w:val="-10"/>
+          <w:kern w:val="28"/>
+          <w:sz w:val="22"/>
+          <w:szCs w:val="56"/>
+        </w:rPr>
+        <w:t>Câu 10: Open your book, will you?</w:t>
+      </w:r>
+    </w:p>
+    <w:p>
+      <w:pPr>
+        <w:keepNext/>
+        <w:shd w:val="clear" w:color="000000" w:fill="auto"/>
+        <w:spacing w:before="240" w:after="80"/>
+        <w:rPr>
+          <w:rFonts w:eastAsiaTheme="majorEastAsia"/>
+          <w:b/>
+          <w:color w:val="000000"/>
+          <w:spacing w:val="-10"/>
+          <w:kern w:val="28"/>
+          <w:szCs w:val="56"/>
+        </w:rPr>
+      </w:pPr>
+      <w:r>
+        <w:rPr>
+          <w:rFonts w:eastAsiaTheme="majorEastAsia"/>
+          <w:b/>
+          <w:color w:val="000000"/>
+          <w:spacing w:val="-10"/>
+          <w:kern w:val="28"/>
+          <w:szCs w:val="56"/>
+        </w:rPr>
         <w:t>PHẦN 8</w:t>
       </w:r>
     </w:p>
     <w:p>
-      <w:r>
-        <w:t>1. You are a student, aren't you?</w:t>
-      </w:r>
-    </w:p>
-    <w:p>
-      <w:r>
-        <w:t>2. She doesn't live here, does she?</w:t>
-      </w:r>
-    </w:p>
-    <w:p>
-      <w:r>
-        <w:t>3. Nam likes coffee, doesn't he?</w:t>
-      </w:r>
-    </w:p>
-    <w:p>
-      <w:r>
-        <w:t>4. They came yesterday, didn't they?</w:t>
-      </w:r>
-    </w:p>
-    <w:p>
-      <w:r>
-        <w:t>5. Lan can drive, can't she?</w:t>
-      </w:r>
-    </w:p>
-    <w:p>
-      <w:r>
-        <w:t>6. He hasn't finished, has he?</w:t>
-      </w:r>
-    </w:p>
-    <w:p>
-      <w:r>
-        <w:t>7. Let's go home, shall we?</w:t>
-      </w:r>
-    </w:p>
-    <w:p>
-      <w:r>
-        <w:t>8. Open the door, will you?</w:t>
-      </w:r>
-    </w:p>
-    <w:p>
-      <w:r>
-        <w:t>9. There is a supermarket nearby, isn't there?</w:t>
-      </w:r>
-    </w:p>
-    <w:p>
-      <w:r>
-        <w:t>10. Nobody called, did they?</w:t>
-      </w:r>
-    </w:p>
-    <w:p>
-      <w:pPr>
-        <w:pStyle w:val="Heading1"/>
-      </w:pPr>
-      <w:r>
+      <w:pPr>
+        <w:shd w:val="clear" w:color="000000" w:fill="auto"/>
+        <w:spacing w:after="160"/>
+        <w:rPr>
+          <w:rFonts w:eastAsiaTheme="majorEastAsia"/>
+          <w:color w:val="000000"/>
+          <w:spacing w:val="-10"/>
+          <w:kern w:val="28"/>
+          <w:sz w:val="22"/>
+          <w:szCs w:val="56"/>
+        </w:rPr>
+      </w:pPr>
+      <w:r>
+        <w:rPr>
+          <w:rFonts w:eastAsiaTheme="majorEastAsia"/>
+          <w:color w:val="000000"/>
+          <w:spacing w:val="-10"/>
+          <w:kern w:val="28"/>
+          <w:sz w:val="22"/>
+          <w:szCs w:val="56"/>
+        </w:rPr>
+        <w:t>Câu 1: You are a student, aren't you?</w:t>
+      </w:r>
+    </w:p>
+    <w:p>
+      <w:pPr>
+        <w:shd w:val="clear" w:color="000000" w:fill="auto"/>
+        <w:spacing w:after="160"/>
+        <w:rPr>
+          <w:rFonts w:eastAsiaTheme="majorEastAsia"/>
+          <w:color w:val="000000"/>
+          <w:spacing w:val="-10"/>
+          <w:kern w:val="28"/>
+          <w:sz w:val="22"/>
+          <w:szCs w:val="56"/>
+        </w:rPr>
+      </w:pPr>
+      <w:r>
+        <w:rPr>
+          <w:rFonts w:eastAsiaTheme="majorEastAsia"/>
+          <w:color w:val="000000"/>
+          <w:spacing w:val="-10"/>
+          <w:kern w:val="28"/>
+          <w:sz w:val="22"/>
+          <w:szCs w:val="56"/>
+        </w:rPr>
+        <w:t>Câu 2: She doesn't live here, does she?</w:t>
+      </w:r>
+    </w:p>
+    <w:p>
+      <w:pPr>
+        <w:shd w:val="clear" w:color="000000" w:fill="auto"/>
+        <w:spacing w:after="160"/>
+        <w:rPr>
+          <w:rFonts w:eastAsiaTheme="majorEastAsia"/>
+          <w:color w:val="000000"/>
+          <w:spacing w:val="-10"/>
+          <w:kern w:val="28"/>
+          <w:sz w:val="22"/>
+          <w:szCs w:val="56"/>
+        </w:rPr>
+      </w:pPr>
+      <w:r>
+        <w:rPr>
+          <w:rFonts w:eastAsiaTheme="majorEastAsia"/>
+          <w:color w:val="000000"/>
+          <w:spacing w:val="-10"/>
+          <w:kern w:val="28"/>
+          <w:sz w:val="22"/>
+          <w:szCs w:val="56"/>
+        </w:rPr>
+        <w:t>Câu 3: Nam likes coffee, doesn't he?</w:t>
+      </w:r>
+    </w:p>
+    <w:p>
+      <w:pPr>
+        <w:shd w:val="clear" w:color="000000" w:fill="auto"/>
+        <w:spacing w:after="160"/>
+        <w:rPr>
+          <w:rFonts w:eastAsiaTheme="majorEastAsia"/>
+          <w:color w:val="000000"/>
+          <w:spacing w:val="-10"/>
+          <w:kern w:val="28"/>
+          <w:sz w:val="22"/>
+          <w:szCs w:val="56"/>
+        </w:rPr>
+      </w:pPr>
+      <w:r>
+        <w:rPr>
+          <w:rFonts w:eastAsiaTheme="majorEastAsia"/>
+          <w:color w:val="000000"/>
+          <w:spacing w:val="-10"/>
+          <w:kern w:val="28"/>
+          <w:sz w:val="22"/>
+          <w:szCs w:val="56"/>
+        </w:rPr>
+        <w:t>Câu 4: They came yesterday, didn't they?</w:t>
+      </w:r>
+    </w:p>
+    <w:p>
+      <w:pPr>
+        <w:shd w:val="clear" w:color="000000" w:fill="auto"/>
+        <w:spacing w:after="160"/>
+        <w:rPr>
+          <w:rFonts w:eastAsiaTheme="majorEastAsia"/>
+          <w:color w:val="000000"/>
+          <w:spacing w:val="-10"/>
+          <w:kern w:val="28"/>
+          <w:sz w:val="22"/>
+          <w:szCs w:val="56"/>
+        </w:rPr>
+      </w:pPr>
+      <w:r>
+        <w:rPr>
+          <w:rFonts w:eastAsiaTheme="majorEastAsia"/>
+          <w:color w:val="000000"/>
+          <w:spacing w:val="-10"/>
+          <w:kern w:val="28"/>
+          <w:sz w:val="22"/>
+          <w:szCs w:val="56"/>
+        </w:rPr>
+        <w:t>Câu 5: Lan can drive, can't she?</w:t>
+      </w:r>
+    </w:p>
+    <w:p>
+      <w:pPr>
+        <w:shd w:val="clear" w:color="000000" w:fill="auto"/>
+        <w:spacing w:after="160"/>
+        <w:rPr>
+          <w:rFonts w:eastAsiaTheme="majorEastAsia"/>
+          <w:color w:val="000000"/>
+          <w:spacing w:val="-10"/>
+          <w:kern w:val="28"/>
+          <w:sz w:val="22"/>
+          <w:szCs w:val="56"/>
+        </w:rPr>
+      </w:pPr>
+      <w:r>
+        <w:rPr>
+          <w:rFonts w:eastAsiaTheme="majorEastAsia"/>
+          <w:color w:val="000000"/>
+          <w:spacing w:val="-10"/>
+          <w:kern w:val="28"/>
+          <w:sz w:val="22"/>
+          <w:szCs w:val="56"/>
+        </w:rPr>
+        <w:t>Câu 6: He hasn't finished, has he?</w:t>
+      </w:r>
+    </w:p>
+    <w:p>
+      <w:pPr>
+        <w:shd w:val="clear" w:color="000000" w:fill="auto"/>
+        <w:spacing w:after="160"/>
+        <w:rPr>
+          <w:rFonts w:eastAsiaTheme="majorEastAsia"/>
+          <w:color w:val="000000"/>
+          <w:spacing w:val="-10"/>
+          <w:kern w:val="28"/>
+          <w:sz w:val="22"/>
+          <w:szCs w:val="56"/>
+        </w:rPr>
+      </w:pPr>
+      <w:r>
+        <w:rPr>
+          <w:rFonts w:eastAsiaTheme="majorEastAsia"/>
+          <w:color w:val="000000"/>
+          <w:spacing w:val="-10"/>
+          <w:kern w:val="28"/>
+          <w:sz w:val="22"/>
+          <w:szCs w:val="56"/>
+        </w:rPr>
+        <w:t>Câu 7: Let's go home, shall we?</w:t>
+      </w:r>
+    </w:p>
+    <w:p>
+      <w:pPr>
+        <w:shd w:val="clear" w:color="000000" w:fill="auto"/>
+        <w:spacing w:after="160"/>
+        <w:rPr>
+          <w:rFonts w:eastAsiaTheme="majorEastAsia"/>
+          <w:color w:val="000000"/>
+          <w:spacing w:val="-10"/>
+          <w:kern w:val="28"/>
+          <w:sz w:val="22"/>
+          <w:szCs w:val="56"/>
+        </w:rPr>
+      </w:pPr>
+      <w:r>
+        <w:rPr>
+          <w:rFonts w:eastAsiaTheme="majorEastAsia"/>
+          <w:color w:val="000000"/>
+          <w:spacing w:val="-10"/>
+          <w:kern w:val="28"/>
+          <w:sz w:val="22"/>
+          <w:szCs w:val="56"/>
+        </w:rPr>
+        <w:t>Câu 8: Open the door, will you?</w:t>
+      </w:r>
+    </w:p>
+    <w:p>
+      <w:pPr>
+        <w:shd w:val="clear" w:color="000000" w:fill="auto"/>
+        <w:spacing w:after="160"/>
+        <w:rPr>
+          <w:rFonts w:eastAsiaTheme="majorEastAsia"/>
+          <w:color w:val="000000"/>
+          <w:spacing w:val="-10"/>
+          <w:kern w:val="28"/>
+          <w:sz w:val="22"/>
+          <w:szCs w:val="56"/>
+        </w:rPr>
+      </w:pPr>
+      <w:r>
+        <w:rPr>
+          <w:rFonts w:eastAsiaTheme="majorEastAsia"/>
+          <w:color w:val="000000"/>
+          <w:spacing w:val="-10"/>
+          <w:kern w:val="28"/>
+          <w:sz w:val="22"/>
+          <w:szCs w:val="56"/>
+        </w:rPr>
+        <w:t>Câu 9: There is a supermarket nearby, isn't there?</w:t>
+      </w:r>
+    </w:p>
+    <w:p>
+      <w:pPr>
+        <w:shd w:val="clear" w:color="000000" w:fill="auto"/>
+        <w:spacing w:after="160"/>
+        <w:rPr>
+          <w:rFonts w:eastAsiaTheme="majorEastAsia"/>
+          <w:color w:val="000000"/>
+          <w:spacing w:val="-10"/>
+          <w:kern w:val="28"/>
+          <w:sz w:val="22"/>
+          <w:szCs w:val="56"/>
+        </w:rPr>
+      </w:pPr>
+      <w:r>
+        <w:rPr>
+          <w:rFonts w:eastAsiaTheme="majorEastAsia"/>
+          <w:color w:val="000000"/>
+          <w:spacing w:val="-10"/>
+          <w:kern w:val="28"/>
+          <w:sz w:val="22"/>
+          <w:szCs w:val="56"/>
+        </w:rPr>
+        <w:t>Câu 10: Nobody called, did they?</w:t>
+      </w:r>
+    </w:p>
+    <w:p>
+      <w:pPr>
+        <w:keepNext/>
+        <w:shd w:val="clear" w:color="000000" w:fill="auto"/>
+        <w:spacing w:before="240" w:after="80"/>
+        <w:rPr>
+          <w:rFonts w:eastAsiaTheme="majorEastAsia"/>
+          <w:b/>
+          <w:color w:val="000000"/>
+          <w:spacing w:val="-10"/>
+          <w:kern w:val="28"/>
+          <w:szCs w:val="56"/>
+        </w:rPr>
+      </w:pPr>
+      <w:r>
+        <w:rPr>
+          <w:rFonts w:eastAsiaTheme="majorEastAsia"/>
+          <w:b/>
+          <w:color w:val="000000"/>
+          <w:spacing w:val="-10"/>
+          <w:kern w:val="28"/>
+          <w:szCs w:val="56"/>
+        </w:rPr>
         <w:t>PHẦN 9</w:t>
       </w:r>
     </w:p>
     <w:p>
-      <w:r>
-        <w:t>1. Yes, he is.</w:t>
-      </w:r>
-    </w:p>
-    <w:p>
-      <w:r>
-        <w:t>2. Yes, she does.</w:t>
-      </w:r>
-    </w:p>
-    <w:p>
-      <w:r>
-        <w:t>3. No, he hasn't.</w:t>
-      </w:r>
-    </w:p>
-    <w:p>
-      <w:r>
-        <w:t>4. No, he isn't.</w:t>
-      </w:r>
-    </w:p>
-    <w:p>
-      <w:r>
-        <w:t>5. He will return tomorrow.</w:t>
-      </w:r>
-    </w:p>
-    <w:p>
-      <w:r>
-        <w:t>6. Lan.</w:t>
-      </w:r>
-    </w:p>
-    <w:p>
-      <w:r>
-        <w:t>7. aren't you</w:t>
-      </w:r>
-    </w:p>
-    <w:p>
-      <w:r>
-        <w:t>8. is he</w:t>
-      </w:r>
-    </w:p>
-    <w:p>
-      <w:r>
-        <w:t>9. shall we</w:t>
-      </w:r>
-    </w:p>
-    <w:p>
-      <w:r>
-        <w:t>10. Six.</w:t>
-      </w:r>
-    </w:p>
-    <w:p>
-      <w:pPr>
-        <w:pStyle w:val="Heading1"/>
-      </w:pPr>
-      <w:r>
+      <w:pPr>
+        <w:shd w:val="clear" w:color="000000" w:fill="auto"/>
+        <w:spacing w:after="160"/>
+        <w:rPr>
+          <w:rFonts w:eastAsiaTheme="majorEastAsia"/>
+          <w:color w:val="000000"/>
+          <w:spacing w:val="-10"/>
+          <w:kern w:val="28"/>
+          <w:sz w:val="22"/>
+          <w:szCs w:val="56"/>
+        </w:rPr>
+      </w:pPr>
+      <w:r>
+        <w:rPr>
+          <w:rFonts w:eastAsiaTheme="majorEastAsia"/>
+          <w:color w:val="000000"/>
+          <w:spacing w:val="-10"/>
+          <w:kern w:val="28"/>
+          <w:sz w:val="22"/>
+          <w:szCs w:val="56"/>
+        </w:rPr>
+        <w:t>Câu 1: Yes, he is.</w:t>
+      </w:r>
+    </w:p>
+    <w:p>
+      <w:pPr>
+        <w:shd w:val="clear" w:color="000000" w:fill="auto"/>
+        <w:spacing w:after="160"/>
+        <w:rPr>
+          <w:rFonts w:eastAsiaTheme="majorEastAsia"/>
+          <w:color w:val="000000"/>
+          <w:spacing w:val="-10"/>
+          <w:kern w:val="28"/>
+          <w:sz w:val="22"/>
+          <w:szCs w:val="56"/>
+        </w:rPr>
+      </w:pPr>
+      <w:r>
+        <w:rPr>
+          <w:rFonts w:eastAsiaTheme="majorEastAsia"/>
+          <w:color w:val="000000"/>
+          <w:spacing w:val="-10"/>
+          <w:kern w:val="28"/>
+          <w:sz w:val="22"/>
+          <w:szCs w:val="56"/>
+        </w:rPr>
+        <w:t>Câu 2: Yes, she does.</w:t>
+      </w:r>
+    </w:p>
+    <w:p>
+      <w:pPr>
+        <w:shd w:val="clear" w:color="000000" w:fill="auto"/>
+        <w:spacing w:after="160"/>
+        <w:rPr>
+          <w:rFonts w:eastAsiaTheme="majorEastAsia"/>
+          <w:color w:val="000000"/>
+          <w:spacing w:val="-10"/>
+          <w:kern w:val="28"/>
+          <w:sz w:val="22"/>
+          <w:szCs w:val="56"/>
+        </w:rPr>
+      </w:pPr>
+      <w:r>
+        <w:rPr>
+          <w:rFonts w:eastAsiaTheme="majorEastAsia"/>
+          <w:color w:val="000000"/>
+          <w:spacing w:val="-10"/>
+          <w:kern w:val="28"/>
+          <w:sz w:val="22"/>
+          <w:szCs w:val="56"/>
+        </w:rPr>
+        <w:t>Câu 3: No, he hasn't.</w:t>
+      </w:r>
+    </w:p>
+    <w:p>
+      <w:pPr>
+        <w:shd w:val="clear" w:color="000000" w:fill="auto"/>
+        <w:spacing w:after="160"/>
+        <w:rPr>
+          <w:rFonts w:eastAsiaTheme="majorEastAsia"/>
+          <w:color w:val="000000"/>
+          <w:spacing w:val="-10"/>
+          <w:kern w:val="28"/>
+          <w:sz w:val="22"/>
+          <w:szCs w:val="56"/>
+        </w:rPr>
+      </w:pPr>
+      <w:r>
+        <w:rPr>
+          <w:rFonts w:eastAsiaTheme="majorEastAsia"/>
+          <w:color w:val="000000"/>
+          <w:spacing w:val="-10"/>
+          <w:kern w:val="28"/>
+          <w:sz w:val="22"/>
+          <w:szCs w:val="56"/>
+        </w:rPr>
+        <w:t>Câu 4: No, he isn't.</w:t>
+      </w:r>
+    </w:p>
+    <w:p>
+      <w:pPr>
+        <w:shd w:val="clear" w:color="000000" w:fill="auto"/>
+        <w:spacing w:after="160"/>
+        <w:rPr>
+          <w:rFonts w:eastAsiaTheme="majorEastAsia"/>
+          <w:color w:val="000000"/>
+          <w:spacing w:val="-10"/>
+          <w:kern w:val="28"/>
+          <w:sz w:val="22"/>
+          <w:szCs w:val="56"/>
+        </w:rPr>
+      </w:pPr>
+      <w:r>
+        <w:rPr>
+          <w:rFonts w:eastAsiaTheme="majorEastAsia"/>
+          <w:color w:val="000000"/>
+          <w:spacing w:val="-10"/>
+          <w:kern w:val="28"/>
+          <w:sz w:val="22"/>
+          <w:szCs w:val="56"/>
+        </w:rPr>
+        <w:t>Câu 5: He will return tomorrow.</w:t>
+      </w:r>
+    </w:p>
+    <w:p>
+      <w:pPr>
+        <w:shd w:val="clear" w:color="000000" w:fill="auto"/>
+        <w:spacing w:after="160"/>
+        <w:rPr>
+          <w:rFonts w:eastAsiaTheme="majorEastAsia"/>
+          <w:color w:val="000000"/>
+          <w:spacing w:val="-10"/>
+          <w:kern w:val="28"/>
+          <w:sz w:val="22"/>
+          <w:szCs w:val="56"/>
+        </w:rPr>
+      </w:pPr>
+      <w:r>
+        <w:rPr>
+          <w:rFonts w:eastAsiaTheme="majorEastAsia"/>
+          <w:color w:val="000000"/>
+          <w:spacing w:val="-10"/>
+          <w:kern w:val="28"/>
+          <w:sz w:val="22"/>
+          <w:szCs w:val="56"/>
+        </w:rPr>
+        <w:t>Câu 6: Mai.</w:t>
+      </w:r>
+    </w:p>
+    <w:p>
+      <w:pPr>
+        <w:shd w:val="clear" w:color="000000" w:fill="auto"/>
+        <w:spacing w:after="160"/>
+        <w:rPr>
+          <w:rFonts w:eastAsiaTheme="majorEastAsia"/>
+          <w:color w:val="000000"/>
+          <w:spacing w:val="-10"/>
+          <w:kern w:val="28"/>
+          <w:sz w:val="22"/>
+          <w:szCs w:val="56"/>
+        </w:rPr>
+      </w:pPr>
+      <w:r>
+        <w:rPr>
+          <w:rFonts w:eastAsiaTheme="majorEastAsia"/>
+          <w:color w:val="000000"/>
+          <w:spacing w:val="-10"/>
+          <w:kern w:val="28"/>
+          <w:sz w:val="22"/>
+          <w:szCs w:val="56"/>
+        </w:rPr>
+        <w:t>Câu 7: aren't you</w:t>
+      </w:r>
+    </w:p>
+    <w:p>
+      <w:pPr>
+        <w:shd w:val="clear" w:color="000000" w:fill="auto"/>
+        <w:spacing w:after="160"/>
+        <w:rPr>
+          <w:rFonts w:eastAsiaTheme="majorEastAsia"/>
+          <w:color w:val="000000"/>
+          <w:spacing w:val="-10"/>
+          <w:kern w:val="28"/>
+          <w:sz w:val="22"/>
+          <w:szCs w:val="56"/>
+        </w:rPr>
+      </w:pPr>
+      <w:r>
+        <w:rPr>
+          <w:rFonts w:eastAsiaTheme="majorEastAsia"/>
+          <w:color w:val="000000"/>
+          <w:spacing w:val="-10"/>
+          <w:kern w:val="28"/>
+          <w:sz w:val="22"/>
+          <w:szCs w:val="56"/>
+        </w:rPr>
+        <w:t>Câu 8: is he</w:t>
+      </w:r>
+    </w:p>
+    <w:p>
+      <w:pPr>
+        <w:shd w:val="clear" w:color="000000" w:fill="auto"/>
+        <w:spacing w:after="160"/>
+        <w:rPr>
+          <w:rFonts w:eastAsiaTheme="majorEastAsia"/>
+          <w:color w:val="000000"/>
+          <w:spacing w:val="-10"/>
+          <w:kern w:val="28"/>
+          <w:sz w:val="22"/>
+          <w:szCs w:val="56"/>
+        </w:rPr>
+      </w:pPr>
+      <w:r>
+        <w:rPr>
+          <w:rFonts w:eastAsiaTheme="majorEastAsia"/>
+          <w:color w:val="000000"/>
+          <w:spacing w:val="-10"/>
+          <w:kern w:val="28"/>
+          <w:sz w:val="22"/>
+          <w:szCs w:val="56"/>
+        </w:rPr>
+        <w:t>Câu 9: shall we</w:t>
+      </w:r>
+    </w:p>
+    <w:p>
+      <w:pPr>
+        <w:shd w:val="clear" w:color="000000" w:fill="auto"/>
+        <w:spacing w:after="160"/>
+        <w:rPr>
+          <w:rFonts w:eastAsiaTheme="majorEastAsia"/>
+          <w:color w:val="000000"/>
+          <w:spacing w:val="-10"/>
+          <w:kern w:val="28"/>
+          <w:sz w:val="22"/>
+          <w:szCs w:val="56"/>
+        </w:rPr>
+      </w:pPr>
+      <w:r>
+        <w:rPr>
+          <w:rFonts w:eastAsiaTheme="majorEastAsia"/>
+          <w:color w:val="000000"/>
+          <w:spacing w:val="-10"/>
+          <w:kern w:val="28"/>
+          <w:sz w:val="22"/>
+          <w:szCs w:val="56"/>
+        </w:rPr>
+        <w:t>Câu 10: Six.</w:t>
+      </w:r>
+    </w:p>
+    <w:p>
+      <w:pPr>
+        <w:keepNext/>
+        <w:shd w:val="clear" w:color="000000" w:fill="auto"/>
+        <w:spacing w:before="240" w:after="80"/>
+        <w:rPr>
+          <w:rFonts w:eastAsiaTheme="majorEastAsia"/>
+          <w:b/>
+          <w:color w:val="000000"/>
+          <w:spacing w:val="-10"/>
+          <w:kern w:val="28"/>
+          <w:szCs w:val="56"/>
+        </w:rPr>
+      </w:pPr>
+      <w:r>
+        <w:rPr>
+          <w:rFonts w:eastAsiaTheme="majorEastAsia"/>
+          <w:b/>
+          <w:color w:val="000000"/>
+          <w:spacing w:val="-10"/>
+          <w:kern w:val="28"/>
+          <w:szCs w:val="56"/>
+        </w:rPr>
         <w:t>PHẦN 10</w:t>
       </w:r>
     </w:p>
     <w:p>
-      <w:r>
-        <w:t>1. isn't it</w:t>
-      </w:r>
-    </w:p>
-    <w:p>
-      <w:r>
-        <w:t>2. don't you</w:t>
-      </w:r>
-    </w:p>
-    <w:p>
-      <w:r>
-        <w:t>3. is it</w:t>
-      </w:r>
-    </w:p>
-    <w:p>
-      <w:r>
-        <w:t>4. didn't we</w:t>
-      </w:r>
-    </w:p>
-    <w:p>
-      <w:r>
-        <w:t>5. did she</w:t>
-      </w:r>
-    </w:p>
-    <w:p>
-      <w:r>
-        <w:t>6. hasn't she</w:t>
-      </w:r>
-    </w:p>
-    <w:p>
-      <w:r>
-        <w:t>7. won't she</w:t>
-      </w:r>
-    </w:p>
-    <w:p>
-      <w:r>
-        <w:t>8. can't we</w:t>
-      </w:r>
-    </w:p>
-    <w:p>
-      <w:r>
-        <w:t>9. shall we</w:t>
-      </w:r>
-    </w:p>
-    <w:p>
-      <w:r>
-        <w:t>10. will you</w:t>
-      </w:r>
-    </w:p>
-    <w:p/>
+      <w:pPr>
+        <w:shd w:val="clear" w:color="000000" w:fill="auto"/>
+        <w:spacing w:after="160"/>
+        <w:rPr>
+          <w:rFonts w:eastAsiaTheme="majorEastAsia"/>
+          <w:color w:val="000000"/>
+          <w:spacing w:val="-10"/>
+          <w:kern w:val="28"/>
+          <w:sz w:val="22"/>
+          <w:szCs w:val="56"/>
+        </w:rPr>
+      </w:pPr>
+      <w:r>
+        <w:rPr>
+          <w:rFonts w:eastAsiaTheme="majorEastAsia"/>
+          <w:color w:val="000000"/>
+          <w:spacing w:val="-10"/>
+          <w:kern w:val="28"/>
+          <w:sz w:val="22"/>
+          <w:szCs w:val="56"/>
+        </w:rPr>
+        <w:t>Câu 1: isn't it</w:t>
+      </w:r>
+    </w:p>
+    <w:p>
+      <w:pPr>
+        <w:shd w:val="clear" w:color="000000" w:fill="auto"/>
+        <w:spacing w:after="160"/>
+        <w:rPr>
+          <w:rFonts w:eastAsiaTheme="majorEastAsia"/>
+          <w:color w:val="000000"/>
+          <w:spacing w:val="-10"/>
+          <w:kern w:val="28"/>
+          <w:sz w:val="22"/>
+          <w:szCs w:val="56"/>
+        </w:rPr>
+      </w:pPr>
+      <w:r>
+        <w:rPr>
+          <w:rFonts w:eastAsiaTheme="majorEastAsia"/>
+          <w:color w:val="000000"/>
+          <w:spacing w:val="-10"/>
+          <w:kern w:val="28"/>
+          <w:sz w:val="22"/>
+          <w:szCs w:val="56"/>
+        </w:rPr>
+        <w:t>Câu 2: don't you</w:t>
+      </w:r>
+    </w:p>
+    <w:p>
+      <w:pPr>
+        <w:shd w:val="clear" w:color="000000" w:fill="auto"/>
+        <w:spacing w:after="160"/>
+        <w:rPr>
+          <w:rFonts w:eastAsiaTheme="majorEastAsia"/>
+          <w:color w:val="000000"/>
+          <w:spacing w:val="-10"/>
+          <w:kern w:val="28"/>
+          <w:sz w:val="22"/>
+          <w:szCs w:val="56"/>
+        </w:rPr>
+      </w:pPr>
+      <w:r>
+        <w:rPr>
+          <w:rFonts w:eastAsiaTheme="majorEastAsia"/>
+          <w:color w:val="000000"/>
+          <w:spacing w:val="-10"/>
+          <w:kern w:val="28"/>
+          <w:sz w:val="22"/>
+          <w:szCs w:val="56"/>
+        </w:rPr>
+        <w:t>Câu 3: is it</w:t>
+      </w:r>
+    </w:p>
+    <w:p>
+      <w:pPr>
+        <w:shd w:val="clear" w:color="000000" w:fill="auto"/>
+        <w:spacing w:after="160"/>
+        <w:rPr>
+          <w:rFonts w:eastAsiaTheme="majorEastAsia"/>
+          <w:color w:val="000000"/>
+          <w:spacing w:val="-10"/>
+          <w:kern w:val="28"/>
+          <w:sz w:val="22"/>
+          <w:szCs w:val="56"/>
+        </w:rPr>
+      </w:pPr>
+      <w:r>
+        <w:rPr>
+          <w:rFonts w:eastAsiaTheme="majorEastAsia"/>
+          <w:color w:val="000000"/>
+          <w:spacing w:val="-10"/>
+          <w:kern w:val="28"/>
+          <w:sz w:val="22"/>
+          <w:szCs w:val="56"/>
+        </w:rPr>
+        <w:t>Câu 4: didn't we</w:t>
+      </w:r>
+    </w:p>
+    <w:p>
+      <w:pPr>
+        <w:shd w:val="clear" w:color="000000" w:fill="auto"/>
+        <w:spacing w:after="160"/>
+        <w:rPr>
+          <w:rFonts w:eastAsiaTheme="majorEastAsia"/>
+          <w:color w:val="000000"/>
+          <w:spacing w:val="-10"/>
+          <w:kern w:val="28"/>
+          <w:sz w:val="22"/>
+          <w:szCs w:val="56"/>
+        </w:rPr>
+      </w:pPr>
+      <w:r>
+        <w:rPr>
+          <w:rFonts w:eastAsiaTheme="majorEastAsia"/>
+          <w:color w:val="000000"/>
+          <w:spacing w:val="-10"/>
+          <w:kern w:val="28"/>
+          <w:sz w:val="22"/>
+          <w:szCs w:val="56"/>
+        </w:rPr>
+        <w:t>Câu 5: did she</w:t>
+      </w:r>
+    </w:p>
+    <w:p>
+      <w:pPr>
+        <w:shd w:val="clear" w:color="000000" w:fill="auto"/>
+        <w:spacing w:after="160"/>
+        <w:rPr>
+          <w:rFonts w:eastAsiaTheme="majorEastAsia"/>
+          <w:color w:val="000000"/>
+          <w:spacing w:val="-10"/>
+          <w:kern w:val="28"/>
+          <w:sz w:val="22"/>
+          <w:szCs w:val="56"/>
+        </w:rPr>
+      </w:pPr>
+      <w:r>
+        <w:rPr>
+          <w:rFonts w:eastAsiaTheme="majorEastAsia"/>
+          <w:color w:val="000000"/>
+          <w:spacing w:val="-10"/>
+          <w:kern w:val="28"/>
+          <w:sz w:val="22"/>
+          <w:szCs w:val="56"/>
+        </w:rPr>
+        <w:t>Câu 6: hasn't she</w:t>
+      </w:r>
+    </w:p>
+    <w:p>
+      <w:pPr>
+        <w:shd w:val="clear" w:color="000000" w:fill="auto"/>
+        <w:spacing w:after="160"/>
+        <w:rPr>
+          <w:rFonts w:eastAsiaTheme="majorEastAsia"/>
+          <w:color w:val="000000"/>
+          <w:spacing w:val="-10"/>
+          <w:kern w:val="28"/>
+          <w:sz w:val="22"/>
+          <w:szCs w:val="56"/>
+        </w:rPr>
+      </w:pPr>
+      <w:r>
+        <w:rPr>
+          <w:rFonts w:eastAsiaTheme="majorEastAsia"/>
+          <w:color w:val="000000"/>
+          <w:spacing w:val="-10"/>
+          <w:kern w:val="28"/>
+          <w:sz w:val="22"/>
+          <w:szCs w:val="56"/>
+        </w:rPr>
+        <w:t>Câu 7: won't she</w:t>
+      </w:r>
+    </w:p>
+    <w:p>
+      <w:pPr>
+        <w:shd w:val="clear" w:color="000000" w:fill="auto"/>
+        <w:spacing w:after="160"/>
+        <w:rPr>
+          <w:rFonts w:eastAsiaTheme="majorEastAsia"/>
+          <w:color w:val="000000"/>
+          <w:spacing w:val="-10"/>
+          <w:kern w:val="28"/>
+          <w:sz w:val="22"/>
+          <w:szCs w:val="56"/>
+        </w:rPr>
+      </w:pPr>
+      <w:r>
+        <w:rPr>
+          <w:rFonts w:eastAsiaTheme="majorEastAsia"/>
+          <w:color w:val="000000"/>
+          <w:spacing w:val="-10"/>
+          <w:kern w:val="28"/>
+          <w:sz w:val="22"/>
+          <w:szCs w:val="56"/>
+        </w:rPr>
+        <w:t>Câu 8: can't we</w:t>
+      </w:r>
+    </w:p>
+    <w:p>
+      <w:pPr>
+        <w:shd w:val="clear" w:color="000000" w:fill="auto"/>
+        <w:spacing w:after="160"/>
+        <w:rPr>
+          <w:rFonts w:eastAsiaTheme="majorEastAsia"/>
+          <w:color w:val="000000"/>
+          <w:spacing w:val="-10"/>
+          <w:kern w:val="28"/>
+          <w:sz w:val="22"/>
+          <w:szCs w:val="56"/>
+        </w:rPr>
+      </w:pPr>
+      <w:r>
+        <w:rPr>
+          <w:rFonts w:eastAsiaTheme="majorEastAsia"/>
+          <w:color w:val="000000"/>
+          <w:spacing w:val="-10"/>
+          <w:kern w:val="28"/>
+          <w:sz w:val="22"/>
+          <w:szCs w:val="56"/>
+        </w:rPr>
+        <w:t>Câu 9: shall we</w:t>
+      </w:r>
+    </w:p>
+    <w:p>
+      <w:pPr>
+        <w:shd w:val="clear" w:color="000000" w:fill="auto"/>
+        <w:spacing w:after="160"/>
+        <w:rPr>
+          <w:rFonts w:eastAsiaTheme="majorEastAsia"/>
+          <w:color w:val="000000"/>
+          <w:spacing w:val="-10"/>
+          <w:kern w:val="28"/>
+          <w:sz w:val="22"/>
+          <w:szCs w:val="56"/>
+        </w:rPr>
+      </w:pPr>
+      <w:r>
+        <w:rPr>
+          <w:rFonts w:eastAsiaTheme="majorEastAsia"/>
+          <w:color w:val="000000"/>
+          <w:spacing w:val="-10"/>
+          <w:kern w:val="28"/>
+          <w:sz w:val="22"/>
+          <w:szCs w:val="56"/>
+        </w:rPr>
+        <w:t>Câu 10: will you</w:t>
+      </w:r>
+    </w:p>
+    <w:p>
+      <w:pPr>
+        <w:shd w:val="clear" w:color="000000" w:fill="auto"/>
+        <w:spacing w:after="120"/>
+        <w:rPr>
+          <w:color w:val="000000"/>
+          <w:sz w:val="22"/>
+        </w:rPr>
+      </w:pPr>
+    </w:p>
     <w:sectPr>
       <w:pgSz w:w="12240" w:h="15840"/>
-      <w:pgMar w:top="850" w:right="1134" w:bottom="850" w:left="1134" w:header="720" w:footer="720" w:gutter="0"/>
+      <w:pgMar w:top="1134" w:right="1134" w:bottom="1134" w:left="1247" w:header="720" w:footer="720" w:gutter="0"/>
       <w:cols w:space="720"/>
       <w:docGrid w:linePitch="360"/>
     </w:sectPr>
